--- a/data/outputs/v2/General_Science/SS1.7_Microorganisms/General_Science_Microorganisms_CBE_LessonSequence.docx
+++ b/data/outputs/v2/General_Science/SS1.7_Microorganisms/General_Science_Microorganisms_CBE_LessonSequence.docx
@@ -3118,32 +3118,32 @@
         <w:tc>
           <w:tcPr>
             <w:tcW w:type="dxa" w:w="1520"/>
-            <w:shd w:fill="F2F2F2" w:color="auto" w:val="clear"/>
-            <w:tcMar>
-              <w:top w:type="dxa" w:w="60"/>
-              <w:left w:type="dxa" w:w="120"/>
-              <w:bottom w:type="dxa" w:w="60"/>
-              <w:right w:type="dxa" w:w="120"/>
-            </w:tcMar>
-            <w:vAlign w:val="top"/>
-          </w:tcPr>
-          <w:p>
-            <w:pPr>
-              <w:spacing w:after="40" w:before="0"/>
-              <w:jc w:val="left"/>
-            </w:pPr>
-            <w:r>
-              <w:rPr>
-                <w:rFonts w:ascii="Arial" w:cs="Arial" w:eastAsia="Arial" w:hAnsi="Arial"/>
-                <w:b/>
-                <w:bCs/>
-                <w:i w:val="false"/>
-                <w:iCs w:val="false"/>
-                <w:color w:val="000000"/>
-                <w:sz w:val="18"/>
-                <w:szCs w:val="18"/>
-              </w:rPr>
-              <w:t xml:space="preserve">1 — Predict Phase (Prior Knowledge Elicitation &amp; Phenomenon Launch)</w:t>
+            <w:shd w:fill="EAD1F5" w:color="auto" w:val="clear"/>
+            <w:tcMar>
+              <w:top w:type="dxa" w:w="60"/>
+              <w:left w:type="dxa" w:w="120"/>
+              <w:bottom w:type="dxa" w:w="60"/>
+              <w:right w:type="dxa" w:w="120"/>
+            </w:tcMar>
+            <w:vAlign w:val="top"/>
+          </w:tcPr>
+          <w:p>
+            <w:pPr>
+              <w:spacing w:after="40" w:before="0"/>
+              <w:jc w:val="left"/>
+            </w:pPr>
+            <w:r>
+              <w:rPr>
+                <w:rFonts w:ascii="Arial" w:cs="Arial" w:eastAsia="Arial" w:hAnsi="Arial"/>
+                <w:b/>
+                <w:bCs/>
+                <w:i w:val="false"/>
+                <w:iCs w:val="false"/>
+                <w:color w:val="000000"/>
+                <w:sz w:val="18"/>
+                <w:szCs w:val="18"/>
+              </w:rPr>
+              <w:t xml:space="preserve">Predict Phase</w:t>
             </w:r>
           </w:p>
           <w:p>
@@ -3166,7 +3166,7 @@
             <w:pPr>
               <w:spacing w:after="20" w:before="0"/>
             </w:pPr>
-            <w:hyperlink w:history="1" r:id="rId1rrokbvuuc4wvep6lif0v">
+            <w:hyperlink w:history="1" r:id="rIdbow3lolz4a9urf_o3o8-x">
               <w:r>
                 <w:rPr>
                   <w:rFonts w:ascii="Arial" w:cs="Arial" w:eastAsia="Arial" w:hAnsi="Arial"/>
@@ -3199,7 +3199,7 @@
               <w:spacing w:after="10" w:before="0"/>
               <w:ind w:left="120"/>
             </w:pPr>
-            <w:hyperlink w:history="1" r:id="rIdeujhv8gmladi7v9uu0nxy">
+            <w:hyperlink w:history="1" r:id="rId83ztamspwhi7giaupec3_">
               <w:r>
                 <w:rPr>
                   <w:rFonts w:ascii="Arial" w:cs="Arial" w:eastAsia="Arial" w:hAnsi="Arial"/>
@@ -3244,7 +3244,7 @@
             <w:pPr>
               <w:spacing w:after="20" w:before="0"/>
             </w:pPr>
-            <w:hyperlink w:history="1" r:id="rIdjzxgzavo23vgurjcffcga">
+            <w:hyperlink w:history="1" r:id="rIdnux43iahuxrd7kutgf04w">
               <w:r>
                 <w:rPr>
                   <w:rFonts w:ascii="Arial" w:cs="Arial" w:eastAsia="Arial" w:hAnsi="Arial"/>
@@ -3277,7 +3277,7 @@
               <w:spacing w:after="10" w:before="0"/>
               <w:ind w:left="120"/>
             </w:pPr>
-            <w:hyperlink w:history="1" r:id="rIdqnzylsgnojk1xoam8g7v1">
+            <w:hyperlink w:history="1" r:id="rIdbrlvenkm68brcg33bxra-">
               <w:r>
                 <w:rPr>
                   <w:rFonts w:ascii="Arial" w:cs="Arial" w:eastAsia="Arial" w:hAnsi="Arial"/>
@@ -3424,32 +3424,32 @@
         <w:tc>
           <w:tcPr>
             <w:tcW w:type="dxa" w:w="1520"/>
-            <w:shd w:fill="F2F2F2" w:color="auto" w:val="clear"/>
-            <w:tcMar>
-              <w:top w:type="dxa" w:w="60"/>
-              <w:left w:type="dxa" w:w="120"/>
-              <w:bottom w:type="dxa" w:w="60"/>
-              <w:right w:type="dxa" w:w="120"/>
-            </w:tcMar>
-            <w:vAlign w:val="top"/>
-          </w:tcPr>
-          <w:p>
-            <w:pPr>
-              <w:spacing w:after="40" w:before="0"/>
-              <w:jc w:val="left"/>
-            </w:pPr>
-            <w:r>
-              <w:rPr>
-                <w:rFonts w:ascii="Arial" w:cs="Arial" w:eastAsia="Arial" w:hAnsi="Arial"/>
-                <w:b/>
-                <w:bCs/>
-                <w:i w:val="false"/>
-                <w:iCs w:val="false"/>
-                <w:color w:val="000000"/>
-                <w:sz w:val="18"/>
-                <w:szCs w:val="18"/>
-              </w:rPr>
-              <w:t xml:space="preserve">2 — Observe Phase (Close Observation of Photographic Evidence)</w:t>
+            <w:shd w:fill="D9EEF1" w:color="auto" w:val="clear"/>
+            <w:tcMar>
+              <w:top w:type="dxa" w:w="60"/>
+              <w:left w:type="dxa" w:w="120"/>
+              <w:bottom w:type="dxa" w:w="60"/>
+              <w:right w:type="dxa" w:w="120"/>
+            </w:tcMar>
+            <w:vAlign w:val="top"/>
+          </w:tcPr>
+          <w:p>
+            <w:pPr>
+              <w:spacing w:after="40" w:before="0"/>
+              <w:jc w:val="left"/>
+            </w:pPr>
+            <w:r>
+              <w:rPr>
+                <w:rFonts w:ascii="Arial" w:cs="Arial" w:eastAsia="Arial" w:hAnsi="Arial"/>
+                <w:b/>
+                <w:bCs/>
+                <w:i w:val="false"/>
+                <w:iCs w:val="false"/>
+                <w:color w:val="000000"/>
+                <w:sz w:val="18"/>
+                <w:szCs w:val="18"/>
+              </w:rPr>
+              <w:t xml:space="preserve">Observe Phase</w:t>
             </w:r>
           </w:p>
           <w:p>
@@ -3472,7 +3472,7 @@
             <w:pPr>
               <w:spacing w:after="20" w:before="0"/>
             </w:pPr>
-            <w:hyperlink w:history="1" r:id="rIdunsut7ft-3zuibzehp8re">
+            <w:hyperlink w:history="1" r:id="rIdlyqtiaqw3hhosgzakiovt">
               <w:r>
                 <w:rPr>
                   <w:rFonts w:ascii="Arial" w:cs="Arial" w:eastAsia="Arial" w:hAnsi="Arial"/>
@@ -3505,7 +3505,7 @@
               <w:spacing w:after="10" w:before="0"/>
               <w:ind w:left="120"/>
             </w:pPr>
-            <w:hyperlink w:history="1" r:id="rIdqxe_zqkddxmunfwnathd_">
+            <w:hyperlink w:history="1" r:id="rId4qlvkflyfjou4l2zoexmf">
               <w:r>
                 <w:rPr>
                   <w:rFonts w:ascii="Arial" w:cs="Arial" w:eastAsia="Arial" w:hAnsi="Arial"/>
@@ -3550,7 +3550,7 @@
             <w:pPr>
               <w:spacing w:after="20" w:before="0"/>
             </w:pPr>
-            <w:hyperlink w:history="1" r:id="rId7_nxk8xfn2f9mlhvv5azt">
+            <w:hyperlink w:history="1" r:id="rIdmv1syfleataocy9z5a9gs">
               <w:r>
                 <w:rPr>
                   <w:rFonts w:ascii="Arial" w:cs="Arial" w:eastAsia="Arial" w:hAnsi="Arial"/>
@@ -3583,7 +3583,7 @@
               <w:spacing w:after="10" w:before="0"/>
               <w:ind w:left="120"/>
             </w:pPr>
-            <w:hyperlink w:history="1" r:id="rIdmuhzk772jrj1ojbks7aef">
+            <w:hyperlink w:history="1" r:id="rIdviw0yuod01swxqrdtcwiy">
               <w:r>
                 <w:rPr>
                   <w:rFonts w:ascii="Arial" w:cs="Arial" w:eastAsia="Arial" w:hAnsi="Arial"/>
@@ -3730,32 +3730,32 @@
         <w:tc>
           <w:tcPr>
             <w:tcW w:type="dxa" w:w="1520"/>
-            <w:shd w:fill="F2F2F2" w:color="auto" w:val="clear"/>
-            <w:tcMar>
-              <w:top w:type="dxa" w:w="60"/>
-              <w:left w:type="dxa" w:w="120"/>
-              <w:bottom w:type="dxa" w:w="60"/>
-              <w:right w:type="dxa" w:w="120"/>
-            </w:tcMar>
-            <w:vAlign w:val="top"/>
-          </w:tcPr>
-          <w:p>
-            <w:pPr>
-              <w:spacing w:after="40" w:before="0"/>
-              <w:jc w:val="left"/>
-            </w:pPr>
-            <w:r>
-              <w:rPr>
-                <w:rFonts w:ascii="Arial" w:cs="Arial" w:eastAsia="Arial" w:hAnsi="Arial"/>
-                <w:b/>
-                <w:bCs/>
-                <w:i w:val="false"/>
-                <w:iCs w:val="false"/>
-                <w:color w:val="000000"/>
-                <w:sz w:val="18"/>
-                <w:szCs w:val="18"/>
-              </w:rPr>
-              <w:t xml:space="preserve">3 — Explain Phase (Mapping Prior Knowledge — KWN Chart)</w:t>
+            <w:shd w:fill="E2EFDA" w:color="auto" w:val="clear"/>
+            <w:tcMar>
+              <w:top w:type="dxa" w:w="60"/>
+              <w:left w:type="dxa" w:w="120"/>
+              <w:bottom w:type="dxa" w:w="60"/>
+              <w:right w:type="dxa" w:w="120"/>
+            </w:tcMar>
+            <w:vAlign w:val="top"/>
+          </w:tcPr>
+          <w:p>
+            <w:pPr>
+              <w:spacing w:after="40" w:before="0"/>
+              <w:jc w:val="left"/>
+            </w:pPr>
+            <w:r>
+              <w:rPr>
+                <w:rFonts w:ascii="Arial" w:cs="Arial" w:eastAsia="Arial" w:hAnsi="Arial"/>
+                <w:b/>
+                <w:bCs/>
+                <w:i w:val="false"/>
+                <w:iCs w:val="false"/>
+                <w:color w:val="000000"/>
+                <w:sz w:val="18"/>
+                <w:szCs w:val="18"/>
+              </w:rPr>
+              <w:t xml:space="preserve">Explain Phase</w:t>
             </w:r>
           </w:p>
           <w:p>
@@ -3778,7 +3778,7 @@
             <w:pPr>
               <w:spacing w:after="20" w:before="0"/>
             </w:pPr>
-            <w:hyperlink w:history="1" r:id="rIdgjr7lxqbsemojmp7uih3l">
+            <w:hyperlink w:history="1" r:id="rIdcu287zyfjbw4wigejs6we">
               <w:r>
                 <w:rPr>
                   <w:rFonts w:ascii="Arial" w:cs="Arial" w:eastAsia="Arial" w:hAnsi="Arial"/>
@@ -3811,7 +3811,7 @@
               <w:spacing w:after="10" w:before="0"/>
               <w:ind w:left="120"/>
             </w:pPr>
-            <w:hyperlink w:history="1" r:id="rId5mzegwgdpzg4clfugbg4t">
+            <w:hyperlink w:history="1" r:id="rIdvi_etnbgpfizw4smaii_3">
               <w:r>
                 <w:rPr>
                   <w:rFonts w:ascii="Arial" w:cs="Arial" w:eastAsia="Arial" w:hAnsi="Arial"/>
@@ -3856,7 +3856,7 @@
             <w:pPr>
               <w:spacing w:after="20" w:before="0"/>
             </w:pPr>
-            <w:hyperlink w:history="1" r:id="rIdhvtdu7nzbfnrztbl_pias">
+            <w:hyperlink w:history="1" r:id="rId33jehqbxbbkwovpcolip0">
               <w:r>
                 <w:rPr>
                   <w:rFonts w:ascii="Arial" w:cs="Arial" w:eastAsia="Arial" w:hAnsi="Arial"/>
@@ -3889,7 +3889,7 @@
               <w:spacing w:after="10" w:before="0"/>
               <w:ind w:left="120"/>
             </w:pPr>
-            <w:hyperlink w:history="1" r:id="rId8bbmdlvmgpaxp_kvgv3u9">
+            <w:hyperlink w:history="1" r:id="rId0b7pe31cn02wliyv6oalc">
               <w:r>
                 <w:rPr>
                   <w:rFonts w:ascii="Arial" w:cs="Arial" w:eastAsia="Arial" w:hAnsi="Arial"/>
@@ -4036,32 +4036,32 @@
         <w:tc>
           <w:tcPr>
             <w:tcW w:type="dxa" w:w="1520"/>
-            <w:shd w:fill="F2F2F2" w:color="auto" w:val="clear"/>
-            <w:tcMar>
-              <w:top w:type="dxa" w:w="60"/>
-              <w:left w:type="dxa" w:w="120"/>
-              <w:bottom w:type="dxa" w:w="60"/>
-              <w:right w:type="dxa" w:w="120"/>
-            </w:tcMar>
-            <w:vAlign w:val="top"/>
-          </w:tcPr>
-          <w:p>
-            <w:pPr>
-              <w:spacing w:after="40" w:before="0"/>
-              <w:jc w:val="left"/>
-            </w:pPr>
-            <w:r>
-              <w:rPr>
-                <w:rFonts w:ascii="Arial" w:cs="Arial" w:eastAsia="Arial" w:hAnsi="Arial"/>
-                <w:b/>
-                <w:bCs/>
-                <w:i w:val="false"/>
-                <w:iCs w:val="false"/>
-                <w:color w:val="000000"/>
-                <w:sz w:val="18"/>
-                <w:szCs w:val="18"/>
-              </w:rPr>
-              <w:t xml:space="preserve">4 — Driving Question Board (DQB) Creation</w:t>
+            <w:shd w:fill="FCE4D6" w:color="auto" w:val="clear"/>
+            <w:tcMar>
+              <w:top w:type="dxa" w:w="60"/>
+              <w:left w:type="dxa" w:w="120"/>
+              <w:bottom w:type="dxa" w:w="60"/>
+              <w:right w:type="dxa" w:w="120"/>
+            </w:tcMar>
+            <w:vAlign w:val="top"/>
+          </w:tcPr>
+          <w:p>
+            <w:pPr>
+              <w:spacing w:after="40" w:before="0"/>
+              <w:jc w:val="left"/>
+            </w:pPr>
+            <w:r>
+              <w:rPr>
+                <w:rFonts w:ascii="Arial" w:cs="Arial" w:eastAsia="Arial" w:hAnsi="Arial"/>
+                <w:b/>
+                <w:bCs/>
+                <w:i w:val="false"/>
+                <w:iCs w:val="false"/>
+                <w:color w:val="000000"/>
+                <w:sz w:val="18"/>
+                <w:szCs w:val="18"/>
+              </w:rPr>
+              <w:t xml:space="preserve">Driving Question Board (DQB) Creation</w:t>
             </w:r>
           </w:p>
           <w:p>
@@ -4084,7 +4084,7 @@
             <w:pPr>
               <w:spacing w:after="20" w:before="0"/>
             </w:pPr>
-            <w:hyperlink w:history="1" r:id="rIdxv_aydye4rmj86h_4zhid">
+            <w:hyperlink w:history="1" r:id="rIdocq5xrlaa7fxnjyy-o5ye">
               <w:r>
                 <w:rPr>
                   <w:rFonts w:ascii="Arial" w:cs="Arial" w:eastAsia="Arial" w:hAnsi="Arial"/>
@@ -4117,7 +4117,7 @@
               <w:spacing w:after="10" w:before="0"/>
               <w:ind w:left="120"/>
             </w:pPr>
-            <w:hyperlink w:history="1" r:id="rId1uagjzjm2r6btmwcqw36i">
+            <w:hyperlink w:history="1" r:id="rIdtrsalgjkmqko_rriijafx">
               <w:r>
                 <w:rPr>
                   <w:rFonts w:ascii="Arial" w:cs="Arial" w:eastAsia="Arial" w:hAnsi="Arial"/>
@@ -4162,7 +4162,7 @@
             <w:pPr>
               <w:spacing w:after="20" w:before="0"/>
             </w:pPr>
-            <w:hyperlink w:history="1" r:id="rIdzvpuwz_mkalsgqfxnddki">
+            <w:hyperlink w:history="1" r:id="rIdkvvueijqurgzyjc4tlw7f">
               <w:r>
                 <w:rPr>
                   <w:rFonts w:ascii="Arial" w:cs="Arial" w:eastAsia="Arial" w:hAnsi="Arial"/>
@@ -4195,7 +4195,7 @@
               <w:spacing w:after="10" w:before="0"/>
               <w:ind w:left="120"/>
             </w:pPr>
-            <w:hyperlink w:history="1" r:id="rIdxcybxznj1szfrpmdmbelk">
+            <w:hyperlink w:history="1" r:id="rIdrh8jk5hx4mduh2t02acoc">
               <w:r>
                 <w:rPr>
                   <w:rFonts w:ascii="Arial" w:cs="Arial" w:eastAsia="Arial" w:hAnsi="Arial"/>
@@ -4342,32 +4342,32 @@
         <w:tc>
           <w:tcPr>
             <w:tcW w:type="dxa" w:w="1520"/>
-            <w:shd w:fill="F2F2F2" w:color="auto" w:val="clear"/>
-            <w:tcMar>
-              <w:top w:type="dxa" w:w="60"/>
-              <w:left w:type="dxa" w:w="120"/>
-              <w:bottom w:type="dxa" w:w="60"/>
-              <w:right w:type="dxa" w:w="120"/>
-            </w:tcMar>
-            <w:vAlign w:val="top"/>
-          </w:tcPr>
-          <w:p>
-            <w:pPr>
-              <w:spacing w:after="40" w:before="0"/>
-              <w:jc w:val="left"/>
-            </w:pPr>
-            <w:r>
-              <w:rPr>
-                <w:rFonts w:ascii="Arial" w:cs="Arial" w:eastAsia="Arial" w:hAnsi="Arial"/>
-                <w:b/>
-                <w:bCs/>
-                <w:i w:val="false"/>
-                <w:iCs w:val="false"/>
-                <w:color w:val="000000"/>
-                <w:sz w:val="18"/>
-                <w:szCs w:val="18"/>
-              </w:rPr>
-              <w:t xml:space="preserve">5 — Model Building Phase (Initial Mental Model Sketch)</w:t>
+            <w:shd w:fill="D5E8F0" w:color="auto" w:val="clear"/>
+            <w:tcMar>
+              <w:top w:type="dxa" w:w="60"/>
+              <w:left w:type="dxa" w:w="120"/>
+              <w:bottom w:type="dxa" w:w="60"/>
+              <w:right w:type="dxa" w:w="120"/>
+            </w:tcMar>
+            <w:vAlign w:val="top"/>
+          </w:tcPr>
+          <w:p>
+            <w:pPr>
+              <w:spacing w:after="40" w:before="0"/>
+              <w:jc w:val="left"/>
+            </w:pPr>
+            <w:r>
+              <w:rPr>
+                <w:rFonts w:ascii="Arial" w:cs="Arial" w:eastAsia="Arial" w:hAnsi="Arial"/>
+                <w:b/>
+                <w:bCs/>
+                <w:i w:val="false"/>
+                <w:iCs w:val="false"/>
+                <w:color w:val="000000"/>
+                <w:sz w:val="18"/>
+                <w:szCs w:val="18"/>
+              </w:rPr>
+              <w:t xml:space="preserve">Model Building Phase</w:t>
             </w:r>
           </w:p>
           <w:p>
@@ -4390,7 +4390,7 @@
             <w:pPr>
               <w:spacing w:after="20" w:before="0"/>
             </w:pPr>
-            <w:hyperlink w:history="1" r:id="rIdzmmc3e7yeav0bzcm5dcsr">
+            <w:hyperlink w:history="1" r:id="rIduihn987e6thtnkm_-lx9b">
               <w:r>
                 <w:rPr>
                   <w:rFonts w:ascii="Arial" w:cs="Arial" w:eastAsia="Arial" w:hAnsi="Arial"/>
@@ -4423,7 +4423,7 @@
               <w:spacing w:after="10" w:before="0"/>
               <w:ind w:left="120"/>
             </w:pPr>
-            <w:hyperlink w:history="1" r:id="rId_ajwamguapswuzh2s0pyq">
+            <w:hyperlink w:history="1" r:id="rIdinfix0jpuhbynrfevls1o">
               <w:r>
                 <w:rPr>
                   <w:rFonts w:ascii="Arial" w:cs="Arial" w:eastAsia="Arial" w:hAnsi="Arial"/>
@@ -4468,7 +4468,7 @@
             <w:pPr>
               <w:spacing w:after="20" w:before="0"/>
             </w:pPr>
-            <w:hyperlink w:history="1" r:id="rIddr9art-6qkhp32gqni788">
+            <w:hyperlink w:history="1" r:id="rIdffmp9h5daeqqgj1sx0u4d">
               <w:r>
                 <w:rPr>
                   <w:rFonts w:ascii="Arial" w:cs="Arial" w:eastAsia="Arial" w:hAnsi="Arial"/>
@@ -4501,7 +4501,7 @@
               <w:spacing w:after="10" w:before="0"/>
               <w:ind w:left="120"/>
             </w:pPr>
-            <w:hyperlink w:history="1" r:id="rId6btoo2kqbqbtuqgfvriej">
+            <w:hyperlink w:history="1" r:id="rIdhptkw_r5guh1kqdid72uw">
               <w:r>
                 <w:rPr>
                   <w:rFonts w:ascii="Arial" w:cs="Arial" w:eastAsia="Arial" w:hAnsi="Arial"/>
@@ -5970,7 +5970,7 @@
             <w:pPr>
               <w:spacing w:after="20" w:before="0"/>
             </w:pPr>
-            <w:hyperlink w:history="1" r:id="rId9s1cikdu4eigytfhvoqw6">
+            <w:hyperlink w:history="1" r:id="rIdnn2ym81rteoumsvqy2gyg">
               <w:r>
                 <w:rPr>
                   <w:rFonts w:ascii="Arial" w:cs="Arial" w:eastAsia="Arial" w:hAnsi="Arial"/>
@@ -6003,7 +6003,7 @@
               <w:spacing w:after="10" w:before="0"/>
               <w:ind w:left="120"/>
             </w:pPr>
-            <w:hyperlink w:history="1" r:id="rIdjxucvvvzccvz-jcokk2y3">
+            <w:hyperlink w:history="1" r:id="rIdx07o2y5utdhzqzcglxpbu">
               <w:r>
                 <w:rPr>
                   <w:rFonts w:ascii="Arial" w:cs="Arial" w:eastAsia="Arial" w:hAnsi="Arial"/>
@@ -6048,7 +6048,7 @@
             <w:pPr>
               <w:spacing w:after="20" w:before="0"/>
             </w:pPr>
-            <w:hyperlink w:history="1" r:id="rIdnsll8gpyippnssa0j8tj3">
+            <w:hyperlink w:history="1" r:id="rIdfwi-lzjvro9y82thy2xlu">
               <w:r>
                 <w:rPr>
                   <w:rFonts w:ascii="Arial" w:cs="Arial" w:eastAsia="Arial" w:hAnsi="Arial"/>
@@ -6081,7 +6081,7 @@
               <w:spacing w:after="10" w:before="0"/>
               <w:ind w:left="120"/>
             </w:pPr>
-            <w:hyperlink w:history="1" r:id="rIdp6mxyc9feluoqqyjiuo1e">
+            <w:hyperlink w:history="1" r:id="rIdhoj8o2ceqi9anzgv-tht1">
               <w:r>
                 <w:rPr>
                   <w:rFonts w:ascii="Arial" w:cs="Arial" w:eastAsia="Arial" w:hAnsi="Arial"/>
@@ -6276,7 +6276,7 @@
             <w:pPr>
               <w:spacing w:after="20" w:before="0"/>
             </w:pPr>
-            <w:hyperlink w:history="1" r:id="rIdc1kajiswo84kzedjuid37">
+            <w:hyperlink w:history="1" r:id="rIdab4ozkfcxug3zbn_ttaot">
               <w:r>
                 <w:rPr>
                   <w:rFonts w:ascii="Arial" w:cs="Arial" w:eastAsia="Arial" w:hAnsi="Arial"/>
@@ -6309,7 +6309,7 @@
               <w:spacing w:after="10" w:before="0"/>
               <w:ind w:left="120"/>
             </w:pPr>
-            <w:hyperlink w:history="1" r:id="rIdw9rfv9bsq7-drcpopy30w">
+            <w:hyperlink w:history="1" r:id="rIdxmjpeaq56-8ovrryfqqcg">
               <w:r>
                 <w:rPr>
                   <w:rFonts w:ascii="Arial" w:cs="Arial" w:eastAsia="Arial" w:hAnsi="Arial"/>
@@ -6354,7 +6354,7 @@
             <w:pPr>
               <w:spacing w:after="20" w:before="0"/>
             </w:pPr>
-            <w:hyperlink w:history="1" r:id="rIdqzkudvl4tuy6vktc1o8na">
+            <w:hyperlink w:history="1" r:id="rIdioxytgzvjdghxy-xzkrbe">
               <w:r>
                 <w:rPr>
                   <w:rFonts w:ascii="Arial" w:cs="Arial" w:eastAsia="Arial" w:hAnsi="Arial"/>
@@ -6387,7 +6387,7 @@
               <w:spacing w:after="10" w:before="0"/>
               <w:ind w:left="120"/>
             </w:pPr>
-            <w:hyperlink w:history="1" r:id="rId4ktpckok9vykf3pffa1ri">
+            <w:hyperlink w:history="1" r:id="rId_1jeww4vztdupoiisvz0f">
               <w:r>
                 <w:rPr>
                   <w:rFonts w:ascii="Arial" w:cs="Arial" w:eastAsia="Arial" w:hAnsi="Arial"/>
@@ -6582,7 +6582,7 @@
             <w:pPr>
               <w:spacing w:after="20" w:before="0"/>
             </w:pPr>
-            <w:hyperlink w:history="1" r:id="rIdkeblgucpv1yncfb6uxx3h">
+            <w:hyperlink w:history="1" r:id="rIdd4j7r4begedk1vpw8edbk">
               <w:r>
                 <w:rPr>
                   <w:rFonts w:ascii="Arial" w:cs="Arial" w:eastAsia="Arial" w:hAnsi="Arial"/>
@@ -6615,7 +6615,7 @@
               <w:spacing w:after="10" w:before="0"/>
               <w:ind w:left="120"/>
             </w:pPr>
-            <w:hyperlink w:history="1" r:id="rIdlxhthpz3-6us0bfedoaao">
+            <w:hyperlink w:history="1" r:id="rIdosvvy0wlxy5zunsz5f9wd">
               <w:r>
                 <w:rPr>
                   <w:rFonts w:ascii="Arial" w:cs="Arial" w:eastAsia="Arial" w:hAnsi="Arial"/>
@@ -6660,7 +6660,7 @@
             <w:pPr>
               <w:spacing w:after="20" w:before="0"/>
             </w:pPr>
-            <w:hyperlink w:history="1" r:id="rIdwbkr0vnxupd0kut18plg7">
+            <w:hyperlink w:history="1" r:id="rIddovrdi8qlbddnduxjvsot">
               <w:r>
                 <w:rPr>
                   <w:rFonts w:ascii="Arial" w:cs="Arial" w:eastAsia="Arial" w:hAnsi="Arial"/>
@@ -6693,7 +6693,7 @@
               <w:spacing w:after="10" w:before="0"/>
               <w:ind w:left="120"/>
             </w:pPr>
-            <w:hyperlink w:history="1" r:id="rIdhvnuwmpfw3ujsfngebdeu">
+            <w:hyperlink w:history="1" r:id="rIdj3bsva008kmjxs6xh9ni8">
               <w:r>
                 <w:rPr>
                   <w:rFonts w:ascii="Arial" w:cs="Arial" w:eastAsia="Arial" w:hAnsi="Arial"/>
@@ -6888,7 +6888,7 @@
             <w:pPr>
               <w:spacing w:after="20" w:before="0"/>
             </w:pPr>
-            <w:hyperlink w:history="1" r:id="rIdoqpj9moohlqvxk2yyvzo6">
+            <w:hyperlink w:history="1" r:id="rIdsczb6lyeixrr0zwa1aen0">
               <w:r>
                 <w:rPr>
                   <w:rFonts w:ascii="Arial" w:cs="Arial" w:eastAsia="Arial" w:hAnsi="Arial"/>
@@ -6921,7 +6921,7 @@
               <w:spacing w:after="10" w:before="0"/>
               <w:ind w:left="120"/>
             </w:pPr>
-            <w:hyperlink w:history="1" r:id="rId5lhy6ewgc_1xd-wkn_njf">
+            <w:hyperlink w:history="1" r:id="rIdqhdxw2z9z633kgkpvk6o3">
               <w:r>
                 <w:rPr>
                   <w:rFonts w:ascii="Arial" w:cs="Arial" w:eastAsia="Arial" w:hAnsi="Arial"/>
@@ -6966,7 +6966,7 @@
             <w:pPr>
               <w:spacing w:after="20" w:before="0"/>
             </w:pPr>
-            <w:hyperlink w:history="1" r:id="rIdcfisuaxt1oftbosistsbo">
+            <w:hyperlink w:history="1" r:id="rIdzxo4nys8wnpmfnmqxokjv">
               <w:r>
                 <w:rPr>
                   <w:rFonts w:ascii="Arial" w:cs="Arial" w:eastAsia="Arial" w:hAnsi="Arial"/>
@@ -6999,7 +6999,7 @@
               <w:spacing w:after="10" w:before="0"/>
               <w:ind w:left="120"/>
             </w:pPr>
-            <w:hyperlink w:history="1" r:id="rIdvuexjz5t4ap2xvbfnowaj">
+            <w:hyperlink w:history="1" r:id="rIdljxhlzgvy13t3hi9ilkfk">
               <w:r>
                 <w:rPr>
                   <w:rFonts w:ascii="Arial" w:cs="Arial" w:eastAsia="Arial" w:hAnsi="Arial"/>
@@ -7194,7 +7194,7 @@
             <w:pPr>
               <w:spacing w:after="20" w:before="0"/>
             </w:pPr>
-            <w:hyperlink w:history="1" r:id="rIdrcylbixjex58llqki5xo6">
+            <w:hyperlink w:history="1" r:id="rId-jis8cdw-xekxgptkayqs">
               <w:r>
                 <w:rPr>
                   <w:rFonts w:ascii="Arial" w:cs="Arial" w:eastAsia="Arial" w:hAnsi="Arial"/>
@@ -7227,7 +7227,7 @@
               <w:spacing w:after="10" w:before="0"/>
               <w:ind w:left="120"/>
             </w:pPr>
-            <w:hyperlink w:history="1" r:id="rIdqmmsbwy_wdcvgjoz8ljh4">
+            <w:hyperlink w:history="1" r:id="rIdgdiz6hyykenmfd5sfnwu2">
               <w:r>
                 <w:rPr>
                   <w:rFonts w:ascii="Arial" w:cs="Arial" w:eastAsia="Arial" w:hAnsi="Arial"/>
@@ -7272,7 +7272,7 @@
             <w:pPr>
               <w:spacing w:after="20" w:before="0"/>
             </w:pPr>
-            <w:hyperlink w:history="1" r:id="rIdppyvtxvcmgav00o_bt1gm">
+            <w:hyperlink w:history="1" r:id="rIdjbisuozwqjbepfqxya_lp">
               <w:r>
                 <w:rPr>
                   <w:rFonts w:ascii="Arial" w:cs="Arial" w:eastAsia="Arial" w:hAnsi="Arial"/>
@@ -7305,7 +7305,7 @@
               <w:spacing w:after="10" w:before="0"/>
               <w:ind w:left="120"/>
             </w:pPr>
-            <w:hyperlink w:history="1" r:id="rId-iu-sulkxfqydrzwrco1k">
+            <w:hyperlink w:history="1" r:id="rId-c05or1jpd4fsabgzxw08">
               <w:r>
                 <w:rPr>
                   <w:rFonts w:ascii="Arial" w:cs="Arial" w:eastAsia="Arial" w:hAnsi="Arial"/>
@@ -8744,32 +8744,32 @@
         <w:tc>
           <w:tcPr>
             <w:tcW w:type="dxa" w:w="1520"/>
-            <w:shd w:fill="F2F2F2" w:color="auto" w:val="clear"/>
-            <w:tcMar>
-              <w:top w:type="dxa" w:w="60"/>
-              <w:left w:type="dxa" w:w="120"/>
-              <w:bottom w:type="dxa" w:w="60"/>
-              <w:right w:type="dxa" w:w="120"/>
-            </w:tcMar>
-            <w:vAlign w:val="top"/>
-          </w:tcPr>
-          <w:p>
-            <w:pPr>
-              <w:spacing w:after="40" w:before="0"/>
-              <w:jc w:val="left"/>
-            </w:pPr>
-            <w:r>
-              <w:rPr>
-                <w:rFonts w:ascii="Arial" w:cs="Arial" w:eastAsia="Arial" w:hAnsi="Arial"/>
-                <w:b/>
-                <w:bCs/>
-                <w:i w:val="false"/>
-                <w:iCs w:val="false"/>
-                <w:color w:val="000000"/>
-                <w:sz w:val="18"/>
-                <w:szCs w:val="18"/>
-              </w:rPr>
-              <w:t xml:space="preserve">Phase 1 — Predict (0–10 min)</w:t>
+            <w:shd w:fill="EAD1F5" w:color="auto" w:val="clear"/>
+            <w:tcMar>
+              <w:top w:type="dxa" w:w="60"/>
+              <w:left w:type="dxa" w:w="120"/>
+              <w:bottom w:type="dxa" w:w="60"/>
+              <w:right w:type="dxa" w:w="120"/>
+            </w:tcMar>
+            <w:vAlign w:val="top"/>
+          </w:tcPr>
+          <w:p>
+            <w:pPr>
+              <w:spacing w:after="40" w:before="0"/>
+              <w:jc w:val="left"/>
+            </w:pPr>
+            <w:r>
+              <w:rPr>
+                <w:rFonts w:ascii="Arial" w:cs="Arial" w:eastAsia="Arial" w:hAnsi="Arial"/>
+                <w:b/>
+                <w:bCs/>
+                <w:i w:val="false"/>
+                <w:iCs w:val="false"/>
+                <w:color w:val="000000"/>
+                <w:sz w:val="18"/>
+                <w:szCs w:val="18"/>
+              </w:rPr>
+              <w:t xml:space="preserve">Predict Phase</w:t>
             </w:r>
           </w:p>
           <w:p>
@@ -8792,7 +8792,7 @@
             <w:pPr>
               <w:spacing w:after="20" w:before="0"/>
             </w:pPr>
-            <w:hyperlink w:history="1" r:id="rId30tnncsvc9ohxxeghjv9p">
+            <w:hyperlink w:history="1" r:id="rIdgmvebd_bbkc8kyrnewx0w">
               <w:r>
                 <w:rPr>
                   <w:rFonts w:ascii="Arial" w:cs="Arial" w:eastAsia="Arial" w:hAnsi="Arial"/>
@@ -8825,7 +8825,7 @@
               <w:spacing w:after="10" w:before="0"/>
               <w:ind w:left="120"/>
             </w:pPr>
-            <w:hyperlink w:history="1" r:id="rIds7tvb0w6vs0mkeoxdeujg">
+            <w:hyperlink w:history="1" r:id="rIdeyr5ubuzkcsifr5e9qljx">
               <w:r>
                 <w:rPr>
                   <w:rFonts w:ascii="Arial" w:cs="Arial" w:eastAsia="Arial" w:hAnsi="Arial"/>
@@ -8870,7 +8870,7 @@
             <w:pPr>
               <w:spacing w:after="20" w:before="0"/>
             </w:pPr>
-            <w:hyperlink w:history="1" r:id="rId5rr9taa2bxp81damysbxv">
+            <w:hyperlink w:history="1" r:id="rIdqvpnrdhhr9zbezuinjsyt">
               <w:r>
                 <w:rPr>
                   <w:rFonts w:ascii="Arial" w:cs="Arial" w:eastAsia="Arial" w:hAnsi="Arial"/>
@@ -8903,7 +8903,7 @@
               <w:spacing w:after="10" w:before="0"/>
               <w:ind w:left="120"/>
             </w:pPr>
-            <w:hyperlink w:history="1" r:id="rIdao2j5qvdcixncakup52yf">
+            <w:hyperlink w:history="1" r:id="rIdsiyrneuvy-w2kbb4cckrj">
               <w:r>
                 <w:rPr>
                   <w:rFonts w:ascii="Arial" w:cs="Arial" w:eastAsia="Arial" w:hAnsi="Arial"/>
@@ -9050,32 +9050,32 @@
         <w:tc>
           <w:tcPr>
             <w:tcW w:type="dxa" w:w="1520"/>
-            <w:shd w:fill="F2F2F2" w:color="auto" w:val="clear"/>
-            <w:tcMar>
-              <w:top w:type="dxa" w:w="60"/>
-              <w:left w:type="dxa" w:w="120"/>
-              <w:bottom w:type="dxa" w:w="60"/>
-              <w:right w:type="dxa" w:w="120"/>
-            </w:tcMar>
-            <w:vAlign w:val="top"/>
-          </w:tcPr>
-          <w:p>
-            <w:pPr>
-              <w:spacing w:after="40" w:before="0"/>
-              <w:jc w:val="left"/>
-            </w:pPr>
-            <w:r>
-              <w:rPr>
-                <w:rFonts w:ascii="Arial" w:cs="Arial" w:eastAsia="Arial" w:hAnsi="Arial"/>
-                <w:b/>
-                <w:bCs/>
-                <w:i w:val="false"/>
-                <w:iCs w:val="false"/>
-                <w:color w:val="000000"/>
-                <w:sz w:val="18"/>
-                <w:szCs w:val="18"/>
-              </w:rPr>
-              <w:t xml:space="preserve">Phase 2 — Observe: Expert Group Research (10–40 min)</w:t>
+            <w:shd w:fill="D9EEF1" w:color="auto" w:val="clear"/>
+            <w:tcMar>
+              <w:top w:type="dxa" w:w="60"/>
+              <w:left w:type="dxa" w:w="120"/>
+              <w:bottom w:type="dxa" w:w="60"/>
+              <w:right w:type="dxa" w:w="120"/>
+            </w:tcMar>
+            <w:vAlign w:val="top"/>
+          </w:tcPr>
+          <w:p>
+            <w:pPr>
+              <w:spacing w:after="40" w:before="0"/>
+              <w:jc w:val="left"/>
+            </w:pPr>
+            <w:r>
+              <w:rPr>
+                <w:rFonts w:ascii="Arial" w:cs="Arial" w:eastAsia="Arial" w:hAnsi="Arial"/>
+                <w:b/>
+                <w:bCs/>
+                <w:i w:val="false"/>
+                <w:iCs w:val="false"/>
+                <w:color w:val="000000"/>
+                <w:sz w:val="18"/>
+                <w:szCs w:val="18"/>
+              </w:rPr>
+              <w:t xml:space="preserve">Observe Phase</w:t>
             </w:r>
           </w:p>
           <w:p>
@@ -9098,7 +9098,7 @@
             <w:pPr>
               <w:spacing w:after="20" w:before="0"/>
             </w:pPr>
-            <w:hyperlink w:history="1" r:id="rIdv-mor3tttmz1qem0nmwkd">
+            <w:hyperlink w:history="1" r:id="rIdn0djlhlfju3fp011gsabo">
               <w:r>
                 <w:rPr>
                   <w:rFonts w:ascii="Arial" w:cs="Arial" w:eastAsia="Arial" w:hAnsi="Arial"/>
@@ -9131,7 +9131,7 @@
               <w:spacing w:after="10" w:before="0"/>
               <w:ind w:left="120"/>
             </w:pPr>
-            <w:hyperlink w:history="1" r:id="rIdkjsbqylzu3e7oyyt5kmjz">
+            <w:hyperlink w:history="1" r:id="rIds5bqavmpv-1cfblfx9hvd">
               <w:r>
                 <w:rPr>
                   <w:rFonts w:ascii="Arial" w:cs="Arial" w:eastAsia="Arial" w:hAnsi="Arial"/>
@@ -9176,7 +9176,7 @@
             <w:pPr>
               <w:spacing w:after="20" w:before="0"/>
             </w:pPr>
-            <w:hyperlink w:history="1" r:id="rId-mcsmwfen_6e7hohbc1kt">
+            <w:hyperlink w:history="1" r:id="rIdvigsmjo7_rzy0q-zfmhiy">
               <w:r>
                 <w:rPr>
                   <w:rFonts w:ascii="Arial" w:cs="Arial" w:eastAsia="Arial" w:hAnsi="Arial"/>
@@ -9209,7 +9209,7 @@
               <w:spacing w:after="10" w:before="0"/>
               <w:ind w:left="120"/>
             </w:pPr>
-            <w:hyperlink w:history="1" r:id="rId-opbwwhdizimhrylui14e">
+            <w:hyperlink w:history="1" r:id="rIdqpszbvz43ekc5koimzoi3">
               <w:r>
                 <w:rPr>
                   <w:rFonts w:ascii="Arial" w:cs="Arial" w:eastAsia="Arial" w:hAnsi="Arial"/>
@@ -9356,32 +9356,32 @@
         <w:tc>
           <w:tcPr>
             <w:tcW w:type="dxa" w:w="1520"/>
-            <w:shd w:fill="F2F2F2" w:color="auto" w:val="clear"/>
-            <w:tcMar>
-              <w:top w:type="dxa" w:w="60"/>
-              <w:left w:type="dxa" w:w="120"/>
-              <w:bottom w:type="dxa" w:w="60"/>
-              <w:right w:type="dxa" w:w="120"/>
-            </w:tcMar>
-            <w:vAlign w:val="top"/>
-          </w:tcPr>
-          <w:p>
-            <w:pPr>
-              <w:spacing w:after="40" w:before="0"/>
-              <w:jc w:val="left"/>
-            </w:pPr>
-            <w:r>
-              <w:rPr>
-                <w:rFonts w:ascii="Arial" w:cs="Arial" w:eastAsia="Arial" w:hAnsi="Arial"/>
-                <w:b/>
-                <w:bCs/>
-                <w:i w:val="false"/>
-                <w:iCs w:val="false"/>
-                <w:color w:val="000000"/>
-                <w:sz w:val="18"/>
-                <w:szCs w:val="18"/>
-              </w:rPr>
-              <w:t xml:space="preserve">Phase 3 — Explain: Cause-and-Effect Chain (40–60 min)</w:t>
+            <w:shd w:fill="E2EFDA" w:color="auto" w:val="clear"/>
+            <w:tcMar>
+              <w:top w:type="dxa" w:w="60"/>
+              <w:left w:type="dxa" w:w="120"/>
+              <w:bottom w:type="dxa" w:w="60"/>
+              <w:right w:type="dxa" w:w="120"/>
+            </w:tcMar>
+            <w:vAlign w:val="top"/>
+          </w:tcPr>
+          <w:p>
+            <w:pPr>
+              <w:spacing w:after="40" w:before="0"/>
+              <w:jc w:val="left"/>
+            </w:pPr>
+            <w:r>
+              <w:rPr>
+                <w:rFonts w:ascii="Arial" w:cs="Arial" w:eastAsia="Arial" w:hAnsi="Arial"/>
+                <w:b/>
+                <w:bCs/>
+                <w:i w:val="false"/>
+                <w:iCs w:val="false"/>
+                <w:color w:val="000000"/>
+                <w:sz w:val="18"/>
+                <w:szCs w:val="18"/>
+              </w:rPr>
+              <w:t xml:space="preserve">Explain Phase</w:t>
             </w:r>
           </w:p>
           <w:p>
@@ -9404,7 +9404,7 @@
             <w:pPr>
               <w:spacing w:after="20" w:before="0"/>
             </w:pPr>
-            <w:hyperlink w:history="1" r:id="rId9sb-vzjtw0nubzweqgc9x">
+            <w:hyperlink w:history="1" r:id="rIdkeawbkmjbqyq-uhaqmqk2">
               <w:r>
                 <w:rPr>
                   <w:rFonts w:ascii="Arial" w:cs="Arial" w:eastAsia="Arial" w:hAnsi="Arial"/>
@@ -9437,7 +9437,7 @@
               <w:spacing w:after="10" w:before="0"/>
               <w:ind w:left="120"/>
             </w:pPr>
-            <w:hyperlink w:history="1" r:id="rIdf1y2egnhkfr1cg6ltq-nv">
+            <w:hyperlink w:history="1" r:id="rId7lnizqdu7yesbdiz4api6">
               <w:r>
                 <w:rPr>
                   <w:rFonts w:ascii="Arial" w:cs="Arial" w:eastAsia="Arial" w:hAnsi="Arial"/>
@@ -9482,7 +9482,7 @@
             <w:pPr>
               <w:spacing w:after="20" w:before="0"/>
             </w:pPr>
-            <w:hyperlink w:history="1" r:id="rId8g6jojmgqklfstpmevqiw">
+            <w:hyperlink w:history="1" r:id="rId77t8n2cfauiif_uw6jzos">
               <w:r>
                 <w:rPr>
                   <w:rFonts w:ascii="Arial" w:cs="Arial" w:eastAsia="Arial" w:hAnsi="Arial"/>
@@ -9515,7 +9515,7 @@
               <w:spacing w:after="10" w:before="0"/>
               <w:ind w:left="120"/>
             </w:pPr>
-            <w:hyperlink w:history="1" r:id="rIdhp7mkwnf4o5obl7jeqsd6">
+            <w:hyperlink w:history="1" r:id="rIdvge3z9moolgevufxu0tae">
               <w:r>
                 <w:rPr>
                   <w:rFonts w:ascii="Arial" w:cs="Arial" w:eastAsia="Arial" w:hAnsi="Arial"/>
@@ -9662,32 +9662,32 @@
         <w:tc>
           <w:tcPr>
             <w:tcW w:type="dxa" w:w="1520"/>
-            <w:shd w:fill="F2F2F2" w:color="auto" w:val="clear"/>
-            <w:tcMar>
-              <w:top w:type="dxa" w:w="60"/>
-              <w:left w:type="dxa" w:w="120"/>
-              <w:bottom w:type="dxa" w:w="60"/>
-              <w:right w:type="dxa" w:w="120"/>
-            </w:tcMar>
-            <w:vAlign w:val="top"/>
-          </w:tcPr>
-          <w:p>
-            <w:pPr>
-              <w:spacing w:after="40" w:before="0"/>
-              <w:jc w:val="left"/>
-            </w:pPr>
-            <w:r>
-              <w:rPr>
-                <w:rFonts w:ascii="Arial" w:cs="Arial" w:eastAsia="Arial" w:hAnsi="Arial"/>
-                <w:b/>
-                <w:bCs/>
-                <w:i w:val="false"/>
-                <w:iCs w:val="false"/>
-                <w:color w:val="000000"/>
-                <w:sz w:val="18"/>
-                <w:szCs w:val="18"/>
-              </w:rPr>
-              <w:t xml:space="preserve">Phase 4 — Driving Question Board Update (60–70 min)</w:t>
+            <w:shd w:fill="FCE4D6" w:color="auto" w:val="clear"/>
+            <w:tcMar>
+              <w:top w:type="dxa" w:w="60"/>
+              <w:left w:type="dxa" w:w="120"/>
+              <w:bottom w:type="dxa" w:w="60"/>
+              <w:right w:type="dxa" w:w="120"/>
+            </w:tcMar>
+            <w:vAlign w:val="top"/>
+          </w:tcPr>
+          <w:p>
+            <w:pPr>
+              <w:spacing w:after="40" w:before="0"/>
+              <w:jc w:val="left"/>
+            </w:pPr>
+            <w:r>
+              <w:rPr>
+                <w:rFonts w:ascii="Arial" w:cs="Arial" w:eastAsia="Arial" w:hAnsi="Arial"/>
+                <w:b/>
+                <w:bCs/>
+                <w:i w:val="false"/>
+                <w:iCs w:val="false"/>
+                <w:color w:val="000000"/>
+                <w:sz w:val="18"/>
+                <w:szCs w:val="18"/>
+              </w:rPr>
+              <w:t xml:space="preserve">Driving Question Board (DQB) Creation</w:t>
             </w:r>
           </w:p>
           <w:p>
@@ -9710,7 +9710,7 @@
             <w:pPr>
               <w:spacing w:after="20" w:before="0"/>
             </w:pPr>
-            <w:hyperlink w:history="1" r:id="rIdvvxnrh-of_xxupxyge5mm">
+            <w:hyperlink w:history="1" r:id="rIdthsjrwgi_xmkseormmkxj">
               <w:r>
                 <w:rPr>
                   <w:rFonts w:ascii="Arial" w:cs="Arial" w:eastAsia="Arial" w:hAnsi="Arial"/>
@@ -9743,7 +9743,7 @@
               <w:spacing w:after="10" w:before="0"/>
               <w:ind w:left="120"/>
             </w:pPr>
-            <w:hyperlink w:history="1" r:id="rIdr92lzdvq8mazqv7tkvasc">
+            <w:hyperlink w:history="1" r:id="rIdzye9cdtsvaks5arcjl8fl">
               <w:r>
                 <w:rPr>
                   <w:rFonts w:ascii="Arial" w:cs="Arial" w:eastAsia="Arial" w:hAnsi="Arial"/>
@@ -9788,7 +9788,7 @@
             <w:pPr>
               <w:spacing w:after="20" w:before="0"/>
             </w:pPr>
-            <w:hyperlink w:history="1" r:id="rIdoc5u7l8sz-br93wzagzw8">
+            <w:hyperlink w:history="1" r:id="rIdnaiwimrahw7ruy8fnd4j7">
               <w:r>
                 <w:rPr>
                   <w:rFonts w:ascii="Arial" w:cs="Arial" w:eastAsia="Arial" w:hAnsi="Arial"/>
@@ -9821,7 +9821,7 @@
               <w:spacing w:after="10" w:before="0"/>
               <w:ind w:left="120"/>
             </w:pPr>
-            <w:hyperlink w:history="1" r:id="rIdi71xrdhvaysmdioyklp2w">
+            <w:hyperlink w:history="1" r:id="rId1nd5hkmrgykj8olfh9pf5">
               <w:r>
                 <w:rPr>
                   <w:rFonts w:ascii="Arial" w:cs="Arial" w:eastAsia="Arial" w:hAnsi="Arial"/>
@@ -9968,32 +9968,32 @@
         <w:tc>
           <w:tcPr>
             <w:tcW w:type="dxa" w:w="1520"/>
-            <w:shd w:fill="F2F2F2" w:color="auto" w:val="clear"/>
-            <w:tcMar>
-              <w:top w:type="dxa" w:w="60"/>
-              <w:left w:type="dxa" w:w="120"/>
-              <w:bottom w:type="dxa" w:w="60"/>
-              <w:right w:type="dxa" w:w="120"/>
-            </w:tcMar>
-            <w:vAlign w:val="top"/>
-          </w:tcPr>
-          <w:p>
-            <w:pPr>
-              <w:spacing w:after="40" w:before="0"/>
-              <w:jc w:val="left"/>
-            </w:pPr>
-            <w:r>
-              <w:rPr>
-                <w:rFonts w:ascii="Arial" w:cs="Arial" w:eastAsia="Arial" w:hAnsi="Arial"/>
-                <w:b/>
-                <w:bCs/>
-                <w:i w:val="false"/>
-                <w:iCs w:val="false"/>
-                <w:color w:val="000000"/>
-                <w:sz w:val="18"/>
-                <w:szCs w:val="18"/>
-              </w:rPr>
-              <w:t xml:space="preserve">Phase 5 — Model Building (70–80 min)</w:t>
+            <w:shd w:fill="D5E8F0" w:color="auto" w:val="clear"/>
+            <w:tcMar>
+              <w:top w:type="dxa" w:w="60"/>
+              <w:left w:type="dxa" w:w="120"/>
+              <w:bottom w:type="dxa" w:w="60"/>
+              <w:right w:type="dxa" w:w="120"/>
+            </w:tcMar>
+            <w:vAlign w:val="top"/>
+          </w:tcPr>
+          <w:p>
+            <w:pPr>
+              <w:spacing w:after="40" w:before="0"/>
+              <w:jc w:val="left"/>
+            </w:pPr>
+            <w:r>
+              <w:rPr>
+                <w:rFonts w:ascii="Arial" w:cs="Arial" w:eastAsia="Arial" w:hAnsi="Arial"/>
+                <w:b/>
+                <w:bCs/>
+                <w:i w:val="false"/>
+                <w:iCs w:val="false"/>
+                <w:color w:val="000000"/>
+                <w:sz w:val="18"/>
+                <w:szCs w:val="18"/>
+              </w:rPr>
+              <w:t xml:space="preserve">Model Building Phase</w:t>
             </w:r>
           </w:p>
           <w:p>
@@ -10016,7 +10016,7 @@
             <w:pPr>
               <w:spacing w:after="20" w:before="0"/>
             </w:pPr>
-            <w:hyperlink w:history="1" r:id="rIdrxrl2vhpk09n9bk4zz0x6">
+            <w:hyperlink w:history="1" r:id="rIdsqradqfh2axbfdfgkuvf4">
               <w:r>
                 <w:rPr>
                   <w:rFonts w:ascii="Arial" w:cs="Arial" w:eastAsia="Arial" w:hAnsi="Arial"/>
@@ -10049,7 +10049,7 @@
               <w:spacing w:after="10" w:before="0"/>
               <w:ind w:left="120"/>
             </w:pPr>
-            <w:hyperlink w:history="1" r:id="rIdfk85pdkr5_vb0oei0kwvl">
+            <w:hyperlink w:history="1" r:id="rIdy7syz6thyro0myu5cmkut">
               <w:r>
                 <w:rPr>
                   <w:rFonts w:ascii="Arial" w:cs="Arial" w:eastAsia="Arial" w:hAnsi="Arial"/>
@@ -10094,7 +10094,7 @@
             <w:pPr>
               <w:spacing w:after="20" w:before="0"/>
             </w:pPr>
-            <w:hyperlink w:history="1" r:id="rId2jsomcmtss6i7t7ief76f">
+            <w:hyperlink w:history="1" r:id="rIdbfekepjlnvz4eozroru8h">
               <w:r>
                 <w:rPr>
                   <w:rFonts w:ascii="Arial" w:cs="Arial" w:eastAsia="Arial" w:hAnsi="Arial"/>
@@ -10127,7 +10127,7 @@
               <w:spacing w:after="10" w:before="0"/>
               <w:ind w:left="120"/>
             </w:pPr>
-            <w:hyperlink w:history="1" r:id="rIdgvna51fftmixjkefjbsgv">
+            <w:hyperlink w:history="1" r:id="rIdeyb5hmjim9aacxqbxxdlj">
               <w:r>
                 <w:rPr>
                   <w:rFonts w:ascii="Arial" w:cs="Arial" w:eastAsia="Arial" w:hAnsi="Arial"/>
@@ -11566,32 +11566,32 @@
         <w:tc>
           <w:tcPr>
             <w:tcW w:type="dxa" w:w="1520"/>
-            <w:shd w:fill="F2F2F2" w:color="auto" w:val="clear"/>
-            <w:tcMar>
-              <w:top w:type="dxa" w:w="60"/>
-              <w:left w:type="dxa" w:w="120"/>
-              <w:bottom w:type="dxa" w:w="60"/>
-              <w:right w:type="dxa" w:w="120"/>
-            </w:tcMar>
-            <w:vAlign w:val="top"/>
-          </w:tcPr>
-          <w:p>
-            <w:pPr>
-              <w:spacing w:after="40" w:before="0"/>
-              <w:jc w:val="left"/>
-            </w:pPr>
-            <w:r>
-              <w:rPr>
-                <w:rFonts w:ascii="Arial" w:cs="Arial" w:eastAsia="Arial" w:hAnsi="Arial"/>
-                <w:b/>
-                <w:bCs/>
-                <w:i w:val="false"/>
-                <w:iCs w:val="false"/>
-                <w:color w:val="000000"/>
-                <w:sz w:val="18"/>
-                <w:szCs w:val="18"/>
-              </w:rPr>
-              <w:t xml:space="preserve">Phase 1 — Predict</w:t>
+            <w:shd w:fill="EAD1F5" w:color="auto" w:val="clear"/>
+            <w:tcMar>
+              <w:top w:type="dxa" w:w="60"/>
+              <w:left w:type="dxa" w:w="120"/>
+              <w:bottom w:type="dxa" w:w="60"/>
+              <w:right w:type="dxa" w:w="120"/>
+            </w:tcMar>
+            <w:vAlign w:val="top"/>
+          </w:tcPr>
+          <w:p>
+            <w:pPr>
+              <w:spacing w:after="40" w:before="0"/>
+              <w:jc w:val="left"/>
+            </w:pPr>
+            <w:r>
+              <w:rPr>
+                <w:rFonts w:ascii="Arial" w:cs="Arial" w:eastAsia="Arial" w:hAnsi="Arial"/>
+                <w:b/>
+                <w:bCs/>
+                <w:i w:val="false"/>
+                <w:iCs w:val="false"/>
+                <w:color w:val="000000"/>
+                <w:sz w:val="18"/>
+                <w:szCs w:val="18"/>
+              </w:rPr>
+              <w:t xml:space="preserve">Predict Phase</w:t>
             </w:r>
           </w:p>
           <w:p>
@@ -11614,7 +11614,7 @@
             <w:pPr>
               <w:spacing w:after="20" w:before="0"/>
             </w:pPr>
-            <w:hyperlink w:history="1" r:id="rIdniktoi-o0s7jsstabmg3v">
+            <w:hyperlink w:history="1" r:id="rIdpenj6xxm_nm2ybf4ktxw6">
               <w:r>
                 <w:rPr>
                   <w:rFonts w:ascii="Arial" w:cs="Arial" w:eastAsia="Arial" w:hAnsi="Arial"/>
@@ -11647,7 +11647,7 @@
               <w:spacing w:after="10" w:before="0"/>
               <w:ind w:left="120"/>
             </w:pPr>
-            <w:hyperlink w:history="1" r:id="rId70x-yfdbp2amkf11tydwx">
+            <w:hyperlink w:history="1" r:id="rIdcdqolv7np1m_ffrmvjaob">
               <w:r>
                 <w:rPr>
                   <w:rFonts w:ascii="Arial" w:cs="Arial" w:eastAsia="Arial" w:hAnsi="Arial"/>
@@ -11692,7 +11692,7 @@
             <w:pPr>
               <w:spacing w:after="20" w:before="0"/>
             </w:pPr>
-            <w:hyperlink w:history="1" r:id="rIdbphiqrsj1q8dwb06arbgw">
+            <w:hyperlink w:history="1" r:id="rIdrsooww-p0kyj4rv4qdkih">
               <w:r>
                 <w:rPr>
                   <w:rFonts w:ascii="Arial" w:cs="Arial" w:eastAsia="Arial" w:hAnsi="Arial"/>
@@ -11725,7 +11725,7 @@
               <w:spacing w:after="10" w:before="0"/>
               <w:ind w:left="120"/>
             </w:pPr>
-            <w:hyperlink w:history="1" r:id="rIdpu0f2a_nki_jujvlvhkn4">
+            <w:hyperlink w:history="1" r:id="rId_k1h9feocgqkuqhqqain0">
               <w:r>
                 <w:rPr>
                   <w:rFonts w:ascii="Arial" w:cs="Arial" w:eastAsia="Arial" w:hAnsi="Arial"/>
@@ -11872,32 +11872,32 @@
         <w:tc>
           <w:tcPr>
             <w:tcW w:type="dxa" w:w="1520"/>
-            <w:shd w:fill="F2F2F2" w:color="auto" w:val="clear"/>
-            <w:tcMar>
-              <w:top w:type="dxa" w:w="60"/>
-              <w:left w:type="dxa" w:w="120"/>
-              <w:bottom w:type="dxa" w:w="60"/>
-              <w:right w:type="dxa" w:w="120"/>
-            </w:tcMar>
-            <w:vAlign w:val="top"/>
-          </w:tcPr>
-          <w:p>
-            <w:pPr>
-              <w:spacing w:after="40" w:before="0"/>
-              <w:jc w:val="left"/>
-            </w:pPr>
-            <w:r>
-              <w:rPr>
-                <w:rFonts w:ascii="Arial" w:cs="Arial" w:eastAsia="Arial" w:hAnsi="Arial"/>
-                <w:b/>
-                <w:bCs/>
-                <w:i w:val="false"/>
-                <w:iCs w:val="false"/>
-                <w:color w:val="000000"/>
-                <w:sz w:val="18"/>
-                <w:szCs w:val="18"/>
-              </w:rPr>
-              <w:t xml:space="preserve">Phase 2 — Observe (Jigsaw Evidence Gathering)</w:t>
+            <w:shd w:fill="D9EEF1" w:color="auto" w:val="clear"/>
+            <w:tcMar>
+              <w:top w:type="dxa" w:w="60"/>
+              <w:left w:type="dxa" w:w="120"/>
+              <w:bottom w:type="dxa" w:w="60"/>
+              <w:right w:type="dxa" w:w="120"/>
+            </w:tcMar>
+            <w:vAlign w:val="top"/>
+          </w:tcPr>
+          <w:p>
+            <w:pPr>
+              <w:spacing w:after="40" w:before="0"/>
+              <w:jc w:val="left"/>
+            </w:pPr>
+            <w:r>
+              <w:rPr>
+                <w:rFonts w:ascii="Arial" w:cs="Arial" w:eastAsia="Arial" w:hAnsi="Arial"/>
+                <w:b/>
+                <w:bCs/>
+                <w:i w:val="false"/>
+                <w:iCs w:val="false"/>
+                <w:color w:val="000000"/>
+                <w:sz w:val="18"/>
+                <w:szCs w:val="18"/>
+              </w:rPr>
+              <w:t xml:space="preserve">Observe Phase</w:t>
             </w:r>
           </w:p>
           <w:p>
@@ -11920,7 +11920,7 @@
             <w:pPr>
               <w:spacing w:after="20" w:before="0"/>
             </w:pPr>
-            <w:hyperlink w:history="1" r:id="rIdecp3ygxgcsmajy2oquyug">
+            <w:hyperlink w:history="1" r:id="rIdtk8df6nffhiuf0_ti1esl">
               <w:r>
                 <w:rPr>
                   <w:rFonts w:ascii="Arial" w:cs="Arial" w:eastAsia="Arial" w:hAnsi="Arial"/>
@@ -11953,7 +11953,7 @@
               <w:spacing w:after="10" w:before="0"/>
               <w:ind w:left="120"/>
             </w:pPr>
-            <w:hyperlink w:history="1" r:id="rIdvhj_tot3vwhwvwkhxerqx">
+            <w:hyperlink w:history="1" r:id="rIdfxulrpakjjcrf47mybxxi">
               <w:r>
                 <w:rPr>
                   <w:rFonts w:ascii="Arial" w:cs="Arial" w:eastAsia="Arial" w:hAnsi="Arial"/>
@@ -11998,7 +11998,7 @@
             <w:pPr>
               <w:spacing w:after="20" w:before="0"/>
             </w:pPr>
-            <w:hyperlink w:history="1" r:id="rIdrno-yqz-jq4koxcxrp56j">
+            <w:hyperlink w:history="1" r:id="rIdbcro6sbu5qyogzzk_lcc6">
               <w:r>
                 <w:rPr>
                   <w:rFonts w:ascii="Arial" w:cs="Arial" w:eastAsia="Arial" w:hAnsi="Arial"/>
@@ -12031,7 +12031,7 @@
               <w:spacing w:after="10" w:before="0"/>
               <w:ind w:left="120"/>
             </w:pPr>
-            <w:hyperlink w:history="1" r:id="rIdl_vtlxny0o-89qirftfep">
+            <w:hyperlink w:history="1" r:id="rIdnnn1qwaacanqbrtg1om_4">
               <w:r>
                 <w:rPr>
                   <w:rFonts w:ascii="Arial" w:cs="Arial" w:eastAsia="Arial" w:hAnsi="Arial"/>
@@ -12333,32 +12333,32 @@
         <w:tc>
           <w:tcPr>
             <w:tcW w:type="dxa" w:w="1520"/>
-            <w:shd w:fill="F2F2F2" w:color="auto" w:val="clear"/>
-            <w:tcMar>
-              <w:top w:type="dxa" w:w="60"/>
-              <w:left w:type="dxa" w:w="120"/>
-              <w:bottom w:type="dxa" w:w="60"/>
-              <w:right w:type="dxa" w:w="120"/>
-            </w:tcMar>
-            <w:vAlign w:val="top"/>
-          </w:tcPr>
-          <w:p>
-            <w:pPr>
-              <w:spacing w:after="40" w:before="0"/>
-              <w:jc w:val="left"/>
-            </w:pPr>
-            <w:r>
-              <w:rPr>
-                <w:rFonts w:ascii="Arial" w:cs="Arial" w:eastAsia="Arial" w:hAnsi="Arial"/>
-                <w:b/>
-                <w:bCs/>
-                <w:i w:val="false"/>
-                <w:iCs w:val="false"/>
-                <w:color w:val="000000"/>
-                <w:sz w:val="18"/>
-                <w:szCs w:val="18"/>
-              </w:rPr>
-              <w:t xml:space="preserve">Phase 3 — Explain (Structured Whole-Class Discussion + Comparison Table)</w:t>
+            <w:shd w:fill="E2EFDA" w:color="auto" w:val="clear"/>
+            <w:tcMar>
+              <w:top w:type="dxa" w:w="60"/>
+              <w:left w:type="dxa" w:w="120"/>
+              <w:bottom w:type="dxa" w:w="60"/>
+              <w:right w:type="dxa" w:w="120"/>
+            </w:tcMar>
+            <w:vAlign w:val="top"/>
+          </w:tcPr>
+          <w:p>
+            <w:pPr>
+              <w:spacing w:after="40" w:before="0"/>
+              <w:jc w:val="left"/>
+            </w:pPr>
+            <w:r>
+              <w:rPr>
+                <w:rFonts w:ascii="Arial" w:cs="Arial" w:eastAsia="Arial" w:hAnsi="Arial"/>
+                <w:b/>
+                <w:bCs/>
+                <w:i w:val="false"/>
+                <w:iCs w:val="false"/>
+                <w:color w:val="000000"/>
+                <w:sz w:val="18"/>
+                <w:szCs w:val="18"/>
+              </w:rPr>
+              <w:t xml:space="preserve">Explain Phase</w:t>
             </w:r>
           </w:p>
           <w:p>
@@ -12381,7 +12381,7 @@
             <w:pPr>
               <w:spacing w:after="20" w:before="0"/>
             </w:pPr>
-            <w:hyperlink w:history="1" r:id="rIdwql9nodmtuxawx6pyuopf">
+            <w:hyperlink w:history="1" r:id="rIdaqxgdfi_uebkmsnittp_5">
               <w:r>
                 <w:rPr>
                   <w:rFonts w:ascii="Arial" w:cs="Arial" w:eastAsia="Arial" w:hAnsi="Arial"/>
@@ -12414,7 +12414,7 @@
               <w:spacing w:after="10" w:before="0"/>
               <w:ind w:left="120"/>
             </w:pPr>
-            <w:hyperlink w:history="1" r:id="rIddyc_vcoha59n34ho3gp2b">
+            <w:hyperlink w:history="1" r:id="rIdjjshvsf1vqqiiithzlso9">
               <w:r>
                 <w:rPr>
                   <w:rFonts w:ascii="Arial" w:cs="Arial" w:eastAsia="Arial" w:hAnsi="Arial"/>
@@ -12459,7 +12459,7 @@
             <w:pPr>
               <w:spacing w:after="20" w:before="0"/>
             </w:pPr>
-            <w:hyperlink w:history="1" r:id="rIdismdyiobdd55mzk-x5xgd">
+            <w:hyperlink w:history="1" r:id="rIdmngup9y4f_syji-_tz2ry">
               <w:r>
                 <w:rPr>
                   <w:rFonts w:ascii="Arial" w:cs="Arial" w:eastAsia="Arial" w:hAnsi="Arial"/>
@@ -12492,7 +12492,7 @@
               <w:spacing w:after="10" w:before="0"/>
               <w:ind w:left="120"/>
             </w:pPr>
-            <w:hyperlink w:history="1" r:id="rIdutqleqz8te3a0xw3veti0">
+            <w:hyperlink w:history="1" r:id="rIdolvnkg7mb5bfw4tibthbf">
               <w:r>
                 <w:rPr>
                   <w:rFonts w:ascii="Arial" w:cs="Arial" w:eastAsia="Arial" w:hAnsi="Arial"/>
@@ -12639,32 +12639,32 @@
         <w:tc>
           <w:tcPr>
             <w:tcW w:type="dxa" w:w="1520"/>
-            <w:shd w:fill="F2F2F2" w:color="auto" w:val="clear"/>
-            <w:tcMar>
-              <w:top w:type="dxa" w:w="60"/>
-              <w:left w:type="dxa" w:w="120"/>
-              <w:bottom w:type="dxa" w:w="60"/>
-              <w:right w:type="dxa" w:w="120"/>
-            </w:tcMar>
-            <w:vAlign w:val="top"/>
-          </w:tcPr>
-          <w:p>
-            <w:pPr>
-              <w:spacing w:after="40" w:before="0"/>
-              <w:jc w:val="left"/>
-            </w:pPr>
-            <w:r>
-              <w:rPr>
-                <w:rFonts w:ascii="Arial" w:cs="Arial" w:eastAsia="Arial" w:hAnsi="Arial"/>
-                <w:b/>
-                <w:bCs/>
-                <w:i w:val="false"/>
-                <w:iCs w:val="false"/>
-                <w:color w:val="000000"/>
-                <w:sz w:val="18"/>
-                <w:szCs w:val="18"/>
-              </w:rPr>
-              <w:t xml:space="preserve">Phase 4 — Driving Question Board (DQB) Update</w:t>
+            <w:shd w:fill="FCE4D6" w:color="auto" w:val="clear"/>
+            <w:tcMar>
+              <w:top w:type="dxa" w:w="60"/>
+              <w:left w:type="dxa" w:w="120"/>
+              <w:bottom w:type="dxa" w:w="60"/>
+              <w:right w:type="dxa" w:w="120"/>
+            </w:tcMar>
+            <w:vAlign w:val="top"/>
+          </w:tcPr>
+          <w:p>
+            <w:pPr>
+              <w:spacing w:after="40" w:before="0"/>
+              <w:jc w:val="left"/>
+            </w:pPr>
+            <w:r>
+              <w:rPr>
+                <w:rFonts w:ascii="Arial" w:cs="Arial" w:eastAsia="Arial" w:hAnsi="Arial"/>
+                <w:b/>
+                <w:bCs/>
+                <w:i w:val="false"/>
+                <w:iCs w:val="false"/>
+                <w:color w:val="000000"/>
+                <w:sz w:val="18"/>
+                <w:szCs w:val="18"/>
+              </w:rPr>
+              <w:t xml:space="preserve">Driving Question Board (DQB) Creation</w:t>
             </w:r>
           </w:p>
           <w:p>
@@ -12687,7 +12687,7 @@
             <w:pPr>
               <w:spacing w:after="20" w:before="0"/>
             </w:pPr>
-            <w:hyperlink w:history="1" r:id="rIdv7_elrgrap1otwg_syczl">
+            <w:hyperlink w:history="1" r:id="rIdzu1ak7hizkcy8cnsftd3p">
               <w:r>
                 <w:rPr>
                   <w:rFonts w:ascii="Arial" w:cs="Arial" w:eastAsia="Arial" w:hAnsi="Arial"/>
@@ -12720,7 +12720,7 @@
               <w:spacing w:after="10" w:before="0"/>
               <w:ind w:left="120"/>
             </w:pPr>
-            <w:hyperlink w:history="1" r:id="rIdkffq5_37sgq_wgmk6f9li">
+            <w:hyperlink w:history="1" r:id="rIda3wu4fhys5hokd757i_2w">
               <w:r>
                 <w:rPr>
                   <w:rFonts w:ascii="Arial" w:cs="Arial" w:eastAsia="Arial" w:hAnsi="Arial"/>
@@ -12765,7 +12765,7 @@
             <w:pPr>
               <w:spacing w:after="20" w:before="0"/>
             </w:pPr>
-            <w:hyperlink w:history="1" r:id="rIdacr8e0imr53ojcr4bvlfh">
+            <w:hyperlink w:history="1" r:id="rId0to3xxz6jon7kjsalpey0">
               <w:r>
                 <w:rPr>
                   <w:rFonts w:ascii="Arial" w:cs="Arial" w:eastAsia="Arial" w:hAnsi="Arial"/>
@@ -12798,7 +12798,7 @@
               <w:spacing w:after="10" w:before="0"/>
               <w:ind w:left="120"/>
             </w:pPr>
-            <w:hyperlink w:history="1" r:id="rId8t9ozshglk7ieidcskpc7">
+            <w:hyperlink w:history="1" r:id="rIdlqmoxzfxpgqdq2hm5pzwv">
               <w:r>
                 <w:rPr>
                   <w:rFonts w:ascii="Arial" w:cs="Arial" w:eastAsia="Arial" w:hAnsi="Arial"/>
@@ -12945,32 +12945,32 @@
         <w:tc>
           <w:tcPr>
             <w:tcW w:type="dxa" w:w="1520"/>
-            <w:shd w:fill="F2F2F2" w:color="auto" w:val="clear"/>
-            <w:tcMar>
-              <w:top w:type="dxa" w:w="60"/>
-              <w:left w:type="dxa" w:w="120"/>
-              <w:bottom w:type="dxa" w:w="60"/>
-              <w:right w:type="dxa" w:w="120"/>
-            </w:tcMar>
-            <w:vAlign w:val="top"/>
-          </w:tcPr>
-          <w:p>
-            <w:pPr>
-              <w:spacing w:after="40" w:before="0"/>
-              <w:jc w:val="left"/>
-            </w:pPr>
-            <w:r>
-              <w:rPr>
-                <w:rFonts w:ascii="Arial" w:cs="Arial" w:eastAsia="Arial" w:hAnsi="Arial"/>
-                <w:b/>
-                <w:bCs/>
-                <w:i w:val="false"/>
-                <w:iCs w:val="false"/>
-                <w:color w:val="000000"/>
-                <w:sz w:val="18"/>
-                <w:szCs w:val="18"/>
-              </w:rPr>
-              <w:t xml:space="preserve">Phase 5 — Model Building</w:t>
+            <w:shd w:fill="D5E8F0" w:color="auto" w:val="clear"/>
+            <w:tcMar>
+              <w:top w:type="dxa" w:w="60"/>
+              <w:left w:type="dxa" w:w="120"/>
+              <w:bottom w:type="dxa" w:w="60"/>
+              <w:right w:type="dxa" w:w="120"/>
+            </w:tcMar>
+            <w:vAlign w:val="top"/>
+          </w:tcPr>
+          <w:p>
+            <w:pPr>
+              <w:spacing w:after="40" w:before="0"/>
+              <w:jc w:val="left"/>
+            </w:pPr>
+            <w:r>
+              <w:rPr>
+                <w:rFonts w:ascii="Arial" w:cs="Arial" w:eastAsia="Arial" w:hAnsi="Arial"/>
+                <w:b/>
+                <w:bCs/>
+                <w:i w:val="false"/>
+                <w:iCs w:val="false"/>
+                <w:color w:val="000000"/>
+                <w:sz w:val="18"/>
+                <w:szCs w:val="18"/>
+              </w:rPr>
+              <w:t xml:space="preserve">Model Building Phase</w:t>
             </w:r>
           </w:p>
           <w:p>
@@ -12993,7 +12993,7 @@
             <w:pPr>
               <w:spacing w:after="20" w:before="0"/>
             </w:pPr>
-            <w:hyperlink w:history="1" r:id="rId60arofqd7quh7digd8il6">
+            <w:hyperlink w:history="1" r:id="rIdlzi62ek30ec9snbgyu2hw">
               <w:r>
                 <w:rPr>
                   <w:rFonts w:ascii="Arial" w:cs="Arial" w:eastAsia="Arial" w:hAnsi="Arial"/>
@@ -13026,7 +13026,7 @@
               <w:spacing w:after="10" w:before="0"/>
               <w:ind w:left="120"/>
             </w:pPr>
-            <w:hyperlink w:history="1" r:id="rIdezxurbievg5waav4y3edh">
+            <w:hyperlink w:history="1" r:id="rIdquyfo4wf9hd0m333bq6h2">
               <w:r>
                 <w:rPr>
                   <w:rFonts w:ascii="Arial" w:cs="Arial" w:eastAsia="Arial" w:hAnsi="Arial"/>
@@ -13071,7 +13071,7 @@
             <w:pPr>
               <w:spacing w:after="20" w:before="0"/>
             </w:pPr>
-            <w:hyperlink w:history="1" r:id="rIdslfggmkwhf3powsftnyq0">
+            <w:hyperlink w:history="1" r:id="rIdesabifwpi5kwx2rjbuenv">
               <w:r>
                 <w:rPr>
                   <w:rFonts w:ascii="Arial" w:cs="Arial" w:eastAsia="Arial" w:hAnsi="Arial"/>
@@ -13104,7 +13104,7 @@
               <w:spacing w:after="10" w:before="0"/>
               <w:ind w:left="120"/>
             </w:pPr>
-            <w:hyperlink w:history="1" r:id="rId4i-4l_izzksi_r90opbzj">
+            <w:hyperlink w:history="1" r:id="rIdiw21qfz6uztiak28zqqho">
               <w:r>
                 <w:rPr>
                   <w:rFonts w:ascii="Arial" w:cs="Arial" w:eastAsia="Arial" w:hAnsi="Arial"/>
@@ -14543,32 +14543,32 @@
         <w:tc>
           <w:tcPr>
             <w:tcW w:type="dxa" w:w="1520"/>
-            <w:shd w:fill="F2F2F2" w:color="auto" w:val="clear"/>
-            <w:tcMar>
-              <w:top w:type="dxa" w:w="60"/>
-              <w:left w:type="dxa" w:w="120"/>
-              <w:bottom w:type="dxa" w:w="60"/>
-              <w:right w:type="dxa" w:w="120"/>
-            </w:tcMar>
-            <w:vAlign w:val="top"/>
-          </w:tcPr>
-          <w:p>
-            <w:pPr>
-              <w:spacing w:after="40" w:before="0"/>
-              <w:jc w:val="left"/>
-            </w:pPr>
-            <w:r>
-              <w:rPr>
-                <w:rFonts w:ascii="Arial" w:cs="Arial" w:eastAsia="Arial" w:hAnsi="Arial"/>
-                <w:b/>
-                <w:bCs/>
-                <w:i w:val="false"/>
-                <w:iCs w:val="false"/>
-                <w:color w:val="000000"/>
-                <w:sz w:val="18"/>
-                <w:szCs w:val="18"/>
-              </w:rPr>
-              <w:t xml:space="preserve">1 — Predict Phase (15 minutes)</w:t>
+            <w:shd w:fill="EAD1F5" w:color="auto" w:val="clear"/>
+            <w:tcMar>
+              <w:top w:type="dxa" w:w="60"/>
+              <w:left w:type="dxa" w:w="120"/>
+              <w:bottom w:type="dxa" w:w="60"/>
+              <w:right w:type="dxa" w:w="120"/>
+            </w:tcMar>
+            <w:vAlign w:val="top"/>
+          </w:tcPr>
+          <w:p>
+            <w:pPr>
+              <w:spacing w:after="40" w:before="0"/>
+              <w:jc w:val="left"/>
+            </w:pPr>
+            <w:r>
+              <w:rPr>
+                <w:rFonts w:ascii="Arial" w:cs="Arial" w:eastAsia="Arial" w:hAnsi="Arial"/>
+                <w:b/>
+                <w:bCs/>
+                <w:i w:val="false"/>
+                <w:iCs w:val="false"/>
+                <w:color w:val="000000"/>
+                <w:sz w:val="18"/>
+                <w:szCs w:val="18"/>
+              </w:rPr>
+              <w:t xml:space="preserve">Predict Phase</w:t>
             </w:r>
           </w:p>
           <w:p>
@@ -14591,7 +14591,7 @@
             <w:pPr>
               <w:spacing w:after="20" w:before="0"/>
             </w:pPr>
-            <w:hyperlink w:history="1" r:id="rIdtzqp8lowo_2ro5uty_rzk">
+            <w:hyperlink w:history="1" r:id="rIdmipoq-tcg80iqqbmkecdo">
               <w:r>
                 <w:rPr>
                   <w:rFonts w:ascii="Arial" w:cs="Arial" w:eastAsia="Arial" w:hAnsi="Arial"/>
@@ -14624,7 +14624,7 @@
               <w:spacing w:after="10" w:before="0"/>
               <w:ind w:left="120"/>
             </w:pPr>
-            <w:hyperlink w:history="1" r:id="rIduixs1-up8llunzsupdh4b">
+            <w:hyperlink w:history="1" r:id="rIddfulbzbvpaow_2aj_uecr">
               <w:r>
                 <w:rPr>
                   <w:rFonts w:ascii="Arial" w:cs="Arial" w:eastAsia="Arial" w:hAnsi="Arial"/>
@@ -14669,7 +14669,7 @@
             <w:pPr>
               <w:spacing w:after="20" w:before="0"/>
             </w:pPr>
-            <w:hyperlink w:history="1" r:id="rIdgnuanhwthfw_wvxkbkzmi">
+            <w:hyperlink w:history="1" r:id="rIdvufic73gknpdogwil7g__">
               <w:r>
                 <w:rPr>
                   <w:rFonts w:ascii="Arial" w:cs="Arial" w:eastAsia="Arial" w:hAnsi="Arial"/>
@@ -14702,7 +14702,7 @@
               <w:spacing w:after="10" w:before="0"/>
               <w:ind w:left="120"/>
             </w:pPr>
-            <w:hyperlink w:history="1" r:id="rIdanpzu6fef43z1egvrgmcn">
+            <w:hyperlink w:history="1" r:id="rIdwqbhagfc6y5l5lq5j-i7u">
               <w:r>
                 <w:rPr>
                   <w:rFonts w:ascii="Arial" w:cs="Arial" w:eastAsia="Arial" w:hAnsi="Arial"/>
@@ -14849,32 +14849,32 @@
         <w:tc>
           <w:tcPr>
             <w:tcW w:type="dxa" w:w="1520"/>
-            <w:shd w:fill="F2F2F2" w:color="auto" w:val="clear"/>
-            <w:tcMar>
-              <w:top w:type="dxa" w:w="60"/>
-              <w:left w:type="dxa" w:w="120"/>
-              <w:bottom w:type="dxa" w:w="60"/>
-              <w:right w:type="dxa" w:w="120"/>
-            </w:tcMar>
-            <w:vAlign w:val="top"/>
-          </w:tcPr>
-          <w:p>
-            <w:pPr>
-              <w:spacing w:after="40" w:before="0"/>
-              <w:jc w:val="left"/>
-            </w:pPr>
-            <w:r>
-              <w:rPr>
-                <w:rFonts w:ascii="Arial" w:cs="Arial" w:eastAsia="Arial" w:hAnsi="Arial"/>
-                <w:b/>
-                <w:bCs/>
-                <w:i w:val="false"/>
-                <w:iCs w:val="false"/>
-                <w:color w:val="000000"/>
-                <w:sz w:val="18"/>
-                <w:szCs w:val="18"/>
-              </w:rPr>
-              <w:t xml:space="preserve">2 — Observe Phase (20 minutes)</w:t>
+            <w:shd w:fill="D9EEF1" w:color="auto" w:val="clear"/>
+            <w:tcMar>
+              <w:top w:type="dxa" w:w="60"/>
+              <w:left w:type="dxa" w:w="120"/>
+              <w:bottom w:type="dxa" w:w="60"/>
+              <w:right w:type="dxa" w:w="120"/>
+            </w:tcMar>
+            <w:vAlign w:val="top"/>
+          </w:tcPr>
+          <w:p>
+            <w:pPr>
+              <w:spacing w:after="40" w:before="0"/>
+              <w:jc w:val="left"/>
+            </w:pPr>
+            <w:r>
+              <w:rPr>
+                <w:rFonts w:ascii="Arial" w:cs="Arial" w:eastAsia="Arial" w:hAnsi="Arial"/>
+                <w:b/>
+                <w:bCs/>
+                <w:i w:val="false"/>
+                <w:iCs w:val="false"/>
+                <w:color w:val="000000"/>
+                <w:sz w:val="18"/>
+                <w:szCs w:val="18"/>
+              </w:rPr>
+              <w:t xml:space="preserve">Observe Phase</w:t>
             </w:r>
           </w:p>
           <w:p>
@@ -14897,7 +14897,7 @@
             <w:pPr>
               <w:spacing w:after="20" w:before="0"/>
             </w:pPr>
-            <w:hyperlink w:history="1" r:id="rIdjpcbbs9kj4dgkvaxtqejq">
+            <w:hyperlink w:history="1" r:id="rIdyewfauhadwqsj349rw50l">
               <w:r>
                 <w:rPr>
                   <w:rFonts w:ascii="Arial" w:cs="Arial" w:eastAsia="Arial" w:hAnsi="Arial"/>
@@ -14930,7 +14930,7 @@
               <w:spacing w:after="10" w:before="0"/>
               <w:ind w:left="120"/>
             </w:pPr>
-            <w:hyperlink w:history="1" r:id="rIdl7vqtbuqoowl1-5njbxxm">
+            <w:hyperlink w:history="1" r:id="rId8vk9hlqietaz1i4hd1nxa">
               <w:r>
                 <w:rPr>
                   <w:rFonts w:ascii="Arial" w:cs="Arial" w:eastAsia="Arial" w:hAnsi="Arial"/>
@@ -14975,7 +14975,7 @@
             <w:pPr>
               <w:spacing w:after="20" w:before="0"/>
             </w:pPr>
-            <w:hyperlink w:history="1" r:id="rIdtbz2f_r8qktcqa6yfyww6">
+            <w:hyperlink w:history="1" r:id="rIdv_prheloab0lwah37r60p">
               <w:r>
                 <w:rPr>
                   <w:rFonts w:ascii="Arial" w:cs="Arial" w:eastAsia="Arial" w:hAnsi="Arial"/>
@@ -15008,7 +15008,7 @@
               <w:spacing w:after="10" w:before="0"/>
               <w:ind w:left="120"/>
             </w:pPr>
-            <w:hyperlink w:history="1" r:id="rIdlv7hf9r0tejaiolje4h0-">
+            <w:hyperlink w:history="1" r:id="rIdyj6r8hntowxof6b6-gedo">
               <w:r>
                 <w:rPr>
                   <w:rFonts w:ascii="Arial" w:cs="Arial" w:eastAsia="Arial" w:hAnsi="Arial"/>
@@ -15155,32 +15155,32 @@
         <w:tc>
           <w:tcPr>
             <w:tcW w:type="dxa" w:w="1520"/>
-            <w:shd w:fill="F2F2F2" w:color="auto" w:val="clear"/>
-            <w:tcMar>
-              <w:top w:type="dxa" w:w="60"/>
-              <w:left w:type="dxa" w:w="120"/>
-              <w:bottom w:type="dxa" w:w="60"/>
-              <w:right w:type="dxa" w:w="120"/>
-            </w:tcMar>
-            <w:vAlign w:val="top"/>
-          </w:tcPr>
-          <w:p>
-            <w:pPr>
-              <w:spacing w:after="40" w:before="0"/>
-              <w:jc w:val="left"/>
-            </w:pPr>
-            <w:r>
-              <w:rPr>
-                <w:rFonts w:ascii="Arial" w:cs="Arial" w:eastAsia="Arial" w:hAnsi="Arial"/>
-                <w:b/>
-                <w:bCs/>
-                <w:i w:val="false"/>
-                <w:iCs w:val="false"/>
-                <w:color w:val="000000"/>
-                <w:sz w:val="18"/>
-                <w:szCs w:val="18"/>
-              </w:rPr>
-              <w:t xml:space="preserve">3 — Explain Phase (25 minutes)</w:t>
+            <w:shd w:fill="E2EFDA" w:color="auto" w:val="clear"/>
+            <w:tcMar>
+              <w:top w:type="dxa" w:w="60"/>
+              <w:left w:type="dxa" w:w="120"/>
+              <w:bottom w:type="dxa" w:w="60"/>
+              <w:right w:type="dxa" w:w="120"/>
+            </w:tcMar>
+            <w:vAlign w:val="top"/>
+          </w:tcPr>
+          <w:p>
+            <w:pPr>
+              <w:spacing w:after="40" w:before="0"/>
+              <w:jc w:val="left"/>
+            </w:pPr>
+            <w:r>
+              <w:rPr>
+                <w:rFonts w:ascii="Arial" w:cs="Arial" w:eastAsia="Arial" w:hAnsi="Arial"/>
+                <w:b/>
+                <w:bCs/>
+                <w:i w:val="false"/>
+                <w:iCs w:val="false"/>
+                <w:color w:val="000000"/>
+                <w:sz w:val="18"/>
+                <w:szCs w:val="18"/>
+              </w:rPr>
+              <w:t xml:space="preserve">Explain Phase</w:t>
             </w:r>
           </w:p>
           <w:p>
@@ -15203,7 +15203,7 @@
             <w:pPr>
               <w:spacing w:after="20" w:before="0"/>
             </w:pPr>
-            <w:hyperlink w:history="1" r:id="rIdpyqpmddo9jqkhurwmq9mk">
+            <w:hyperlink w:history="1" r:id="rIdlaozthwbclkqoippavk1q">
               <w:r>
                 <w:rPr>
                   <w:rFonts w:ascii="Arial" w:cs="Arial" w:eastAsia="Arial" w:hAnsi="Arial"/>
@@ -15236,7 +15236,7 @@
               <w:spacing w:after="10" w:before="0"/>
               <w:ind w:left="120"/>
             </w:pPr>
-            <w:hyperlink w:history="1" r:id="rIdh3_npkc81y7fwnpkgszlb">
+            <w:hyperlink w:history="1" r:id="rIde1pygdmrozi1ex1uoe1qt">
               <w:r>
                 <w:rPr>
                   <w:rFonts w:ascii="Arial" w:cs="Arial" w:eastAsia="Arial" w:hAnsi="Arial"/>
@@ -15281,7 +15281,7 @@
             <w:pPr>
               <w:spacing w:after="20" w:before="0"/>
             </w:pPr>
-            <w:hyperlink w:history="1" r:id="rIdxcsganiy7dm7wlvjyi0r_">
+            <w:hyperlink w:history="1" r:id="rIdcebof1jfxwrefwhexj1bh">
               <w:r>
                 <w:rPr>
                   <w:rFonts w:ascii="Arial" w:cs="Arial" w:eastAsia="Arial" w:hAnsi="Arial"/>
@@ -15314,7 +15314,7 @@
               <w:spacing w:after="10" w:before="0"/>
               <w:ind w:left="120"/>
             </w:pPr>
-            <w:hyperlink w:history="1" r:id="rIdldqnbkeo7vkpa8oqdw6to">
+            <w:hyperlink w:history="1" r:id="rId4wks8xkuzaespkal0l6y5">
               <w:r>
                 <w:rPr>
                   <w:rFonts w:ascii="Arial" w:cs="Arial" w:eastAsia="Arial" w:hAnsi="Arial"/>
@@ -15461,32 +15461,32 @@
         <w:tc>
           <w:tcPr>
             <w:tcW w:type="dxa" w:w="1520"/>
-            <w:shd w:fill="F2F2F2" w:color="auto" w:val="clear"/>
-            <w:tcMar>
-              <w:top w:type="dxa" w:w="60"/>
-              <w:left w:type="dxa" w:w="120"/>
-              <w:bottom w:type="dxa" w:w="60"/>
-              <w:right w:type="dxa" w:w="120"/>
-            </w:tcMar>
-            <w:vAlign w:val="top"/>
-          </w:tcPr>
-          <w:p>
-            <w:pPr>
-              <w:spacing w:after="40" w:before="0"/>
-              <w:jc w:val="left"/>
-            </w:pPr>
-            <w:r>
-              <w:rPr>
-                <w:rFonts w:ascii="Arial" w:cs="Arial" w:eastAsia="Arial" w:hAnsi="Arial"/>
-                <w:b/>
-                <w:bCs/>
-                <w:i w:val="false"/>
-                <w:iCs w:val="false"/>
-                <w:color w:val="000000"/>
-                <w:sz w:val="18"/>
-                <w:szCs w:val="18"/>
-              </w:rPr>
-              <w:t xml:space="preserve">4 — Driving Question Board Update (10 minutes)</w:t>
+            <w:shd w:fill="FCE4D6" w:color="auto" w:val="clear"/>
+            <w:tcMar>
+              <w:top w:type="dxa" w:w="60"/>
+              <w:left w:type="dxa" w:w="120"/>
+              <w:bottom w:type="dxa" w:w="60"/>
+              <w:right w:type="dxa" w:w="120"/>
+            </w:tcMar>
+            <w:vAlign w:val="top"/>
+          </w:tcPr>
+          <w:p>
+            <w:pPr>
+              <w:spacing w:after="40" w:before="0"/>
+              <w:jc w:val="left"/>
+            </w:pPr>
+            <w:r>
+              <w:rPr>
+                <w:rFonts w:ascii="Arial" w:cs="Arial" w:eastAsia="Arial" w:hAnsi="Arial"/>
+                <w:b/>
+                <w:bCs/>
+                <w:i w:val="false"/>
+                <w:iCs w:val="false"/>
+                <w:color w:val="000000"/>
+                <w:sz w:val="18"/>
+                <w:szCs w:val="18"/>
+              </w:rPr>
+              <w:t xml:space="preserve">Driving Question Board (DQB) Creation</w:t>
             </w:r>
           </w:p>
           <w:p>
@@ -15509,7 +15509,7 @@
             <w:pPr>
               <w:spacing w:after="20" w:before="0"/>
             </w:pPr>
-            <w:hyperlink w:history="1" r:id="rIde1acqhm5-tclqywn8po71">
+            <w:hyperlink w:history="1" r:id="rIdshakhrhxct-v-bts0eceu">
               <w:r>
                 <w:rPr>
                   <w:rFonts w:ascii="Arial" w:cs="Arial" w:eastAsia="Arial" w:hAnsi="Arial"/>
@@ -15542,7 +15542,7 @@
               <w:spacing w:after="10" w:before="0"/>
               <w:ind w:left="120"/>
             </w:pPr>
-            <w:hyperlink w:history="1" r:id="rIdahcyx6artykt4knri296_">
+            <w:hyperlink w:history="1" r:id="rIdfawknxvd7xgmtzduhibd_">
               <w:r>
                 <w:rPr>
                   <w:rFonts w:ascii="Arial" w:cs="Arial" w:eastAsia="Arial" w:hAnsi="Arial"/>
@@ -15587,7 +15587,7 @@
             <w:pPr>
               <w:spacing w:after="20" w:before="0"/>
             </w:pPr>
-            <w:hyperlink w:history="1" r:id="rIdlni7uwdr4lsvrxboonl8g">
+            <w:hyperlink w:history="1" r:id="rId4bhp6xjabr1ezfqzcjzgu">
               <w:r>
                 <w:rPr>
                   <w:rFonts w:ascii="Arial" w:cs="Arial" w:eastAsia="Arial" w:hAnsi="Arial"/>
@@ -15620,7 +15620,7 @@
               <w:spacing w:after="10" w:before="0"/>
               <w:ind w:left="120"/>
             </w:pPr>
-            <w:hyperlink w:history="1" r:id="rIdxbomsjh3w4hiked4tghba">
+            <w:hyperlink w:history="1" r:id="rIdp3ipwpsv4z-6z803znlyg">
               <w:r>
                 <w:rPr>
                   <w:rFonts w:ascii="Arial" w:cs="Arial" w:eastAsia="Arial" w:hAnsi="Arial"/>
@@ -15767,32 +15767,32 @@
         <w:tc>
           <w:tcPr>
             <w:tcW w:type="dxa" w:w="1520"/>
-            <w:shd w:fill="F2F2F2" w:color="auto" w:val="clear"/>
-            <w:tcMar>
-              <w:top w:type="dxa" w:w="60"/>
-              <w:left w:type="dxa" w:w="120"/>
-              <w:bottom w:type="dxa" w:w="60"/>
-              <w:right w:type="dxa" w:w="120"/>
-            </w:tcMar>
-            <w:vAlign w:val="top"/>
-          </w:tcPr>
-          <w:p>
-            <w:pPr>
-              <w:spacing w:after="40" w:before="0"/>
-              <w:jc w:val="left"/>
-            </w:pPr>
-            <w:r>
-              <w:rPr>
-                <w:rFonts w:ascii="Arial" w:cs="Arial" w:eastAsia="Arial" w:hAnsi="Arial"/>
-                <w:b/>
-                <w:bCs/>
-                <w:i w:val="false"/>
-                <w:iCs w:val="false"/>
-                <w:color w:val="000000"/>
-                <w:sz w:val="18"/>
-                <w:szCs w:val="18"/>
-              </w:rPr>
-              <w:t xml:space="preserve">5 — Model Building Phase (10 minutes)</w:t>
+            <w:shd w:fill="D5E8F0" w:color="auto" w:val="clear"/>
+            <w:tcMar>
+              <w:top w:type="dxa" w:w="60"/>
+              <w:left w:type="dxa" w:w="120"/>
+              <w:bottom w:type="dxa" w:w="60"/>
+              <w:right w:type="dxa" w:w="120"/>
+            </w:tcMar>
+            <w:vAlign w:val="top"/>
+          </w:tcPr>
+          <w:p>
+            <w:pPr>
+              <w:spacing w:after="40" w:before="0"/>
+              <w:jc w:val="left"/>
+            </w:pPr>
+            <w:r>
+              <w:rPr>
+                <w:rFonts w:ascii="Arial" w:cs="Arial" w:eastAsia="Arial" w:hAnsi="Arial"/>
+                <w:b/>
+                <w:bCs/>
+                <w:i w:val="false"/>
+                <w:iCs w:val="false"/>
+                <w:color w:val="000000"/>
+                <w:sz w:val="18"/>
+                <w:szCs w:val="18"/>
+              </w:rPr>
+              <w:t xml:space="preserve">Model Building Phase</w:t>
             </w:r>
           </w:p>
           <w:p>
@@ -15815,7 +15815,7 @@
             <w:pPr>
               <w:spacing w:after="20" w:before="0"/>
             </w:pPr>
-            <w:hyperlink w:history="1" r:id="rIdim4xowxkkyxz0bieznrud">
+            <w:hyperlink w:history="1" r:id="rIdxrgoblbihmvvznepzxekt">
               <w:r>
                 <w:rPr>
                   <w:rFonts w:ascii="Arial" w:cs="Arial" w:eastAsia="Arial" w:hAnsi="Arial"/>
@@ -15848,7 +15848,7 @@
               <w:spacing w:after="10" w:before="0"/>
               <w:ind w:left="120"/>
             </w:pPr>
-            <w:hyperlink w:history="1" r:id="rIdcumhngvxdctwhgqc08gdn">
+            <w:hyperlink w:history="1" r:id="rId8zj8wkp3zpupb87bsipml">
               <w:r>
                 <w:rPr>
                   <w:rFonts w:ascii="Arial" w:cs="Arial" w:eastAsia="Arial" w:hAnsi="Arial"/>
@@ -15893,7 +15893,7 @@
             <w:pPr>
               <w:spacing w:after="20" w:before="0"/>
             </w:pPr>
-            <w:hyperlink w:history="1" r:id="rIdunad_fmhcgeazgc_nptwl">
+            <w:hyperlink w:history="1" r:id="rId4prlfc6ytugsdxt7vyytb">
               <w:r>
                 <w:rPr>
                   <w:rFonts w:ascii="Arial" w:cs="Arial" w:eastAsia="Arial" w:hAnsi="Arial"/>
@@ -15926,7 +15926,7 @@
               <w:spacing w:after="10" w:before="0"/>
               <w:ind w:left="120"/>
             </w:pPr>
-            <w:hyperlink w:history="1" r:id="rId3jsz0rrn5mn2vu1tvcwi0">
+            <w:hyperlink w:history="1" r:id="rId-n3asfe9n0laxyrt4zlms">
               <w:r>
                 <w:rPr>
                   <w:rFonts w:ascii="Arial" w:cs="Arial" w:eastAsia="Arial" w:hAnsi="Arial"/>
@@ -17460,32 +17460,32 @@
         <w:tc>
           <w:tcPr>
             <w:tcW w:type="dxa" w:w="1520"/>
-            <w:shd w:fill="F2F2F2" w:color="auto" w:val="clear"/>
-            <w:tcMar>
-              <w:top w:type="dxa" w:w="60"/>
-              <w:left w:type="dxa" w:w="120"/>
-              <w:bottom w:type="dxa" w:w="60"/>
-              <w:right w:type="dxa" w:w="120"/>
-            </w:tcMar>
-            <w:vAlign w:val="top"/>
-          </w:tcPr>
-          <w:p>
-            <w:pPr>
-              <w:spacing w:after="40" w:before="0"/>
-              <w:jc w:val="left"/>
-            </w:pPr>
-            <w:r>
-              <w:rPr>
-                <w:rFonts w:ascii="Arial" w:cs="Arial" w:eastAsia="Arial" w:hAnsi="Arial"/>
-                <w:b/>
-                <w:bCs/>
-                <w:i w:val="false"/>
-                <w:iCs w:val="false"/>
-                <w:color w:val="000000"/>
-                <w:sz w:val="18"/>
-                <w:szCs w:val="18"/>
-              </w:rPr>
-              <w:t xml:space="preserve">Phase 1 — Predict: Revisiting the Phenomenon Through an Economic Lens (0–12 min)</w:t>
+            <w:shd w:fill="EAD1F5" w:color="auto" w:val="clear"/>
+            <w:tcMar>
+              <w:top w:type="dxa" w:w="60"/>
+              <w:left w:type="dxa" w:w="120"/>
+              <w:bottom w:type="dxa" w:w="60"/>
+              <w:right w:type="dxa" w:w="120"/>
+            </w:tcMar>
+            <w:vAlign w:val="top"/>
+          </w:tcPr>
+          <w:p>
+            <w:pPr>
+              <w:spacing w:after="40" w:before="0"/>
+              <w:jc w:val="left"/>
+            </w:pPr>
+            <w:r>
+              <w:rPr>
+                <w:rFonts w:ascii="Arial" w:cs="Arial" w:eastAsia="Arial" w:hAnsi="Arial"/>
+                <w:b/>
+                <w:bCs/>
+                <w:i w:val="false"/>
+                <w:iCs w:val="false"/>
+                <w:color w:val="000000"/>
+                <w:sz w:val="18"/>
+                <w:szCs w:val="18"/>
+              </w:rPr>
+              <w:t xml:space="preserve">Predict Phase</w:t>
             </w:r>
           </w:p>
           <w:p>
@@ -17508,7 +17508,7 @@
             <w:pPr>
               <w:spacing w:after="20" w:before="0"/>
             </w:pPr>
-            <w:hyperlink w:history="1" r:id="rIdewgr-1xqg046cmlpjv97m">
+            <w:hyperlink w:history="1" r:id="rIdiu6lg-lwqsr7rcdabrs7a">
               <w:r>
                 <w:rPr>
                   <w:rFonts w:ascii="Arial" w:cs="Arial" w:eastAsia="Arial" w:hAnsi="Arial"/>
@@ -17541,7 +17541,7 @@
               <w:spacing w:after="10" w:before="0"/>
               <w:ind w:left="120"/>
             </w:pPr>
-            <w:hyperlink w:history="1" r:id="rIdiwq-pjsyyx2ni4u1kcpgb">
+            <w:hyperlink w:history="1" r:id="rId1rweh7alp76zjyd96tm9g">
               <w:r>
                 <w:rPr>
                   <w:rFonts w:ascii="Arial" w:cs="Arial" w:eastAsia="Arial" w:hAnsi="Arial"/>
@@ -17586,7 +17586,7 @@
             <w:pPr>
               <w:spacing w:after="20" w:before="0"/>
             </w:pPr>
-            <w:hyperlink w:history="1" r:id="rIdgh6otwr068xkpx7ckkbrz">
+            <w:hyperlink w:history="1" r:id="rId8ikalcxhftomtqoz3mxki">
               <w:r>
                 <w:rPr>
                   <w:rFonts w:ascii="Arial" w:cs="Arial" w:eastAsia="Arial" w:hAnsi="Arial"/>
@@ -17619,7 +17619,7 @@
               <w:spacing w:after="10" w:before="0"/>
               <w:ind w:left="120"/>
             </w:pPr>
-            <w:hyperlink w:history="1" r:id="rIdhidycqljff1uc1pkvjlzd">
+            <w:hyperlink w:history="1" r:id="rIdtqb6cpe9-dca1jquabcmi">
               <w:r>
                 <w:rPr>
                   <w:rFonts w:ascii="Arial" w:cs="Arial" w:eastAsia="Arial" w:hAnsi="Arial"/>
@@ -17766,32 +17766,32 @@
         <w:tc>
           <w:tcPr>
             <w:tcW w:type="dxa" w:w="1520"/>
-            <w:shd w:fill="F2F2F2" w:color="auto" w:val="clear"/>
-            <w:tcMar>
-              <w:top w:type="dxa" w:w="60"/>
-              <w:left w:type="dxa" w:w="120"/>
-              <w:bottom w:type="dxa" w:w="60"/>
-              <w:right w:type="dxa" w:w="120"/>
-            </w:tcMar>
-            <w:vAlign w:val="top"/>
-          </w:tcPr>
-          <w:p>
-            <w:pPr>
-              <w:spacing w:after="40" w:before="0"/>
-              <w:jc w:val="left"/>
-            </w:pPr>
-            <w:r>
-              <w:rPr>
-                <w:rFonts w:ascii="Arial" w:cs="Arial" w:eastAsia="Arial" w:hAnsi="Arial"/>
-                <w:b/>
-                <w:bCs/>
-                <w:i w:val="false"/>
-                <w:iCs w:val="false"/>
-                <w:color w:val="000000"/>
-                <w:sz w:val="18"/>
-                <w:szCs w:val="18"/>
-              </w:rPr>
-              <w:t xml:space="preserve">Phase 2 — Observe: Jigsaw Expert Groups — Evidence for Economic Roles (12–42 min)</w:t>
+            <w:shd w:fill="D9EEF1" w:color="auto" w:val="clear"/>
+            <w:tcMar>
+              <w:top w:type="dxa" w:w="60"/>
+              <w:left w:type="dxa" w:w="120"/>
+              <w:bottom w:type="dxa" w:w="60"/>
+              <w:right w:type="dxa" w:w="120"/>
+            </w:tcMar>
+            <w:vAlign w:val="top"/>
+          </w:tcPr>
+          <w:p>
+            <w:pPr>
+              <w:spacing w:after="40" w:before="0"/>
+              <w:jc w:val="left"/>
+            </w:pPr>
+            <w:r>
+              <w:rPr>
+                <w:rFonts w:ascii="Arial" w:cs="Arial" w:eastAsia="Arial" w:hAnsi="Arial"/>
+                <w:b/>
+                <w:bCs/>
+                <w:i w:val="false"/>
+                <w:iCs w:val="false"/>
+                <w:color w:val="000000"/>
+                <w:sz w:val="18"/>
+                <w:szCs w:val="18"/>
+              </w:rPr>
+              <w:t xml:space="preserve">Observe Phase</w:t>
             </w:r>
           </w:p>
           <w:p>
@@ -17814,7 +17814,7 @@
             <w:pPr>
               <w:spacing w:after="20" w:before="0"/>
             </w:pPr>
-            <w:hyperlink w:history="1" r:id="rIdddzlelact5nnkkq1xhavg">
+            <w:hyperlink w:history="1" r:id="rId1cz7orqapikmiumpbwo_r">
               <w:r>
                 <w:rPr>
                   <w:rFonts w:ascii="Arial" w:cs="Arial" w:eastAsia="Arial" w:hAnsi="Arial"/>
@@ -17847,7 +17847,7 @@
               <w:spacing w:after="10" w:before="0"/>
               <w:ind w:left="120"/>
             </w:pPr>
-            <w:hyperlink w:history="1" r:id="rIdepj-2extey9_aqqgvony-">
+            <w:hyperlink w:history="1" r:id="rIdrqmf-riqvgurfmkgxjntq">
               <w:r>
                 <w:rPr>
                   <w:rFonts w:ascii="Arial" w:cs="Arial" w:eastAsia="Arial" w:hAnsi="Arial"/>
@@ -17892,7 +17892,7 @@
             <w:pPr>
               <w:spacing w:after="20" w:before="0"/>
             </w:pPr>
-            <w:hyperlink w:history="1" r:id="rIdp8ulmnf5wshvw5yjftk40">
+            <w:hyperlink w:history="1" r:id="rIdjaa6uakpklvpc9dbwiunv">
               <w:r>
                 <w:rPr>
                   <w:rFonts w:ascii="Arial" w:cs="Arial" w:eastAsia="Arial" w:hAnsi="Arial"/>
@@ -17925,7 +17925,7 @@
               <w:spacing w:after="10" w:before="0"/>
               <w:ind w:left="120"/>
             </w:pPr>
-            <w:hyperlink w:history="1" r:id="rId_dycnjthkbvbglz1vsbmi">
+            <w:hyperlink w:history="1" r:id="rId0b-xbp5ryva7siczo9dou">
               <w:r>
                 <w:rPr>
                   <w:rFonts w:ascii="Arial" w:cs="Arial" w:eastAsia="Arial" w:hAnsi="Arial"/>
@@ -18072,32 +18072,32 @@
         <w:tc>
           <w:tcPr>
             <w:tcW w:type="dxa" w:w="1520"/>
-            <w:shd w:fill="F2F2F2" w:color="auto" w:val="clear"/>
-            <w:tcMar>
-              <w:top w:type="dxa" w:w="60"/>
-              <w:left w:type="dxa" w:w="120"/>
-              <w:bottom w:type="dxa" w:w="60"/>
-              <w:right w:type="dxa" w:w="120"/>
-            </w:tcMar>
-            <w:vAlign w:val="top"/>
-          </w:tcPr>
-          <w:p>
-            <w:pPr>
-              <w:spacing w:after="40" w:before="0"/>
-              <w:jc w:val="left"/>
-            </w:pPr>
-            <w:r>
-              <w:rPr>
-                <w:rFonts w:ascii="Arial" w:cs="Arial" w:eastAsia="Arial" w:hAnsi="Arial"/>
-                <w:b/>
-                <w:bCs/>
-                <w:i w:val="false"/>
-                <w:iCs w:val="false"/>
-                <w:color w:val="000000"/>
-                <w:sz w:val="18"/>
-                <w:szCs w:val="18"/>
-              </w:rPr>
-              <w:t xml:space="preserve">Phase 3 — Explain: Synthesising the Dual Nature — Benefits, Harms, and the Phenomenon (42–65 min)</w:t>
+            <w:shd w:fill="E2EFDA" w:color="auto" w:val="clear"/>
+            <w:tcMar>
+              <w:top w:type="dxa" w:w="60"/>
+              <w:left w:type="dxa" w:w="120"/>
+              <w:bottom w:type="dxa" w:w="60"/>
+              <w:right w:type="dxa" w:w="120"/>
+            </w:tcMar>
+            <w:vAlign w:val="top"/>
+          </w:tcPr>
+          <w:p>
+            <w:pPr>
+              <w:spacing w:after="40" w:before="0"/>
+              <w:jc w:val="left"/>
+            </w:pPr>
+            <w:r>
+              <w:rPr>
+                <w:rFonts w:ascii="Arial" w:cs="Arial" w:eastAsia="Arial" w:hAnsi="Arial"/>
+                <w:b/>
+                <w:bCs/>
+                <w:i w:val="false"/>
+                <w:iCs w:val="false"/>
+                <w:color w:val="000000"/>
+                <w:sz w:val="18"/>
+                <w:szCs w:val="18"/>
+              </w:rPr>
+              <w:t xml:space="preserve">Explain Phase</w:t>
             </w:r>
           </w:p>
           <w:p>
@@ -18120,7 +18120,7 @@
             <w:pPr>
               <w:spacing w:after="20" w:before="0"/>
             </w:pPr>
-            <w:hyperlink w:history="1" r:id="rIdfhhnaspswk-cq8rlcqzr1">
+            <w:hyperlink w:history="1" r:id="rIdiikedh0rxd1qtapxcl_o7">
               <w:r>
                 <w:rPr>
                   <w:rFonts w:ascii="Arial" w:cs="Arial" w:eastAsia="Arial" w:hAnsi="Arial"/>
@@ -18153,7 +18153,7 @@
               <w:spacing w:after="10" w:before="0"/>
               <w:ind w:left="120"/>
             </w:pPr>
-            <w:hyperlink w:history="1" r:id="rId8-cddoqhvxmeqas3ag5gb">
+            <w:hyperlink w:history="1" r:id="rId_thoxrkjytktmp_hfkk__">
               <w:r>
                 <w:rPr>
                   <w:rFonts w:ascii="Arial" w:cs="Arial" w:eastAsia="Arial" w:hAnsi="Arial"/>
@@ -18198,7 +18198,7 @@
             <w:pPr>
               <w:spacing w:after="20" w:before="0"/>
             </w:pPr>
-            <w:hyperlink w:history="1" r:id="rIdpk5sypl5cyr9gzobqxzhx">
+            <w:hyperlink w:history="1" r:id="rIdqwdincfo9awkzgmhfdirq">
               <w:r>
                 <w:rPr>
                   <w:rFonts w:ascii="Arial" w:cs="Arial" w:eastAsia="Arial" w:hAnsi="Arial"/>
@@ -18231,7 +18231,7 @@
               <w:spacing w:after="10" w:before="0"/>
               <w:ind w:left="120"/>
             </w:pPr>
-            <w:hyperlink w:history="1" r:id="rId6bto3xccr9jgu1u3ipwq4">
+            <w:hyperlink w:history="1" r:id="rId1tnxk6ihbqqd3v0ou5rmg">
               <w:r>
                 <w:rPr>
                   <w:rFonts w:ascii="Arial" w:cs="Arial" w:eastAsia="Arial" w:hAnsi="Arial"/>
@@ -18378,32 +18378,32 @@
         <w:tc>
           <w:tcPr>
             <w:tcW w:type="dxa" w:w="1520"/>
-            <w:shd w:fill="F2F2F2" w:color="auto" w:val="clear"/>
-            <w:tcMar>
-              <w:top w:type="dxa" w:w="60"/>
-              <w:left w:type="dxa" w:w="120"/>
-              <w:bottom w:type="dxa" w:w="60"/>
-              <w:right w:type="dxa" w:w="120"/>
-            </w:tcMar>
-            <w:vAlign w:val="top"/>
-          </w:tcPr>
-          <w:p>
-            <w:pPr>
-              <w:spacing w:after="40" w:before="0"/>
-              <w:jc w:val="left"/>
-            </w:pPr>
-            <w:r>
-              <w:rPr>
-                <w:rFonts w:ascii="Arial" w:cs="Arial" w:eastAsia="Arial" w:hAnsi="Arial"/>
-                <w:b/>
-                <w:bCs/>
-                <w:i w:val="false"/>
-                <w:iCs w:val="false"/>
-                <w:color w:val="000000"/>
-                <w:sz w:val="18"/>
-                <w:szCs w:val="18"/>
-              </w:rPr>
-              <w:t xml:space="preserve">Phase 4 — Driving Question Board (DQB) Update (65–74 min)</w:t>
+            <w:shd w:fill="FCE4D6" w:color="auto" w:val="clear"/>
+            <w:tcMar>
+              <w:top w:type="dxa" w:w="60"/>
+              <w:left w:type="dxa" w:w="120"/>
+              <w:bottom w:type="dxa" w:w="60"/>
+              <w:right w:type="dxa" w:w="120"/>
+            </w:tcMar>
+            <w:vAlign w:val="top"/>
+          </w:tcPr>
+          <w:p>
+            <w:pPr>
+              <w:spacing w:after="40" w:before="0"/>
+              <w:jc w:val="left"/>
+            </w:pPr>
+            <w:r>
+              <w:rPr>
+                <w:rFonts w:ascii="Arial" w:cs="Arial" w:eastAsia="Arial" w:hAnsi="Arial"/>
+                <w:b/>
+                <w:bCs/>
+                <w:i w:val="false"/>
+                <w:iCs w:val="false"/>
+                <w:color w:val="000000"/>
+                <w:sz w:val="18"/>
+                <w:szCs w:val="18"/>
+              </w:rPr>
+              <w:t xml:space="preserve">Driving Question Board (DQB) Creation</w:t>
             </w:r>
           </w:p>
           <w:p>
@@ -18426,7 +18426,7 @@
             <w:pPr>
               <w:spacing w:after="20" w:before="0"/>
             </w:pPr>
-            <w:hyperlink w:history="1" r:id="rIdk_kt6zgtsywt_0wqwnbi5">
+            <w:hyperlink w:history="1" r:id="rIdqcbqgz_fjp0tm6xv3ciri">
               <w:r>
                 <w:rPr>
                   <w:rFonts w:ascii="Arial" w:cs="Arial" w:eastAsia="Arial" w:hAnsi="Arial"/>
@@ -18459,7 +18459,7 @@
               <w:spacing w:after="10" w:before="0"/>
               <w:ind w:left="120"/>
             </w:pPr>
-            <w:hyperlink w:history="1" r:id="rIdqtxi2nn5djj6tcddbethl">
+            <w:hyperlink w:history="1" r:id="rIdqmkzcb8fs8qtiahye2shw">
               <w:r>
                 <w:rPr>
                   <w:rFonts w:ascii="Arial" w:cs="Arial" w:eastAsia="Arial" w:hAnsi="Arial"/>
@@ -18504,7 +18504,7 @@
             <w:pPr>
               <w:spacing w:after="20" w:before="0"/>
             </w:pPr>
-            <w:hyperlink w:history="1" r:id="rId_yyljpvd5coi80mjfsjr3">
+            <w:hyperlink w:history="1" r:id="rIdsom6vft_r36ruarh_wwht">
               <w:r>
                 <w:rPr>
                   <w:rFonts w:ascii="Arial" w:cs="Arial" w:eastAsia="Arial" w:hAnsi="Arial"/>
@@ -18537,7 +18537,7 @@
               <w:spacing w:after="10" w:before="0"/>
               <w:ind w:left="120"/>
             </w:pPr>
-            <w:hyperlink w:history="1" r:id="rIdagapaexpyt_zguykkxuhl">
+            <w:hyperlink w:history="1" r:id="rIdlelvd4j31twzxkzvm30nu">
               <w:r>
                 <w:rPr>
                   <w:rFonts w:ascii="Arial" w:cs="Arial" w:eastAsia="Arial" w:hAnsi="Arial"/>
@@ -18684,32 +18684,32 @@
         <w:tc>
           <w:tcPr>
             <w:tcW w:type="dxa" w:w="1520"/>
-            <w:shd w:fill="F2F2F2" w:color="auto" w:val="clear"/>
-            <w:tcMar>
-              <w:top w:type="dxa" w:w="60"/>
-              <w:left w:type="dxa" w:w="120"/>
-              <w:bottom w:type="dxa" w:w="60"/>
-              <w:right w:type="dxa" w:w="120"/>
-            </w:tcMar>
-            <w:vAlign w:val="top"/>
-          </w:tcPr>
-          <w:p>
-            <w:pPr>
-              <w:spacing w:after="40" w:before="0"/>
-              <w:jc w:val="left"/>
-            </w:pPr>
-            <w:r>
-              <w:rPr>
-                <w:rFonts w:ascii="Arial" w:cs="Arial" w:eastAsia="Arial" w:hAnsi="Arial"/>
-                <w:b/>
-                <w:bCs/>
-                <w:i w:val="false"/>
-                <w:iCs w:val="false"/>
-                <w:color w:val="000000"/>
-                <w:sz w:val="18"/>
-                <w:szCs w:val="18"/>
-              </w:rPr>
-              <w:t xml:space="preserve">Phase 5 — Model Building: Revising the Class Model of the Invisible World (74–80 min)</w:t>
+            <w:shd w:fill="D5E8F0" w:color="auto" w:val="clear"/>
+            <w:tcMar>
+              <w:top w:type="dxa" w:w="60"/>
+              <w:left w:type="dxa" w:w="120"/>
+              <w:bottom w:type="dxa" w:w="60"/>
+              <w:right w:type="dxa" w:w="120"/>
+            </w:tcMar>
+            <w:vAlign w:val="top"/>
+          </w:tcPr>
+          <w:p>
+            <w:pPr>
+              <w:spacing w:after="40" w:before="0"/>
+              <w:jc w:val="left"/>
+            </w:pPr>
+            <w:r>
+              <w:rPr>
+                <w:rFonts w:ascii="Arial" w:cs="Arial" w:eastAsia="Arial" w:hAnsi="Arial"/>
+                <w:b/>
+                <w:bCs/>
+                <w:i w:val="false"/>
+                <w:iCs w:val="false"/>
+                <w:color w:val="000000"/>
+                <w:sz w:val="18"/>
+                <w:szCs w:val="18"/>
+              </w:rPr>
+              <w:t xml:space="preserve">Model Building Phase</w:t>
             </w:r>
           </w:p>
           <w:p>
@@ -18732,7 +18732,7 @@
             <w:pPr>
               <w:spacing w:after="20" w:before="0"/>
             </w:pPr>
-            <w:hyperlink w:history="1" r:id="rIdf-vcwilzeqab9zlgxmh93">
+            <w:hyperlink w:history="1" r:id="rIdcysyka-50clyh3yixxn3y">
               <w:r>
                 <w:rPr>
                   <w:rFonts w:ascii="Arial" w:cs="Arial" w:eastAsia="Arial" w:hAnsi="Arial"/>
@@ -18765,7 +18765,7 @@
               <w:spacing w:after="10" w:before="0"/>
               <w:ind w:left="120"/>
             </w:pPr>
-            <w:hyperlink w:history="1" r:id="rIdb3tni6u7uojphsyqefldj">
+            <w:hyperlink w:history="1" r:id="rIdzr7ojjealaofe95niefwi">
               <w:r>
                 <w:rPr>
                   <w:rFonts w:ascii="Arial" w:cs="Arial" w:eastAsia="Arial" w:hAnsi="Arial"/>
@@ -18810,7 +18810,7 @@
             <w:pPr>
               <w:spacing w:after="20" w:before="0"/>
             </w:pPr>
-            <w:hyperlink w:history="1" r:id="rIdxbf5eqagqyazog-ivnwxg">
+            <w:hyperlink w:history="1" r:id="rId3ofzleov-s7lb_kqh_ofo">
               <w:r>
                 <w:rPr>
                   <w:rFonts w:ascii="Arial" w:cs="Arial" w:eastAsia="Arial" w:hAnsi="Arial"/>
@@ -18843,7 +18843,7 @@
               <w:spacing w:after="10" w:before="0"/>
               <w:ind w:left="120"/>
             </w:pPr>
-            <w:hyperlink w:history="1" r:id="rIdnmnh5mnasyqbhcwrgnxq7">
+            <w:hyperlink w:history="1" r:id="rIdkl7feoewt6ag2etuiac3-">
               <w:r>
                 <w:rPr>
                   <w:rFonts w:ascii="Arial" w:cs="Arial" w:eastAsia="Arial" w:hAnsi="Arial"/>
@@ -20407,7 +20407,7 @@
             <w:pPr>
               <w:spacing w:after="20" w:before="0"/>
             </w:pPr>
-            <w:hyperlink w:history="1" r:id="rIdqbw1xe56zaulup8rbbvvs">
+            <w:hyperlink w:history="1" r:id="rIdum5li34jpdi7ki_prywbe">
               <w:r>
                 <w:rPr>
                   <w:rFonts w:ascii="Arial" w:cs="Arial" w:eastAsia="Arial" w:hAnsi="Arial"/>
@@ -20440,7 +20440,7 @@
               <w:spacing w:after="10" w:before="0"/>
               <w:ind w:left="120"/>
             </w:pPr>
-            <w:hyperlink w:history="1" r:id="rIddndd4ebvwrmdx7kbaqw0h">
+            <w:hyperlink w:history="1" r:id="rIdbjr7sb3z9trchniakdsbz">
               <w:r>
                 <w:rPr>
                   <w:rFonts w:ascii="Arial" w:cs="Arial" w:eastAsia="Arial" w:hAnsi="Arial"/>
@@ -20485,7 +20485,7 @@
             <w:pPr>
               <w:spacing w:after="20" w:before="0"/>
             </w:pPr>
-            <w:hyperlink w:history="1" r:id="rIdeaakyvzf-cmq3jdoel197">
+            <w:hyperlink w:history="1" r:id="rIdqivrq5aodqpr52yzlay4o">
               <w:r>
                 <w:rPr>
                   <w:rFonts w:ascii="Arial" w:cs="Arial" w:eastAsia="Arial" w:hAnsi="Arial"/>
@@ -20518,7 +20518,7 @@
               <w:spacing w:after="10" w:before="0"/>
               <w:ind w:left="120"/>
             </w:pPr>
-            <w:hyperlink w:history="1" r:id="rIdo5f-5lbpnpuirtay1fj4l">
+            <w:hyperlink w:history="1" r:id="rId7ch47ry2-5hfuvzy4zkyz">
               <w:r>
                 <w:rPr>
                   <w:rFonts w:ascii="Arial" w:cs="Arial" w:eastAsia="Arial" w:hAnsi="Arial"/>
@@ -20713,7 +20713,7 @@
             <w:pPr>
               <w:spacing w:after="20" w:before="0"/>
             </w:pPr>
-            <w:hyperlink w:history="1" r:id="rIdnawvrfqzjiq01blr5tzq1">
+            <w:hyperlink w:history="1" r:id="rIdnrxuz0a4-qua1elx7uguc">
               <w:r>
                 <w:rPr>
                   <w:rFonts w:ascii="Arial" w:cs="Arial" w:eastAsia="Arial" w:hAnsi="Arial"/>
@@ -20746,7 +20746,7 @@
               <w:spacing w:after="10" w:before="0"/>
               <w:ind w:left="120"/>
             </w:pPr>
-            <w:hyperlink w:history="1" r:id="rId-bxm1higvisgcqhbvob67">
+            <w:hyperlink w:history="1" r:id="rIdfoarkgzk_vp5momlz-xnz">
               <w:r>
                 <w:rPr>
                   <w:rFonts w:ascii="Arial" w:cs="Arial" w:eastAsia="Arial" w:hAnsi="Arial"/>
@@ -20791,7 +20791,7 @@
             <w:pPr>
               <w:spacing w:after="20" w:before="0"/>
             </w:pPr>
-            <w:hyperlink w:history="1" r:id="rIdlkjncq2jnvz6g6or62whw">
+            <w:hyperlink w:history="1" r:id="rId2ho1cr6cfhwdyyzbukcxf">
               <w:r>
                 <w:rPr>
                   <w:rFonts w:ascii="Arial" w:cs="Arial" w:eastAsia="Arial" w:hAnsi="Arial"/>
@@ -20824,7 +20824,7 @@
               <w:spacing w:after="10" w:before="0"/>
               <w:ind w:left="120"/>
             </w:pPr>
-            <w:hyperlink w:history="1" r:id="rIdy8pwwrzopru8guinm5jcm">
+            <w:hyperlink w:history="1" r:id="rIdv3yex75to9u30accm10ah">
               <w:r>
                 <w:rPr>
                   <w:rFonts w:ascii="Arial" w:cs="Arial" w:eastAsia="Arial" w:hAnsi="Arial"/>
@@ -21019,7 +21019,7 @@
             <w:pPr>
               <w:spacing w:after="20" w:before="0"/>
             </w:pPr>
-            <w:hyperlink w:history="1" r:id="rIdnvpwypokhvhq7yygmh3ur">
+            <w:hyperlink w:history="1" r:id="rIdq7w7kl8azfqomwaawnbiq">
               <w:r>
                 <w:rPr>
                   <w:rFonts w:ascii="Arial" w:cs="Arial" w:eastAsia="Arial" w:hAnsi="Arial"/>
@@ -21052,7 +21052,7 @@
               <w:spacing w:after="10" w:before="0"/>
               <w:ind w:left="120"/>
             </w:pPr>
-            <w:hyperlink w:history="1" r:id="rIdgizh70ahth44n7dmngzgr">
+            <w:hyperlink w:history="1" r:id="rIdw9dntyyphbh9nc6bl0n9-">
               <w:r>
                 <w:rPr>
                   <w:rFonts w:ascii="Arial" w:cs="Arial" w:eastAsia="Arial" w:hAnsi="Arial"/>
@@ -21097,7 +21097,7 @@
             <w:pPr>
               <w:spacing w:after="20" w:before="0"/>
             </w:pPr>
-            <w:hyperlink w:history="1" r:id="rIdmst8cwex2bnmlvj9bovjx">
+            <w:hyperlink w:history="1" r:id="rIdoea6onss9e14vo2vfptgh">
               <w:r>
                 <w:rPr>
                   <w:rFonts w:ascii="Arial" w:cs="Arial" w:eastAsia="Arial" w:hAnsi="Arial"/>
@@ -21130,7 +21130,7 @@
               <w:spacing w:after="10" w:before="0"/>
               <w:ind w:left="120"/>
             </w:pPr>
-            <w:hyperlink w:history="1" r:id="rIdvq5jb3cd6lcbn9posh_eq">
+            <w:hyperlink w:history="1" r:id="rIdenwdhe0qh7_eq3fkzp-ja">
               <w:r>
                 <w:rPr>
                   <w:rFonts w:ascii="Arial" w:cs="Arial" w:eastAsia="Arial" w:hAnsi="Arial"/>
@@ -21325,7 +21325,7 @@
             <w:pPr>
               <w:spacing w:after="20" w:before="0"/>
             </w:pPr>
-            <w:hyperlink w:history="1" r:id="rIdze_ttxwlruyhreyae_30r">
+            <w:hyperlink w:history="1" r:id="rIdae_4d953hgh1hcxpynzgt">
               <w:r>
                 <w:rPr>
                   <w:rFonts w:ascii="Arial" w:cs="Arial" w:eastAsia="Arial" w:hAnsi="Arial"/>
@@ -21358,7 +21358,7 @@
               <w:spacing w:after="10" w:before="0"/>
               <w:ind w:left="120"/>
             </w:pPr>
-            <w:hyperlink w:history="1" r:id="rIdoawktanssfuuf6x0phqna">
+            <w:hyperlink w:history="1" r:id="rIdk-4er_rdtphek3uha1tgl">
               <w:r>
                 <w:rPr>
                   <w:rFonts w:ascii="Arial" w:cs="Arial" w:eastAsia="Arial" w:hAnsi="Arial"/>
@@ -21403,7 +21403,7 @@
             <w:pPr>
               <w:spacing w:after="20" w:before="0"/>
             </w:pPr>
-            <w:hyperlink w:history="1" r:id="rIdvysvjxpngsxlaaewj2xgh">
+            <w:hyperlink w:history="1" r:id="rId3ynwvjct8ijfeelmgmpkh">
               <w:r>
                 <w:rPr>
                   <w:rFonts w:ascii="Arial" w:cs="Arial" w:eastAsia="Arial" w:hAnsi="Arial"/>
@@ -21436,7 +21436,7 @@
               <w:spacing w:after="10" w:before="0"/>
               <w:ind w:left="120"/>
             </w:pPr>
-            <w:hyperlink w:history="1" r:id="rIdffbffj2j-apz4ohtsyzg_">
+            <w:hyperlink w:history="1" r:id="rIdpfugvnjnqglu-2j4de0zh">
               <w:r>
                 <w:rPr>
                   <w:rFonts w:ascii="Arial" w:cs="Arial" w:eastAsia="Arial" w:hAnsi="Arial"/>
@@ -21631,7 +21631,7 @@
             <w:pPr>
               <w:spacing w:after="20" w:before="0"/>
             </w:pPr>
-            <w:hyperlink w:history="1" r:id="rIdq-n4fawuy9jd3khoav4n2">
+            <w:hyperlink w:history="1" r:id="rIdon_ig-zal2mau88m6mt4g">
               <w:r>
                 <w:rPr>
                   <w:rFonts w:ascii="Arial" w:cs="Arial" w:eastAsia="Arial" w:hAnsi="Arial"/>
@@ -21664,7 +21664,7 @@
               <w:spacing w:after="10" w:before="0"/>
               <w:ind w:left="120"/>
             </w:pPr>
-            <w:hyperlink w:history="1" r:id="rId1pdl54mk0urhrbtq_lkpf">
+            <w:hyperlink w:history="1" r:id="rIdwjsp49nnywwksl1pfqd24">
               <w:r>
                 <w:rPr>
                   <w:rFonts w:ascii="Arial" w:cs="Arial" w:eastAsia="Arial" w:hAnsi="Arial"/>
@@ -21709,7 +21709,7 @@
             <w:pPr>
               <w:spacing w:after="20" w:before="0"/>
             </w:pPr>
-            <w:hyperlink w:history="1" r:id="rId5q58x6bh_s6a0xhsc54fk">
+            <w:hyperlink w:history="1" r:id="rIdhiazwnhxjdufx4f3jp_ba">
               <w:r>
                 <w:rPr>
                   <w:rFonts w:ascii="Arial" w:cs="Arial" w:eastAsia="Arial" w:hAnsi="Arial"/>
@@ -21742,7 +21742,7 @@
               <w:spacing w:after="10" w:before="0"/>
               <w:ind w:left="120"/>
             </w:pPr>
-            <w:hyperlink w:history="1" r:id="rIdc1beyc_lfvrl7rj3fqkm4">
+            <w:hyperlink w:history="1" r:id="rId1rb_d8ocs7pwmwi1s03pk">
               <w:r>
                 <w:rPr>
                   <w:rFonts w:ascii="Arial" w:cs="Arial" w:eastAsia="Arial" w:hAnsi="Arial"/>
@@ -23211,7 +23211,7 @@
             <w:pPr>
               <w:spacing w:after="20" w:before="0"/>
             </w:pPr>
-            <w:hyperlink w:history="1" r:id="rId9by3-kycu7i9fhoauh4tb">
+            <w:hyperlink w:history="1" r:id="rIdzdzfzceu_dwbihenwh9fj">
               <w:r>
                 <w:rPr>
                   <w:rFonts w:ascii="Arial" w:cs="Arial" w:eastAsia="Arial" w:hAnsi="Arial"/>
@@ -23244,7 +23244,7 @@
               <w:spacing w:after="10" w:before="0"/>
               <w:ind w:left="120"/>
             </w:pPr>
-            <w:hyperlink w:history="1" r:id="rIdnevppz3vkksaiq_il2-mz">
+            <w:hyperlink w:history="1" r:id="rIdijnzroyklz4p0s6zzanm5">
               <w:r>
                 <w:rPr>
                   <w:rFonts w:ascii="Arial" w:cs="Arial" w:eastAsia="Arial" w:hAnsi="Arial"/>
@@ -23289,7 +23289,7 @@
             <w:pPr>
               <w:spacing w:after="20" w:before="0"/>
             </w:pPr>
-            <w:hyperlink w:history="1" r:id="rIdgu3dgu-aq-bdvubiv7-_h">
+            <w:hyperlink w:history="1" r:id="rIdn2kerqbhj82wzrlgdgpaw">
               <w:r>
                 <w:rPr>
                   <w:rFonts w:ascii="Arial" w:cs="Arial" w:eastAsia="Arial" w:hAnsi="Arial"/>
@@ -23322,7 +23322,7 @@
               <w:spacing w:after="10" w:before="0"/>
               <w:ind w:left="120"/>
             </w:pPr>
-            <w:hyperlink w:history="1" r:id="rIdwklnqkspmbzhxkifvf2md">
+            <w:hyperlink w:history="1" r:id="rIdsrligly_8defojxtgsrc7">
               <w:r>
                 <w:rPr>
                   <w:rFonts w:ascii="Arial" w:cs="Arial" w:eastAsia="Arial" w:hAnsi="Arial"/>
@@ -23517,7 +23517,7 @@
             <w:pPr>
               <w:spacing w:after="20" w:before="0"/>
             </w:pPr>
-            <w:hyperlink w:history="1" r:id="rIdrzgajw0gx_apfphusl2jx">
+            <w:hyperlink w:history="1" r:id="rIdrhohmjefhvgovvgn4lv4l">
               <w:r>
                 <w:rPr>
                   <w:rFonts w:ascii="Arial" w:cs="Arial" w:eastAsia="Arial" w:hAnsi="Arial"/>
@@ -23550,7 +23550,7 @@
               <w:spacing w:after="10" w:before="0"/>
               <w:ind w:left="120"/>
             </w:pPr>
-            <w:hyperlink w:history="1" r:id="rIdvyuwrvowz8oie0a4kowis">
+            <w:hyperlink w:history="1" r:id="rIdmmkm3oplqenvffk9gplip">
               <w:r>
                 <w:rPr>
                   <w:rFonts w:ascii="Arial" w:cs="Arial" w:eastAsia="Arial" w:hAnsi="Arial"/>
@@ -23595,7 +23595,7 @@
             <w:pPr>
               <w:spacing w:after="20" w:before="0"/>
             </w:pPr>
-            <w:hyperlink w:history="1" r:id="rIdpwsgze_rsvvuepyqew4jb">
+            <w:hyperlink w:history="1" r:id="rId-fpn6pj058dadzu_vlavm">
               <w:r>
                 <w:rPr>
                   <w:rFonts w:ascii="Arial" w:cs="Arial" w:eastAsia="Arial" w:hAnsi="Arial"/>
@@ -23628,7 +23628,7 @@
               <w:spacing w:after="10" w:before="0"/>
               <w:ind w:left="120"/>
             </w:pPr>
-            <w:hyperlink w:history="1" r:id="rIdepocfzopwj2v9rkhh6qfv">
+            <w:hyperlink w:history="1" r:id="rIdmenj6of6yuoo66boxew7y">
               <w:r>
                 <w:rPr>
                   <w:rFonts w:ascii="Arial" w:cs="Arial" w:eastAsia="Arial" w:hAnsi="Arial"/>
@@ -23823,7 +23823,7 @@
             <w:pPr>
               <w:spacing w:after="20" w:before="0"/>
             </w:pPr>
-            <w:hyperlink w:history="1" r:id="rId8e0xdotn6-cx8o3ei5dvh">
+            <w:hyperlink w:history="1" r:id="rIdzwwxb0ms243z0mnj8xehv">
               <w:r>
                 <w:rPr>
                   <w:rFonts w:ascii="Arial" w:cs="Arial" w:eastAsia="Arial" w:hAnsi="Arial"/>
@@ -23856,7 +23856,7 @@
               <w:spacing w:after="10" w:before="0"/>
               <w:ind w:left="120"/>
             </w:pPr>
-            <w:hyperlink w:history="1" r:id="rIdm72cekwm2ams4ipcxgiej">
+            <w:hyperlink w:history="1" r:id="rIdirbm7nrw6i3z85yoxhqi8">
               <w:r>
                 <w:rPr>
                   <w:rFonts w:ascii="Arial" w:cs="Arial" w:eastAsia="Arial" w:hAnsi="Arial"/>
@@ -23901,7 +23901,7 @@
             <w:pPr>
               <w:spacing w:after="20" w:before="0"/>
             </w:pPr>
-            <w:hyperlink w:history="1" r:id="rIdyfjfjqn_0xk06ganiirfg">
+            <w:hyperlink w:history="1" r:id="rId6jobyn_oscvf7u2dlbdwp">
               <w:r>
                 <w:rPr>
                   <w:rFonts w:ascii="Arial" w:cs="Arial" w:eastAsia="Arial" w:hAnsi="Arial"/>
@@ -23934,7 +23934,7 @@
               <w:spacing w:after="10" w:before="0"/>
               <w:ind w:left="120"/>
             </w:pPr>
-            <w:hyperlink w:history="1" r:id="rIdo8uujkybz-k4vlyyhcqa0">
+            <w:hyperlink w:history="1" r:id="rIdfqsgx00eni9hey0pis9pw">
               <w:r>
                 <w:rPr>
                   <w:rFonts w:ascii="Arial" w:cs="Arial" w:eastAsia="Arial" w:hAnsi="Arial"/>
@@ -24129,7 +24129,7 @@
             <w:pPr>
               <w:spacing w:after="20" w:before="0"/>
             </w:pPr>
-            <w:hyperlink w:history="1" r:id="rId7okp1bhwpigbhs-tdhfoi">
+            <w:hyperlink w:history="1" r:id="rIdjsttdesfcaua7lzrkslwp">
               <w:r>
                 <w:rPr>
                   <w:rFonts w:ascii="Arial" w:cs="Arial" w:eastAsia="Arial" w:hAnsi="Arial"/>
@@ -24162,7 +24162,7 @@
               <w:spacing w:after="10" w:before="0"/>
               <w:ind w:left="120"/>
             </w:pPr>
-            <w:hyperlink w:history="1" r:id="rIdflywjmdrk6m8cwpncm-iq">
+            <w:hyperlink w:history="1" r:id="rId-mds8h245sfbbazh0soco">
               <w:r>
                 <w:rPr>
                   <w:rFonts w:ascii="Arial" w:cs="Arial" w:eastAsia="Arial" w:hAnsi="Arial"/>
@@ -24207,7 +24207,7 @@
             <w:pPr>
               <w:spacing w:after="20" w:before="0"/>
             </w:pPr>
-            <w:hyperlink w:history="1" r:id="rIdxbj6fkln7imn4w-uogzzd">
+            <w:hyperlink w:history="1" r:id="rIda0gqxwr8epqpzoslki9hg">
               <w:r>
                 <w:rPr>
                   <w:rFonts w:ascii="Arial" w:cs="Arial" w:eastAsia="Arial" w:hAnsi="Arial"/>
@@ -24240,7 +24240,7 @@
               <w:spacing w:after="10" w:before="0"/>
               <w:ind w:left="120"/>
             </w:pPr>
-            <w:hyperlink w:history="1" r:id="rIdlwwrdw54nwxsmax_eclc-">
+            <w:hyperlink w:history="1" r:id="rIdqkdnfdse-kd00opkugthd">
               <w:r>
                 <w:rPr>
                   <w:rFonts w:ascii="Arial" w:cs="Arial" w:eastAsia="Arial" w:hAnsi="Arial"/>
@@ -24435,7 +24435,7 @@
             <w:pPr>
               <w:spacing w:after="20" w:before="0"/>
             </w:pPr>
-            <w:hyperlink w:history="1" r:id="rId-tyzxbxqkvngrhtz1unwc">
+            <w:hyperlink w:history="1" r:id="rId8ib0ipymb_nb1pmnbe10a">
               <w:r>
                 <w:rPr>
                   <w:rFonts w:ascii="Arial" w:cs="Arial" w:eastAsia="Arial" w:hAnsi="Arial"/>
@@ -24468,7 +24468,7 @@
               <w:spacing w:after="10" w:before="0"/>
               <w:ind w:left="120"/>
             </w:pPr>
-            <w:hyperlink w:history="1" r:id="rIdvrvjlat9fna2vclqhiosr">
+            <w:hyperlink w:history="1" r:id="rIdzthlb_f7axb4m0sjcpkcu">
               <w:r>
                 <w:rPr>
                   <w:rFonts w:ascii="Arial" w:cs="Arial" w:eastAsia="Arial" w:hAnsi="Arial"/>
@@ -24513,7 +24513,7 @@
             <w:pPr>
               <w:spacing w:after="20" w:before="0"/>
             </w:pPr>
-            <w:hyperlink w:history="1" r:id="rIdh-wgincvg8p_mqkut1kgi">
+            <w:hyperlink w:history="1" r:id="rIdiymp3oiw-2moa7duifl9x">
               <w:r>
                 <w:rPr>
                   <w:rFonts w:ascii="Arial" w:cs="Arial" w:eastAsia="Arial" w:hAnsi="Arial"/>
@@ -24546,7 +24546,7 @@
               <w:spacing w:after="10" w:before="0"/>
               <w:ind w:left="120"/>
             </w:pPr>
-            <w:hyperlink w:history="1" r:id="rIdl3bvx62bs7ygfexsqamci">
+            <w:hyperlink w:history="1" r:id="rId4cazsz8dquqgcxmatldjm">
               <w:r>
                 <w:rPr>
                   <w:rFonts w:ascii="Arial" w:cs="Arial" w:eastAsia="Arial" w:hAnsi="Arial"/>

--- a/data/outputs/v2/General_Science/SS1.7_Microorganisms/General_Science_Microorganisms_CBE_LessonSequence.docx
+++ b/data/outputs/v2/General_Science/SS1.7_Microorganisms/General_Science_Microorganisms_CBE_LessonSequence.docx
@@ -3166,7 +3166,7 @@
             <w:pPr>
               <w:spacing w:after="20" w:before="0"/>
             </w:pPr>
-            <w:hyperlink w:history="1" r:id="rIdbow3lolz4a9urf_o3o8-x">
+            <w:hyperlink w:history="1" r:id="rIdftquvqenuprnnvljzjjdl">
               <w:r>
                 <w:rPr>
                   <w:rFonts w:ascii="Arial" w:cs="Arial" w:eastAsia="Arial" w:hAnsi="Arial"/>
@@ -3199,7 +3199,7 @@
               <w:spacing w:after="10" w:before="0"/>
               <w:ind w:left="120"/>
             </w:pPr>
-            <w:hyperlink w:history="1" r:id="rId83ztamspwhi7giaupec3_">
+            <w:hyperlink w:history="1" r:id="rIdbnnn1-1b5lryd7ncysxam">
               <w:r>
                 <w:rPr>
                   <w:rFonts w:ascii="Arial" w:cs="Arial" w:eastAsia="Arial" w:hAnsi="Arial"/>
@@ -3244,7 +3244,7 @@
             <w:pPr>
               <w:spacing w:after="20" w:before="0"/>
             </w:pPr>
-            <w:hyperlink w:history="1" r:id="rIdnux43iahuxrd7kutgf04w">
+            <w:hyperlink w:history="1" r:id="rIdif6nxpjxyi5k46iyoevop">
               <w:r>
                 <w:rPr>
                   <w:rFonts w:ascii="Arial" w:cs="Arial" w:eastAsia="Arial" w:hAnsi="Arial"/>
@@ -3277,7 +3277,7 @@
               <w:spacing w:after="10" w:before="0"/>
               <w:ind w:left="120"/>
             </w:pPr>
-            <w:hyperlink w:history="1" r:id="rIdbrlvenkm68brcg33bxra-">
+            <w:hyperlink w:history="1" r:id="rId3knqdr6gwno35gk3u2auc">
               <w:r>
                 <w:rPr>
                   <w:rFonts w:ascii="Arial" w:cs="Arial" w:eastAsia="Arial" w:hAnsi="Arial"/>
@@ -3472,7 +3472,7 @@
             <w:pPr>
               <w:spacing w:after="20" w:before="0"/>
             </w:pPr>
-            <w:hyperlink w:history="1" r:id="rIdlyqtiaqw3hhosgzakiovt">
+            <w:hyperlink w:history="1" r:id="rIdzncknx9mg9cnvvwclzky7">
               <w:r>
                 <w:rPr>
                   <w:rFonts w:ascii="Arial" w:cs="Arial" w:eastAsia="Arial" w:hAnsi="Arial"/>
@@ -3505,7 +3505,7 @@
               <w:spacing w:after="10" w:before="0"/>
               <w:ind w:left="120"/>
             </w:pPr>
-            <w:hyperlink w:history="1" r:id="rId4qlvkflyfjou4l2zoexmf">
+            <w:hyperlink w:history="1" r:id="rIdv7nq1skzl4vu-o9iiuekt">
               <w:r>
                 <w:rPr>
                   <w:rFonts w:ascii="Arial" w:cs="Arial" w:eastAsia="Arial" w:hAnsi="Arial"/>
@@ -3550,7 +3550,7 @@
             <w:pPr>
               <w:spacing w:after="20" w:before="0"/>
             </w:pPr>
-            <w:hyperlink w:history="1" r:id="rIdmv1syfleataocy9z5a9gs">
+            <w:hyperlink w:history="1" r:id="rId3tpgk6j59feaogzpkuall">
               <w:r>
                 <w:rPr>
                   <w:rFonts w:ascii="Arial" w:cs="Arial" w:eastAsia="Arial" w:hAnsi="Arial"/>
@@ -3583,7 +3583,7 @@
               <w:spacing w:after="10" w:before="0"/>
               <w:ind w:left="120"/>
             </w:pPr>
-            <w:hyperlink w:history="1" r:id="rIdviw0yuod01swxqrdtcwiy">
+            <w:hyperlink w:history="1" r:id="rIdgren8qefxofjnflri4viy">
               <w:r>
                 <w:rPr>
                   <w:rFonts w:ascii="Arial" w:cs="Arial" w:eastAsia="Arial" w:hAnsi="Arial"/>
@@ -3778,7 +3778,7 @@
             <w:pPr>
               <w:spacing w:after="20" w:before="0"/>
             </w:pPr>
-            <w:hyperlink w:history="1" r:id="rIdcu287zyfjbw4wigejs6we">
+            <w:hyperlink w:history="1" r:id="rIdwskxqcauejshmrd_us4af">
               <w:r>
                 <w:rPr>
                   <w:rFonts w:ascii="Arial" w:cs="Arial" w:eastAsia="Arial" w:hAnsi="Arial"/>
@@ -3811,7 +3811,7 @@
               <w:spacing w:after="10" w:before="0"/>
               <w:ind w:left="120"/>
             </w:pPr>
-            <w:hyperlink w:history="1" r:id="rIdvi_etnbgpfizw4smaii_3">
+            <w:hyperlink w:history="1" r:id="rIdgpers8s5zbrrrpuwpgqzo">
               <w:r>
                 <w:rPr>
                   <w:rFonts w:ascii="Arial" w:cs="Arial" w:eastAsia="Arial" w:hAnsi="Arial"/>
@@ -3856,7 +3856,7 @@
             <w:pPr>
               <w:spacing w:after="20" w:before="0"/>
             </w:pPr>
-            <w:hyperlink w:history="1" r:id="rId33jehqbxbbkwovpcolip0">
+            <w:hyperlink w:history="1" r:id="rIdmlrsd1mgnvwkd0b4nhqz7">
               <w:r>
                 <w:rPr>
                   <w:rFonts w:ascii="Arial" w:cs="Arial" w:eastAsia="Arial" w:hAnsi="Arial"/>
@@ -3889,7 +3889,7 @@
               <w:spacing w:after="10" w:before="0"/>
               <w:ind w:left="120"/>
             </w:pPr>
-            <w:hyperlink w:history="1" r:id="rId0b7pe31cn02wliyv6oalc">
+            <w:hyperlink w:history="1" r:id="rIdh8no-itmqvkljpof4aoba">
               <w:r>
                 <w:rPr>
                   <w:rFonts w:ascii="Arial" w:cs="Arial" w:eastAsia="Arial" w:hAnsi="Arial"/>
@@ -4084,7 +4084,7 @@
             <w:pPr>
               <w:spacing w:after="20" w:before="0"/>
             </w:pPr>
-            <w:hyperlink w:history="1" r:id="rIdocq5xrlaa7fxnjyy-o5ye">
+            <w:hyperlink w:history="1" r:id="rId54wndmvlc9xmdtajcvle6">
               <w:r>
                 <w:rPr>
                   <w:rFonts w:ascii="Arial" w:cs="Arial" w:eastAsia="Arial" w:hAnsi="Arial"/>
@@ -4117,7 +4117,7 @@
               <w:spacing w:after="10" w:before="0"/>
               <w:ind w:left="120"/>
             </w:pPr>
-            <w:hyperlink w:history="1" r:id="rIdtrsalgjkmqko_rriijafx">
+            <w:hyperlink w:history="1" r:id="rId5dyvppuqqekduahv3uydv">
               <w:r>
                 <w:rPr>
                   <w:rFonts w:ascii="Arial" w:cs="Arial" w:eastAsia="Arial" w:hAnsi="Arial"/>
@@ -4162,7 +4162,7 @@
             <w:pPr>
               <w:spacing w:after="20" w:before="0"/>
             </w:pPr>
-            <w:hyperlink w:history="1" r:id="rIdkvvueijqurgzyjc4tlw7f">
+            <w:hyperlink w:history="1" r:id="rIdfk_zxhrjwqqs2bonl-gdh">
               <w:r>
                 <w:rPr>
                   <w:rFonts w:ascii="Arial" w:cs="Arial" w:eastAsia="Arial" w:hAnsi="Arial"/>
@@ -4195,7 +4195,7 @@
               <w:spacing w:after="10" w:before="0"/>
               <w:ind w:left="120"/>
             </w:pPr>
-            <w:hyperlink w:history="1" r:id="rIdrh8jk5hx4mduh2t02acoc">
+            <w:hyperlink w:history="1" r:id="rIdttarkauwygi4wdwwkc-rs">
               <w:r>
                 <w:rPr>
                   <w:rFonts w:ascii="Arial" w:cs="Arial" w:eastAsia="Arial" w:hAnsi="Arial"/>
@@ -4390,7 +4390,7 @@
             <w:pPr>
               <w:spacing w:after="20" w:before="0"/>
             </w:pPr>
-            <w:hyperlink w:history="1" r:id="rIduihn987e6thtnkm_-lx9b">
+            <w:hyperlink w:history="1" r:id="rIdorbsl2ccbz-5ntestfo_-">
               <w:r>
                 <w:rPr>
                   <w:rFonts w:ascii="Arial" w:cs="Arial" w:eastAsia="Arial" w:hAnsi="Arial"/>
@@ -4423,7 +4423,7 @@
               <w:spacing w:after="10" w:before="0"/>
               <w:ind w:left="120"/>
             </w:pPr>
-            <w:hyperlink w:history="1" r:id="rIdinfix0jpuhbynrfevls1o">
+            <w:hyperlink w:history="1" r:id="rIdre9imgiq7wovu4eg47_9h">
               <w:r>
                 <w:rPr>
                   <w:rFonts w:ascii="Arial" w:cs="Arial" w:eastAsia="Arial" w:hAnsi="Arial"/>
@@ -4468,7 +4468,7 @@
             <w:pPr>
               <w:spacing w:after="20" w:before="0"/>
             </w:pPr>
-            <w:hyperlink w:history="1" r:id="rIdffmp9h5daeqqgj1sx0u4d">
+            <w:hyperlink w:history="1" r:id="rId6v2wm18lntvuryzlruboy">
               <w:r>
                 <w:rPr>
                   <w:rFonts w:ascii="Arial" w:cs="Arial" w:eastAsia="Arial" w:hAnsi="Arial"/>
@@ -4501,7 +4501,7 @@
               <w:spacing w:after="10" w:before="0"/>
               <w:ind w:left="120"/>
             </w:pPr>
-            <w:hyperlink w:history="1" r:id="rIdhptkw_r5guh1kqdid72uw">
+            <w:hyperlink w:history="1" r:id="rIdomc-vfqzfobbu3ccbuo2a">
               <w:r>
                 <w:rPr>
                   <w:rFonts w:ascii="Arial" w:cs="Arial" w:eastAsia="Arial" w:hAnsi="Arial"/>
@@ -5596,7 +5596,25 @@
             </w:tcMar>
             <w:vAlign w:val="top"/>
           </w:tcPr>
-          <w:p/>
+          <w:p>
+            <w:pPr>
+              <w:spacing w:after="40" w:before="0"/>
+              <w:jc w:val="left"/>
+            </w:pPr>
+            <w:r>
+              <w:rPr>
+                <w:rFonts w:ascii="Arial" w:cs="Arial" w:eastAsia="Arial" w:hAnsi="Arial"/>
+                <w:b w:val="false"/>
+                <w:bCs w:val="false"/>
+                <w:i w:val="false"/>
+                <w:iCs w:val="false"/>
+                <w:color w:val="000000"/>
+                <w:sz w:val="18"/>
+                <w:szCs w:val="18"/>
+              </w:rPr>
+              <w:t xml:space="preserve">If printed photographs of mouldy food are handled, students should not place them near their faces. If a teacher demonstration sample of actual mouldy food is used for visual reference only, it must remain sealed in a clear zip-lock bag and students must not open it. Hand hygiene should be observed after the lesson. No actual culturing of microorganisms occurs in this lesson.</w:t>
+            </w:r>
+          </w:p>
         </w:tc>
       </w:tr>
     </w:tbl>
@@ -5970,7 +5988,7 @@
             <w:pPr>
               <w:spacing w:after="20" w:before="0"/>
             </w:pPr>
-            <w:hyperlink w:history="1" r:id="rIdnn2ym81rteoumsvqy2gyg">
+            <w:hyperlink w:history="1" r:id="rId6hvhd8urp6b_053upmffg">
               <w:r>
                 <w:rPr>
                   <w:rFonts w:ascii="Arial" w:cs="Arial" w:eastAsia="Arial" w:hAnsi="Arial"/>
@@ -6003,7 +6021,7 @@
               <w:spacing w:after="10" w:before="0"/>
               <w:ind w:left="120"/>
             </w:pPr>
-            <w:hyperlink w:history="1" r:id="rIdx07o2y5utdhzqzcglxpbu">
+            <w:hyperlink w:history="1" r:id="rIdyd44lvl-ve5gyfrlpwb74">
               <w:r>
                 <w:rPr>
                   <w:rFonts w:ascii="Arial" w:cs="Arial" w:eastAsia="Arial" w:hAnsi="Arial"/>
@@ -6048,7 +6066,7 @@
             <w:pPr>
               <w:spacing w:after="20" w:before="0"/>
             </w:pPr>
-            <w:hyperlink w:history="1" r:id="rIdfwi-lzjvro9y82thy2xlu">
+            <w:hyperlink w:history="1" r:id="rId503phs_50zh1wmagvw3xs">
               <w:r>
                 <w:rPr>
                   <w:rFonts w:ascii="Arial" w:cs="Arial" w:eastAsia="Arial" w:hAnsi="Arial"/>
@@ -6081,7 +6099,7 @@
               <w:spacing w:after="10" w:before="0"/>
               <w:ind w:left="120"/>
             </w:pPr>
-            <w:hyperlink w:history="1" r:id="rIdhoj8o2ceqi9anzgv-tht1">
+            <w:hyperlink w:history="1" r:id="rIdgp0wcbisi8j7lwf8g-jmg">
               <w:r>
                 <w:rPr>
                   <w:rFonts w:ascii="Arial" w:cs="Arial" w:eastAsia="Arial" w:hAnsi="Arial"/>
@@ -6276,7 +6294,7 @@
             <w:pPr>
               <w:spacing w:after="20" w:before="0"/>
             </w:pPr>
-            <w:hyperlink w:history="1" r:id="rIdab4ozkfcxug3zbn_ttaot">
+            <w:hyperlink w:history="1" r:id="rId7tj9rwvivqfxz-8zcnq-c">
               <w:r>
                 <w:rPr>
                   <w:rFonts w:ascii="Arial" w:cs="Arial" w:eastAsia="Arial" w:hAnsi="Arial"/>
@@ -6309,7 +6327,7 @@
               <w:spacing w:after="10" w:before="0"/>
               <w:ind w:left="120"/>
             </w:pPr>
-            <w:hyperlink w:history="1" r:id="rIdxmjpeaq56-8ovrryfqqcg">
+            <w:hyperlink w:history="1" r:id="rId9mqdzrveivjt6h04clf_x">
               <w:r>
                 <w:rPr>
                   <w:rFonts w:ascii="Arial" w:cs="Arial" w:eastAsia="Arial" w:hAnsi="Arial"/>
@@ -6354,7 +6372,7 @@
             <w:pPr>
               <w:spacing w:after="20" w:before="0"/>
             </w:pPr>
-            <w:hyperlink w:history="1" r:id="rIdioxytgzvjdghxy-xzkrbe">
+            <w:hyperlink w:history="1" r:id="rIdlhpvahc2iiefi_q5y7e42">
               <w:r>
                 <w:rPr>
                   <w:rFonts w:ascii="Arial" w:cs="Arial" w:eastAsia="Arial" w:hAnsi="Arial"/>
@@ -6387,7 +6405,7 @@
               <w:spacing w:after="10" w:before="0"/>
               <w:ind w:left="120"/>
             </w:pPr>
-            <w:hyperlink w:history="1" r:id="rId_1jeww4vztdupoiisvz0f">
+            <w:hyperlink w:history="1" r:id="rId07murhvr3pr7gekxtfth-">
               <w:r>
                 <w:rPr>
                   <w:rFonts w:ascii="Arial" w:cs="Arial" w:eastAsia="Arial" w:hAnsi="Arial"/>
@@ -6582,7 +6600,7 @@
             <w:pPr>
               <w:spacing w:after="20" w:before="0"/>
             </w:pPr>
-            <w:hyperlink w:history="1" r:id="rIdd4j7r4begedk1vpw8edbk">
+            <w:hyperlink w:history="1" r:id="rIdnei77czgek7fasri29iiy">
               <w:r>
                 <w:rPr>
                   <w:rFonts w:ascii="Arial" w:cs="Arial" w:eastAsia="Arial" w:hAnsi="Arial"/>
@@ -6615,7 +6633,7 @@
               <w:spacing w:after="10" w:before="0"/>
               <w:ind w:left="120"/>
             </w:pPr>
-            <w:hyperlink w:history="1" r:id="rIdosvvy0wlxy5zunsz5f9wd">
+            <w:hyperlink w:history="1" r:id="rIdqplh8ijuk28_ctkzghwqw">
               <w:r>
                 <w:rPr>
                   <w:rFonts w:ascii="Arial" w:cs="Arial" w:eastAsia="Arial" w:hAnsi="Arial"/>
@@ -6660,7 +6678,7 @@
             <w:pPr>
               <w:spacing w:after="20" w:before="0"/>
             </w:pPr>
-            <w:hyperlink w:history="1" r:id="rIddovrdi8qlbddnduxjvsot">
+            <w:hyperlink w:history="1" r:id="rIdr-jy8iqubmug19knzmo9u">
               <w:r>
                 <w:rPr>
                   <w:rFonts w:ascii="Arial" w:cs="Arial" w:eastAsia="Arial" w:hAnsi="Arial"/>
@@ -6693,7 +6711,7 @@
               <w:spacing w:after="10" w:before="0"/>
               <w:ind w:left="120"/>
             </w:pPr>
-            <w:hyperlink w:history="1" r:id="rIdj3bsva008kmjxs6xh9ni8">
+            <w:hyperlink w:history="1" r:id="rId4fykkxlpfuaicmmveh4y7">
               <w:r>
                 <w:rPr>
                   <w:rFonts w:ascii="Arial" w:cs="Arial" w:eastAsia="Arial" w:hAnsi="Arial"/>
@@ -6888,7 +6906,7 @@
             <w:pPr>
               <w:spacing w:after="20" w:before="0"/>
             </w:pPr>
-            <w:hyperlink w:history="1" r:id="rIdsczb6lyeixrr0zwa1aen0">
+            <w:hyperlink w:history="1" r:id="rIdqufunx8ej59os9o-ctevk">
               <w:r>
                 <w:rPr>
                   <w:rFonts w:ascii="Arial" w:cs="Arial" w:eastAsia="Arial" w:hAnsi="Arial"/>
@@ -6921,7 +6939,7 @@
               <w:spacing w:after="10" w:before="0"/>
               <w:ind w:left="120"/>
             </w:pPr>
-            <w:hyperlink w:history="1" r:id="rIdqhdxw2z9z633kgkpvk6o3">
+            <w:hyperlink w:history="1" r:id="rIdonqlcs_tpxu3sgousp_an">
               <w:r>
                 <w:rPr>
                   <w:rFonts w:ascii="Arial" w:cs="Arial" w:eastAsia="Arial" w:hAnsi="Arial"/>
@@ -6966,7 +6984,7 @@
             <w:pPr>
               <w:spacing w:after="20" w:before="0"/>
             </w:pPr>
-            <w:hyperlink w:history="1" r:id="rIdzxo4nys8wnpmfnmqxokjv">
+            <w:hyperlink w:history="1" r:id="rIdyacc8ttwy1s1dkmpzkzxe">
               <w:r>
                 <w:rPr>
                   <w:rFonts w:ascii="Arial" w:cs="Arial" w:eastAsia="Arial" w:hAnsi="Arial"/>
@@ -6999,7 +7017,7 @@
               <w:spacing w:after="10" w:before="0"/>
               <w:ind w:left="120"/>
             </w:pPr>
-            <w:hyperlink w:history="1" r:id="rIdljxhlzgvy13t3hi9ilkfk">
+            <w:hyperlink w:history="1" r:id="rIdwolii_w4ghtp00scyrwwh">
               <w:r>
                 <w:rPr>
                   <w:rFonts w:ascii="Arial" w:cs="Arial" w:eastAsia="Arial" w:hAnsi="Arial"/>
@@ -7194,7 +7212,7 @@
             <w:pPr>
               <w:spacing w:after="20" w:before="0"/>
             </w:pPr>
-            <w:hyperlink w:history="1" r:id="rId-jis8cdw-xekxgptkayqs">
+            <w:hyperlink w:history="1" r:id="rId6qt0ayykspukiol_qlful">
               <w:r>
                 <w:rPr>
                   <w:rFonts w:ascii="Arial" w:cs="Arial" w:eastAsia="Arial" w:hAnsi="Arial"/>
@@ -7227,7 +7245,7 @@
               <w:spacing w:after="10" w:before="0"/>
               <w:ind w:left="120"/>
             </w:pPr>
-            <w:hyperlink w:history="1" r:id="rIdgdiz6hyykenmfd5sfnwu2">
+            <w:hyperlink w:history="1" r:id="rId-mn1iulky_5hfcz1cmp9g">
               <w:r>
                 <w:rPr>
                   <w:rFonts w:ascii="Arial" w:cs="Arial" w:eastAsia="Arial" w:hAnsi="Arial"/>
@@ -7272,7 +7290,7 @@
             <w:pPr>
               <w:spacing w:after="20" w:before="0"/>
             </w:pPr>
-            <w:hyperlink w:history="1" r:id="rIdjbisuozwqjbepfqxya_lp">
+            <w:hyperlink w:history="1" r:id="rIdsvb83mpzji_geqa02z7dh">
               <w:r>
                 <w:rPr>
                   <w:rFonts w:ascii="Arial" w:cs="Arial" w:eastAsia="Arial" w:hAnsi="Arial"/>
@@ -7305,7 +7323,7 @@
               <w:spacing w:after="10" w:before="0"/>
               <w:ind w:left="120"/>
             </w:pPr>
-            <w:hyperlink w:history="1" r:id="rId-c05or1jpd4fsabgzxw08">
+            <w:hyperlink w:history="1" r:id="rIdogn4qynjbmpzrnr-efrfi">
               <w:r>
                 <w:rPr>
                   <w:rFonts w:ascii="Arial" w:cs="Arial" w:eastAsia="Arial" w:hAnsi="Arial"/>
@@ -8792,7 +8810,7 @@
             <w:pPr>
               <w:spacing w:after="20" w:before="0"/>
             </w:pPr>
-            <w:hyperlink w:history="1" r:id="rIdgmvebd_bbkc8kyrnewx0w">
+            <w:hyperlink w:history="1" r:id="rId8gxk1zenmu681azas1xfy">
               <w:r>
                 <w:rPr>
                   <w:rFonts w:ascii="Arial" w:cs="Arial" w:eastAsia="Arial" w:hAnsi="Arial"/>
@@ -8825,7 +8843,7 @@
               <w:spacing w:after="10" w:before="0"/>
               <w:ind w:left="120"/>
             </w:pPr>
-            <w:hyperlink w:history="1" r:id="rIdeyr5ubuzkcsifr5e9qljx">
+            <w:hyperlink w:history="1" r:id="rId0tbylfudzvuzug4r-fiml">
               <w:r>
                 <w:rPr>
                   <w:rFonts w:ascii="Arial" w:cs="Arial" w:eastAsia="Arial" w:hAnsi="Arial"/>
@@ -8870,7 +8888,7 @@
             <w:pPr>
               <w:spacing w:after="20" w:before="0"/>
             </w:pPr>
-            <w:hyperlink w:history="1" r:id="rIdqvpnrdhhr9zbezuinjsyt">
+            <w:hyperlink w:history="1" r:id="rIdlak1tttcs71lewgnexqho">
               <w:r>
                 <w:rPr>
                   <w:rFonts w:ascii="Arial" w:cs="Arial" w:eastAsia="Arial" w:hAnsi="Arial"/>
@@ -8903,7 +8921,7 @@
               <w:spacing w:after="10" w:before="0"/>
               <w:ind w:left="120"/>
             </w:pPr>
-            <w:hyperlink w:history="1" r:id="rIdsiyrneuvy-w2kbb4cckrj">
+            <w:hyperlink w:history="1" r:id="rIdwq-pbys4xhdvi9ceh5bp9">
               <w:r>
                 <w:rPr>
                   <w:rFonts w:ascii="Arial" w:cs="Arial" w:eastAsia="Arial" w:hAnsi="Arial"/>
@@ -9098,7 +9116,7 @@
             <w:pPr>
               <w:spacing w:after="20" w:before="0"/>
             </w:pPr>
-            <w:hyperlink w:history="1" r:id="rIdn0djlhlfju3fp011gsabo">
+            <w:hyperlink w:history="1" r:id="rIdzk3yxiuo_ancrec8rsbdw">
               <w:r>
                 <w:rPr>
                   <w:rFonts w:ascii="Arial" w:cs="Arial" w:eastAsia="Arial" w:hAnsi="Arial"/>
@@ -9131,7 +9149,7 @@
               <w:spacing w:after="10" w:before="0"/>
               <w:ind w:left="120"/>
             </w:pPr>
-            <w:hyperlink w:history="1" r:id="rIds5bqavmpv-1cfblfx9hvd">
+            <w:hyperlink w:history="1" r:id="rId77fmnyxi0grh3zvznvlfj">
               <w:r>
                 <w:rPr>
                   <w:rFonts w:ascii="Arial" w:cs="Arial" w:eastAsia="Arial" w:hAnsi="Arial"/>
@@ -9176,7 +9194,7 @@
             <w:pPr>
               <w:spacing w:after="20" w:before="0"/>
             </w:pPr>
-            <w:hyperlink w:history="1" r:id="rIdvigsmjo7_rzy0q-zfmhiy">
+            <w:hyperlink w:history="1" r:id="rIdo0saomlvjgtloz_z1mss7">
               <w:r>
                 <w:rPr>
                   <w:rFonts w:ascii="Arial" w:cs="Arial" w:eastAsia="Arial" w:hAnsi="Arial"/>
@@ -9209,7 +9227,7 @@
               <w:spacing w:after="10" w:before="0"/>
               <w:ind w:left="120"/>
             </w:pPr>
-            <w:hyperlink w:history="1" r:id="rIdqpszbvz43ekc5koimzoi3">
+            <w:hyperlink w:history="1" r:id="rIdrtkkktgy6-x14lsnf_6_o">
               <w:r>
                 <w:rPr>
                   <w:rFonts w:ascii="Arial" w:cs="Arial" w:eastAsia="Arial" w:hAnsi="Arial"/>
@@ -9404,7 +9422,7 @@
             <w:pPr>
               <w:spacing w:after="20" w:before="0"/>
             </w:pPr>
-            <w:hyperlink w:history="1" r:id="rIdkeawbkmjbqyq-uhaqmqk2">
+            <w:hyperlink w:history="1" r:id="rIdvppvnchkbexvedwpkpxl7">
               <w:r>
                 <w:rPr>
                   <w:rFonts w:ascii="Arial" w:cs="Arial" w:eastAsia="Arial" w:hAnsi="Arial"/>
@@ -9437,7 +9455,7 @@
               <w:spacing w:after="10" w:before="0"/>
               <w:ind w:left="120"/>
             </w:pPr>
-            <w:hyperlink w:history="1" r:id="rId7lnizqdu7yesbdiz4api6">
+            <w:hyperlink w:history="1" r:id="rIdufobuvtjifjalrrs6xkvf">
               <w:r>
                 <w:rPr>
                   <w:rFonts w:ascii="Arial" w:cs="Arial" w:eastAsia="Arial" w:hAnsi="Arial"/>
@@ -9482,7 +9500,7 @@
             <w:pPr>
               <w:spacing w:after="20" w:before="0"/>
             </w:pPr>
-            <w:hyperlink w:history="1" r:id="rId77t8n2cfauiif_uw6jzos">
+            <w:hyperlink w:history="1" r:id="rIdjainw519srvemjrdjaxem">
               <w:r>
                 <w:rPr>
                   <w:rFonts w:ascii="Arial" w:cs="Arial" w:eastAsia="Arial" w:hAnsi="Arial"/>
@@ -9515,7 +9533,7 @@
               <w:spacing w:after="10" w:before="0"/>
               <w:ind w:left="120"/>
             </w:pPr>
-            <w:hyperlink w:history="1" r:id="rIdvge3z9moolgevufxu0tae">
+            <w:hyperlink w:history="1" r:id="rIdbh2u36xh3xvuofjcpca3o">
               <w:r>
                 <w:rPr>
                   <w:rFonts w:ascii="Arial" w:cs="Arial" w:eastAsia="Arial" w:hAnsi="Arial"/>
@@ -9710,7 +9728,7 @@
             <w:pPr>
               <w:spacing w:after="20" w:before="0"/>
             </w:pPr>
-            <w:hyperlink w:history="1" r:id="rIdthsjrwgi_xmkseormmkxj">
+            <w:hyperlink w:history="1" r:id="rIdu0qls5rrlboaw1rgvh0v9">
               <w:r>
                 <w:rPr>
                   <w:rFonts w:ascii="Arial" w:cs="Arial" w:eastAsia="Arial" w:hAnsi="Arial"/>
@@ -9743,7 +9761,7 @@
               <w:spacing w:after="10" w:before="0"/>
               <w:ind w:left="120"/>
             </w:pPr>
-            <w:hyperlink w:history="1" r:id="rIdzye9cdtsvaks5arcjl8fl">
+            <w:hyperlink w:history="1" r:id="rIdftqxzcrsyuurgfktztm7r">
               <w:r>
                 <w:rPr>
                   <w:rFonts w:ascii="Arial" w:cs="Arial" w:eastAsia="Arial" w:hAnsi="Arial"/>
@@ -9788,7 +9806,7 @@
             <w:pPr>
               <w:spacing w:after="20" w:before="0"/>
             </w:pPr>
-            <w:hyperlink w:history="1" r:id="rIdnaiwimrahw7ruy8fnd4j7">
+            <w:hyperlink w:history="1" r:id="rIdtvi6f4-ryybyf9ks0eouz">
               <w:r>
                 <w:rPr>
                   <w:rFonts w:ascii="Arial" w:cs="Arial" w:eastAsia="Arial" w:hAnsi="Arial"/>
@@ -9821,7 +9839,7 @@
               <w:spacing w:after="10" w:before="0"/>
               <w:ind w:left="120"/>
             </w:pPr>
-            <w:hyperlink w:history="1" r:id="rId1nd5hkmrgykj8olfh9pf5">
+            <w:hyperlink w:history="1" r:id="rId1w3tvhppjvbqllgczaebu">
               <w:r>
                 <w:rPr>
                   <w:rFonts w:ascii="Arial" w:cs="Arial" w:eastAsia="Arial" w:hAnsi="Arial"/>
@@ -10016,7 +10034,7 @@
             <w:pPr>
               <w:spacing w:after="20" w:before="0"/>
             </w:pPr>
-            <w:hyperlink w:history="1" r:id="rIdsqradqfh2axbfdfgkuvf4">
+            <w:hyperlink w:history="1" r:id="rIdvvwth9btfwxnazejvwh64">
               <w:r>
                 <w:rPr>
                   <w:rFonts w:ascii="Arial" w:cs="Arial" w:eastAsia="Arial" w:hAnsi="Arial"/>
@@ -10049,7 +10067,7 @@
               <w:spacing w:after="10" w:before="0"/>
               <w:ind w:left="120"/>
             </w:pPr>
-            <w:hyperlink w:history="1" r:id="rIdy7syz6thyro0myu5cmkut">
+            <w:hyperlink w:history="1" r:id="rIdlsgcxhthpa30p9mvmwfwt">
               <w:r>
                 <w:rPr>
                   <w:rFonts w:ascii="Arial" w:cs="Arial" w:eastAsia="Arial" w:hAnsi="Arial"/>
@@ -10094,7 +10112,7 @@
             <w:pPr>
               <w:spacing w:after="20" w:before="0"/>
             </w:pPr>
-            <w:hyperlink w:history="1" r:id="rIdbfekepjlnvz4eozroru8h">
+            <w:hyperlink w:history="1" r:id="rIdwfjxc0kh1tq0kxdbg_t-d">
               <w:r>
                 <w:rPr>
                   <w:rFonts w:ascii="Arial" w:cs="Arial" w:eastAsia="Arial" w:hAnsi="Arial"/>
@@ -10127,7 +10145,7 @@
               <w:spacing w:after="10" w:before="0"/>
               <w:ind w:left="120"/>
             </w:pPr>
-            <w:hyperlink w:history="1" r:id="rIdeyb5hmjim9aacxqbxxdlj">
+            <w:hyperlink w:history="1" r:id="rIdg9vgudcat97ydjvfi9ire">
               <w:r>
                 <w:rPr>
                   <w:rFonts w:ascii="Arial" w:cs="Arial" w:eastAsia="Arial" w:hAnsi="Arial"/>
@@ -11614,7 +11632,7 @@
             <w:pPr>
               <w:spacing w:after="20" w:before="0"/>
             </w:pPr>
-            <w:hyperlink w:history="1" r:id="rIdpenj6xxm_nm2ybf4ktxw6">
+            <w:hyperlink w:history="1" r:id="rIdw3m3iqtpc8cw_1nu6bltu">
               <w:r>
                 <w:rPr>
                   <w:rFonts w:ascii="Arial" w:cs="Arial" w:eastAsia="Arial" w:hAnsi="Arial"/>
@@ -11647,7 +11665,7 @@
               <w:spacing w:after="10" w:before="0"/>
               <w:ind w:left="120"/>
             </w:pPr>
-            <w:hyperlink w:history="1" r:id="rIdcdqolv7np1m_ffrmvjaob">
+            <w:hyperlink w:history="1" r:id="rIdccy5cqi76jklqhve92qrh">
               <w:r>
                 <w:rPr>
                   <w:rFonts w:ascii="Arial" w:cs="Arial" w:eastAsia="Arial" w:hAnsi="Arial"/>
@@ -11692,7 +11710,7 @@
             <w:pPr>
               <w:spacing w:after="20" w:before="0"/>
             </w:pPr>
-            <w:hyperlink w:history="1" r:id="rIdrsooww-p0kyj4rv4qdkih">
+            <w:hyperlink w:history="1" r:id="rIdu0xii0pguvi16dniqjsak">
               <w:r>
                 <w:rPr>
                   <w:rFonts w:ascii="Arial" w:cs="Arial" w:eastAsia="Arial" w:hAnsi="Arial"/>
@@ -11725,7 +11743,7 @@
               <w:spacing w:after="10" w:before="0"/>
               <w:ind w:left="120"/>
             </w:pPr>
-            <w:hyperlink w:history="1" r:id="rId_k1h9feocgqkuqhqqain0">
+            <w:hyperlink w:history="1" r:id="rIduyuqboohf--hgwwuajt7a">
               <w:r>
                 <w:rPr>
                   <w:rFonts w:ascii="Arial" w:cs="Arial" w:eastAsia="Arial" w:hAnsi="Arial"/>
@@ -11920,7 +11938,7 @@
             <w:pPr>
               <w:spacing w:after="20" w:before="0"/>
             </w:pPr>
-            <w:hyperlink w:history="1" r:id="rIdtk8df6nffhiuf0_ti1esl">
+            <w:hyperlink w:history="1" r:id="rIdzekqabxgl-kyr7f7qjk3g">
               <w:r>
                 <w:rPr>
                   <w:rFonts w:ascii="Arial" w:cs="Arial" w:eastAsia="Arial" w:hAnsi="Arial"/>
@@ -11953,7 +11971,7 @@
               <w:spacing w:after="10" w:before="0"/>
               <w:ind w:left="120"/>
             </w:pPr>
-            <w:hyperlink w:history="1" r:id="rIdfxulrpakjjcrf47mybxxi">
+            <w:hyperlink w:history="1" r:id="rIdokteq4qydlcnl_huecz_l">
               <w:r>
                 <w:rPr>
                   <w:rFonts w:ascii="Arial" w:cs="Arial" w:eastAsia="Arial" w:hAnsi="Arial"/>
@@ -11998,7 +12016,7 @@
             <w:pPr>
               <w:spacing w:after="20" w:before="0"/>
             </w:pPr>
-            <w:hyperlink w:history="1" r:id="rIdbcro6sbu5qyogzzk_lcc6">
+            <w:hyperlink w:history="1" r:id="rIdwwxukxqne1flkz8pr04zc">
               <w:r>
                 <w:rPr>
                   <w:rFonts w:ascii="Arial" w:cs="Arial" w:eastAsia="Arial" w:hAnsi="Arial"/>
@@ -12031,7 +12049,7 @@
               <w:spacing w:after="10" w:before="0"/>
               <w:ind w:left="120"/>
             </w:pPr>
-            <w:hyperlink w:history="1" r:id="rIdnnn1qwaacanqbrtg1om_4">
+            <w:hyperlink w:history="1" r:id="rIdunigqtmn_yxs6uksolw_9">
               <w:r>
                 <w:rPr>
                   <w:rFonts w:ascii="Arial" w:cs="Arial" w:eastAsia="Arial" w:hAnsi="Arial"/>
@@ -12381,7 +12399,7 @@
             <w:pPr>
               <w:spacing w:after="20" w:before="0"/>
             </w:pPr>
-            <w:hyperlink w:history="1" r:id="rIdaqxgdfi_uebkmsnittp_5">
+            <w:hyperlink w:history="1" r:id="rIdqcq_fikqy1csast2zr8px">
               <w:r>
                 <w:rPr>
                   <w:rFonts w:ascii="Arial" w:cs="Arial" w:eastAsia="Arial" w:hAnsi="Arial"/>
@@ -12414,7 +12432,7 @@
               <w:spacing w:after="10" w:before="0"/>
               <w:ind w:left="120"/>
             </w:pPr>
-            <w:hyperlink w:history="1" r:id="rIdjjshvsf1vqqiiithzlso9">
+            <w:hyperlink w:history="1" r:id="rIdoh936jfoxyolcxlobg-kx">
               <w:r>
                 <w:rPr>
                   <w:rFonts w:ascii="Arial" w:cs="Arial" w:eastAsia="Arial" w:hAnsi="Arial"/>
@@ -12459,7 +12477,7 @@
             <w:pPr>
               <w:spacing w:after="20" w:before="0"/>
             </w:pPr>
-            <w:hyperlink w:history="1" r:id="rIdmngup9y4f_syji-_tz2ry">
+            <w:hyperlink w:history="1" r:id="rIdx4fa8pmrwd8g99werbdvn">
               <w:r>
                 <w:rPr>
                   <w:rFonts w:ascii="Arial" w:cs="Arial" w:eastAsia="Arial" w:hAnsi="Arial"/>
@@ -12492,7 +12510,7 @@
               <w:spacing w:after="10" w:before="0"/>
               <w:ind w:left="120"/>
             </w:pPr>
-            <w:hyperlink w:history="1" r:id="rIdolvnkg7mb5bfw4tibthbf">
+            <w:hyperlink w:history="1" r:id="rId-9oyghcohmlveiahtvdni">
               <w:r>
                 <w:rPr>
                   <w:rFonts w:ascii="Arial" w:cs="Arial" w:eastAsia="Arial" w:hAnsi="Arial"/>
@@ -12687,7 +12705,7 @@
             <w:pPr>
               <w:spacing w:after="20" w:before="0"/>
             </w:pPr>
-            <w:hyperlink w:history="1" r:id="rIdzu1ak7hizkcy8cnsftd3p">
+            <w:hyperlink w:history="1" r:id="rId0leospwo4xyivvw6ne2to">
               <w:r>
                 <w:rPr>
                   <w:rFonts w:ascii="Arial" w:cs="Arial" w:eastAsia="Arial" w:hAnsi="Arial"/>
@@ -12720,7 +12738,7 @@
               <w:spacing w:after="10" w:before="0"/>
               <w:ind w:left="120"/>
             </w:pPr>
-            <w:hyperlink w:history="1" r:id="rIda3wu4fhys5hokd757i_2w">
+            <w:hyperlink w:history="1" r:id="rIdzryhtlhky4swoydweaduq">
               <w:r>
                 <w:rPr>
                   <w:rFonts w:ascii="Arial" w:cs="Arial" w:eastAsia="Arial" w:hAnsi="Arial"/>
@@ -12765,7 +12783,7 @@
             <w:pPr>
               <w:spacing w:after="20" w:before="0"/>
             </w:pPr>
-            <w:hyperlink w:history="1" r:id="rId0to3xxz6jon7kjsalpey0">
+            <w:hyperlink w:history="1" r:id="rIdr2_2tnkmoksx1pvwtcahq">
               <w:r>
                 <w:rPr>
                   <w:rFonts w:ascii="Arial" w:cs="Arial" w:eastAsia="Arial" w:hAnsi="Arial"/>
@@ -12798,7 +12816,7 @@
               <w:spacing w:after="10" w:before="0"/>
               <w:ind w:left="120"/>
             </w:pPr>
-            <w:hyperlink w:history="1" r:id="rIdlqmoxzfxpgqdq2hm5pzwv">
+            <w:hyperlink w:history="1" r:id="rIdfpif6djjmcp7451znwcwe">
               <w:r>
                 <w:rPr>
                   <w:rFonts w:ascii="Arial" w:cs="Arial" w:eastAsia="Arial" w:hAnsi="Arial"/>
@@ -12993,7 +13011,7 @@
             <w:pPr>
               <w:spacing w:after="20" w:before="0"/>
             </w:pPr>
-            <w:hyperlink w:history="1" r:id="rIdlzi62ek30ec9snbgyu2hw">
+            <w:hyperlink w:history="1" r:id="rIdyyndut3eiqsgrbh_dyp8s">
               <w:r>
                 <w:rPr>
                   <w:rFonts w:ascii="Arial" w:cs="Arial" w:eastAsia="Arial" w:hAnsi="Arial"/>
@@ -13026,7 +13044,7 @@
               <w:spacing w:after="10" w:before="0"/>
               <w:ind w:left="120"/>
             </w:pPr>
-            <w:hyperlink w:history="1" r:id="rIdquyfo4wf9hd0m333bq6h2">
+            <w:hyperlink w:history="1" r:id="rIdqnwpioc38hfi0qi0xa7oe">
               <w:r>
                 <w:rPr>
                   <w:rFonts w:ascii="Arial" w:cs="Arial" w:eastAsia="Arial" w:hAnsi="Arial"/>
@@ -13071,7 +13089,7 @@
             <w:pPr>
               <w:spacing w:after="20" w:before="0"/>
             </w:pPr>
-            <w:hyperlink w:history="1" r:id="rIdesabifwpi5kwx2rjbuenv">
+            <w:hyperlink w:history="1" r:id="rIdscc_vzz5fd5iy1cv0thxp">
               <w:r>
                 <w:rPr>
                   <w:rFonts w:ascii="Arial" w:cs="Arial" w:eastAsia="Arial" w:hAnsi="Arial"/>
@@ -13104,7 +13122,7 @@
               <w:spacing w:after="10" w:before="0"/>
               <w:ind w:left="120"/>
             </w:pPr>
-            <w:hyperlink w:history="1" r:id="rIdiw21qfz6uztiak28zqqho">
+            <w:hyperlink w:history="1" r:id="rIdib2zih_vkdqwk7gzwkdzb">
               <w:r>
                 <w:rPr>
                   <w:rFonts w:ascii="Arial" w:cs="Arial" w:eastAsia="Arial" w:hAnsi="Arial"/>
@@ -14591,7 +14609,7 @@
             <w:pPr>
               <w:spacing w:after="20" w:before="0"/>
             </w:pPr>
-            <w:hyperlink w:history="1" r:id="rIdmipoq-tcg80iqqbmkecdo">
+            <w:hyperlink w:history="1" r:id="rIdwqvt7ssiikqdpnokuo2pa">
               <w:r>
                 <w:rPr>
                   <w:rFonts w:ascii="Arial" w:cs="Arial" w:eastAsia="Arial" w:hAnsi="Arial"/>
@@ -14624,7 +14642,7 @@
               <w:spacing w:after="10" w:before="0"/>
               <w:ind w:left="120"/>
             </w:pPr>
-            <w:hyperlink w:history="1" r:id="rIddfulbzbvpaow_2aj_uecr">
+            <w:hyperlink w:history="1" r:id="rIdcvtmrsiy2lmwue13f55pv">
               <w:r>
                 <w:rPr>
                   <w:rFonts w:ascii="Arial" w:cs="Arial" w:eastAsia="Arial" w:hAnsi="Arial"/>
@@ -14669,7 +14687,7 @@
             <w:pPr>
               <w:spacing w:after="20" w:before="0"/>
             </w:pPr>
-            <w:hyperlink w:history="1" r:id="rIdvufic73gknpdogwil7g__">
+            <w:hyperlink w:history="1" r:id="rIdgoilcbd9vcowgrlvwatrb">
               <w:r>
                 <w:rPr>
                   <w:rFonts w:ascii="Arial" w:cs="Arial" w:eastAsia="Arial" w:hAnsi="Arial"/>
@@ -14702,7 +14720,7 @@
               <w:spacing w:after="10" w:before="0"/>
               <w:ind w:left="120"/>
             </w:pPr>
-            <w:hyperlink w:history="1" r:id="rIdwqbhagfc6y5l5lq5j-i7u">
+            <w:hyperlink w:history="1" r:id="rId0qxmtijpv7eb4t5ujcmyt">
               <w:r>
                 <w:rPr>
                   <w:rFonts w:ascii="Arial" w:cs="Arial" w:eastAsia="Arial" w:hAnsi="Arial"/>
@@ -14897,7 +14915,7 @@
             <w:pPr>
               <w:spacing w:after="20" w:before="0"/>
             </w:pPr>
-            <w:hyperlink w:history="1" r:id="rIdyewfauhadwqsj349rw50l">
+            <w:hyperlink w:history="1" r:id="rIdftq56gzlbdbcoj7hivqir">
               <w:r>
                 <w:rPr>
                   <w:rFonts w:ascii="Arial" w:cs="Arial" w:eastAsia="Arial" w:hAnsi="Arial"/>
@@ -14930,7 +14948,7 @@
               <w:spacing w:after="10" w:before="0"/>
               <w:ind w:left="120"/>
             </w:pPr>
-            <w:hyperlink w:history="1" r:id="rId8vk9hlqietaz1i4hd1nxa">
+            <w:hyperlink w:history="1" r:id="rId9x0tjrzmdlnmtdfrldmsr">
               <w:r>
                 <w:rPr>
                   <w:rFonts w:ascii="Arial" w:cs="Arial" w:eastAsia="Arial" w:hAnsi="Arial"/>
@@ -14975,7 +14993,7 @@
             <w:pPr>
               <w:spacing w:after="20" w:before="0"/>
             </w:pPr>
-            <w:hyperlink w:history="1" r:id="rIdv_prheloab0lwah37r60p">
+            <w:hyperlink w:history="1" r:id="rIdzhiqn97rp39fhkhvxbx74">
               <w:r>
                 <w:rPr>
                   <w:rFonts w:ascii="Arial" w:cs="Arial" w:eastAsia="Arial" w:hAnsi="Arial"/>
@@ -15008,7 +15026,7 @@
               <w:spacing w:after="10" w:before="0"/>
               <w:ind w:left="120"/>
             </w:pPr>
-            <w:hyperlink w:history="1" r:id="rIdyj6r8hntowxof6b6-gedo">
+            <w:hyperlink w:history="1" r:id="rId_vyuuuuud9_f9j6fbh3j-">
               <w:r>
                 <w:rPr>
                   <w:rFonts w:ascii="Arial" w:cs="Arial" w:eastAsia="Arial" w:hAnsi="Arial"/>
@@ -15203,7 +15221,7 @@
             <w:pPr>
               <w:spacing w:after="20" w:before="0"/>
             </w:pPr>
-            <w:hyperlink w:history="1" r:id="rIdlaozthwbclkqoippavk1q">
+            <w:hyperlink w:history="1" r:id="rIdkyql5qn8a5k5jrzv3ju-g">
               <w:r>
                 <w:rPr>
                   <w:rFonts w:ascii="Arial" w:cs="Arial" w:eastAsia="Arial" w:hAnsi="Arial"/>
@@ -15236,7 +15254,7 @@
               <w:spacing w:after="10" w:before="0"/>
               <w:ind w:left="120"/>
             </w:pPr>
-            <w:hyperlink w:history="1" r:id="rIde1pygdmrozi1ex1uoe1qt">
+            <w:hyperlink w:history="1" r:id="rIdzynn1mi1zhdtci7alimak">
               <w:r>
                 <w:rPr>
                   <w:rFonts w:ascii="Arial" w:cs="Arial" w:eastAsia="Arial" w:hAnsi="Arial"/>
@@ -15281,7 +15299,7 @@
             <w:pPr>
               <w:spacing w:after="20" w:before="0"/>
             </w:pPr>
-            <w:hyperlink w:history="1" r:id="rIdcebof1jfxwrefwhexj1bh">
+            <w:hyperlink w:history="1" r:id="rIdz8k7l42dnu6p5to3wrz1t">
               <w:r>
                 <w:rPr>
                   <w:rFonts w:ascii="Arial" w:cs="Arial" w:eastAsia="Arial" w:hAnsi="Arial"/>
@@ -15314,7 +15332,7 @@
               <w:spacing w:after="10" w:before="0"/>
               <w:ind w:left="120"/>
             </w:pPr>
-            <w:hyperlink w:history="1" r:id="rId4wks8xkuzaespkal0l6y5">
+            <w:hyperlink w:history="1" r:id="rIdykt0yg7qwfwrn9borvbfr">
               <w:r>
                 <w:rPr>
                   <w:rFonts w:ascii="Arial" w:cs="Arial" w:eastAsia="Arial" w:hAnsi="Arial"/>
@@ -15509,7 +15527,7 @@
             <w:pPr>
               <w:spacing w:after="20" w:before="0"/>
             </w:pPr>
-            <w:hyperlink w:history="1" r:id="rIdshakhrhxct-v-bts0eceu">
+            <w:hyperlink w:history="1" r:id="rIdmemcgayclnfbyw8c-sqax">
               <w:r>
                 <w:rPr>
                   <w:rFonts w:ascii="Arial" w:cs="Arial" w:eastAsia="Arial" w:hAnsi="Arial"/>
@@ -15542,7 +15560,7 @@
               <w:spacing w:after="10" w:before="0"/>
               <w:ind w:left="120"/>
             </w:pPr>
-            <w:hyperlink w:history="1" r:id="rIdfawknxvd7xgmtzduhibd_">
+            <w:hyperlink w:history="1" r:id="rIdokeros8cn5jiya-0ghvic">
               <w:r>
                 <w:rPr>
                   <w:rFonts w:ascii="Arial" w:cs="Arial" w:eastAsia="Arial" w:hAnsi="Arial"/>
@@ -15587,7 +15605,7 @@
             <w:pPr>
               <w:spacing w:after="20" w:before="0"/>
             </w:pPr>
-            <w:hyperlink w:history="1" r:id="rId4bhp6xjabr1ezfqzcjzgu">
+            <w:hyperlink w:history="1" r:id="rIdnvg0um4tvngm0ixe9wbjy">
               <w:r>
                 <w:rPr>
                   <w:rFonts w:ascii="Arial" w:cs="Arial" w:eastAsia="Arial" w:hAnsi="Arial"/>
@@ -15620,7 +15638,7 @@
               <w:spacing w:after="10" w:before="0"/>
               <w:ind w:left="120"/>
             </w:pPr>
-            <w:hyperlink w:history="1" r:id="rIdp3ipwpsv4z-6z803znlyg">
+            <w:hyperlink w:history="1" r:id="rIdbfr9neeayko3oxb5xm6il">
               <w:r>
                 <w:rPr>
                   <w:rFonts w:ascii="Arial" w:cs="Arial" w:eastAsia="Arial" w:hAnsi="Arial"/>
@@ -15815,7 +15833,7 @@
             <w:pPr>
               <w:spacing w:after="20" w:before="0"/>
             </w:pPr>
-            <w:hyperlink w:history="1" r:id="rIdxrgoblbihmvvznepzxekt">
+            <w:hyperlink w:history="1" r:id="rIdlqousz-r22etvhgt3cl8b">
               <w:r>
                 <w:rPr>
                   <w:rFonts w:ascii="Arial" w:cs="Arial" w:eastAsia="Arial" w:hAnsi="Arial"/>
@@ -15848,7 +15866,7 @@
               <w:spacing w:after="10" w:before="0"/>
               <w:ind w:left="120"/>
             </w:pPr>
-            <w:hyperlink w:history="1" r:id="rId8zj8wkp3zpupb87bsipml">
+            <w:hyperlink w:history="1" r:id="rId1c1n74szsyae85uazff1t">
               <w:r>
                 <w:rPr>
                   <w:rFonts w:ascii="Arial" w:cs="Arial" w:eastAsia="Arial" w:hAnsi="Arial"/>
@@ -15893,7 +15911,7 @@
             <w:pPr>
               <w:spacing w:after="20" w:before="0"/>
             </w:pPr>
-            <w:hyperlink w:history="1" r:id="rId4prlfc6ytugsdxt7vyytb">
+            <w:hyperlink w:history="1" r:id="rIdyzc-fojqwuj3dwj2dkjbt">
               <w:r>
                 <w:rPr>
                   <w:rFonts w:ascii="Arial" w:cs="Arial" w:eastAsia="Arial" w:hAnsi="Arial"/>
@@ -15926,7 +15944,7 @@
               <w:spacing w:after="10" w:before="0"/>
               <w:ind w:left="120"/>
             </w:pPr>
-            <w:hyperlink w:history="1" r:id="rId-n3asfe9n0laxyrt4zlms">
+            <w:hyperlink w:history="1" r:id="rIdbvc26xfeaqnboajfpnvfg">
               <w:r>
                 <w:rPr>
                   <w:rFonts w:ascii="Arial" w:cs="Arial" w:eastAsia="Arial" w:hAnsi="Arial"/>
@@ -17508,7 +17526,7 @@
             <w:pPr>
               <w:spacing w:after="20" w:before="0"/>
             </w:pPr>
-            <w:hyperlink w:history="1" r:id="rIdiu6lg-lwqsr7rcdabrs7a">
+            <w:hyperlink w:history="1" r:id="rIdwlfhddmqq0pebat1rqui9">
               <w:r>
                 <w:rPr>
                   <w:rFonts w:ascii="Arial" w:cs="Arial" w:eastAsia="Arial" w:hAnsi="Arial"/>
@@ -17541,7 +17559,7 @@
               <w:spacing w:after="10" w:before="0"/>
               <w:ind w:left="120"/>
             </w:pPr>
-            <w:hyperlink w:history="1" r:id="rId1rweh7alp76zjyd96tm9g">
+            <w:hyperlink w:history="1" r:id="rIdmtodpliiykpjwojmvz3a9">
               <w:r>
                 <w:rPr>
                   <w:rFonts w:ascii="Arial" w:cs="Arial" w:eastAsia="Arial" w:hAnsi="Arial"/>
@@ -17586,7 +17604,7 @@
             <w:pPr>
               <w:spacing w:after="20" w:before="0"/>
             </w:pPr>
-            <w:hyperlink w:history="1" r:id="rId8ikalcxhftomtqoz3mxki">
+            <w:hyperlink w:history="1" r:id="rId7af9-kbipynbukxf0pd_i">
               <w:r>
                 <w:rPr>
                   <w:rFonts w:ascii="Arial" w:cs="Arial" w:eastAsia="Arial" w:hAnsi="Arial"/>
@@ -17619,7 +17637,7 @@
               <w:spacing w:after="10" w:before="0"/>
               <w:ind w:left="120"/>
             </w:pPr>
-            <w:hyperlink w:history="1" r:id="rIdtqb6cpe9-dca1jquabcmi">
+            <w:hyperlink w:history="1" r:id="rIdhgv5nlifyikkeuws2dunc">
               <w:r>
                 <w:rPr>
                   <w:rFonts w:ascii="Arial" w:cs="Arial" w:eastAsia="Arial" w:hAnsi="Arial"/>
@@ -17814,7 +17832,7 @@
             <w:pPr>
               <w:spacing w:after="20" w:before="0"/>
             </w:pPr>
-            <w:hyperlink w:history="1" r:id="rId1cz7orqapikmiumpbwo_r">
+            <w:hyperlink w:history="1" r:id="rId3j7b6cwdqesabqctea32h">
               <w:r>
                 <w:rPr>
                   <w:rFonts w:ascii="Arial" w:cs="Arial" w:eastAsia="Arial" w:hAnsi="Arial"/>
@@ -17847,7 +17865,7 @@
               <w:spacing w:after="10" w:before="0"/>
               <w:ind w:left="120"/>
             </w:pPr>
-            <w:hyperlink w:history="1" r:id="rIdrqmf-riqvgurfmkgxjntq">
+            <w:hyperlink w:history="1" r:id="rIdt_x83pqqrtuvwutjvvxx5">
               <w:r>
                 <w:rPr>
                   <w:rFonts w:ascii="Arial" w:cs="Arial" w:eastAsia="Arial" w:hAnsi="Arial"/>
@@ -17892,7 +17910,7 @@
             <w:pPr>
               <w:spacing w:after="20" w:before="0"/>
             </w:pPr>
-            <w:hyperlink w:history="1" r:id="rIdjaa6uakpklvpc9dbwiunv">
+            <w:hyperlink w:history="1" r:id="rIdk2alw0qwrymakncb3ztnr">
               <w:r>
                 <w:rPr>
                   <w:rFonts w:ascii="Arial" w:cs="Arial" w:eastAsia="Arial" w:hAnsi="Arial"/>
@@ -17925,7 +17943,7 @@
               <w:spacing w:after="10" w:before="0"/>
               <w:ind w:left="120"/>
             </w:pPr>
-            <w:hyperlink w:history="1" r:id="rId0b-xbp5ryva7siczo9dou">
+            <w:hyperlink w:history="1" r:id="rIdf1edz0h0edmwhctstty0t">
               <w:r>
                 <w:rPr>
                   <w:rFonts w:ascii="Arial" w:cs="Arial" w:eastAsia="Arial" w:hAnsi="Arial"/>
@@ -18120,7 +18138,7 @@
             <w:pPr>
               <w:spacing w:after="20" w:before="0"/>
             </w:pPr>
-            <w:hyperlink w:history="1" r:id="rIdiikedh0rxd1qtapxcl_o7">
+            <w:hyperlink w:history="1" r:id="rIdntk9pzgvfzps-fip3evsl">
               <w:r>
                 <w:rPr>
                   <w:rFonts w:ascii="Arial" w:cs="Arial" w:eastAsia="Arial" w:hAnsi="Arial"/>
@@ -18153,7 +18171,7 @@
               <w:spacing w:after="10" w:before="0"/>
               <w:ind w:left="120"/>
             </w:pPr>
-            <w:hyperlink w:history="1" r:id="rId_thoxrkjytktmp_hfkk__">
+            <w:hyperlink w:history="1" r:id="rIdbzzdxgtjitsslfpr3j5mt">
               <w:r>
                 <w:rPr>
                   <w:rFonts w:ascii="Arial" w:cs="Arial" w:eastAsia="Arial" w:hAnsi="Arial"/>
@@ -18198,7 +18216,7 @@
             <w:pPr>
               <w:spacing w:after="20" w:before="0"/>
             </w:pPr>
-            <w:hyperlink w:history="1" r:id="rIdqwdincfo9awkzgmhfdirq">
+            <w:hyperlink w:history="1" r:id="rIdbnitgvby9bzklyqpremta">
               <w:r>
                 <w:rPr>
                   <w:rFonts w:ascii="Arial" w:cs="Arial" w:eastAsia="Arial" w:hAnsi="Arial"/>
@@ -18231,7 +18249,7 @@
               <w:spacing w:after="10" w:before="0"/>
               <w:ind w:left="120"/>
             </w:pPr>
-            <w:hyperlink w:history="1" r:id="rId1tnxk6ihbqqd3v0ou5rmg">
+            <w:hyperlink w:history="1" r:id="rIdlbjsrxzr2g_ezfghm20xf">
               <w:r>
                 <w:rPr>
                   <w:rFonts w:ascii="Arial" w:cs="Arial" w:eastAsia="Arial" w:hAnsi="Arial"/>
@@ -18426,7 +18444,7 @@
             <w:pPr>
               <w:spacing w:after="20" w:before="0"/>
             </w:pPr>
-            <w:hyperlink w:history="1" r:id="rIdqcbqgz_fjp0tm6xv3ciri">
+            <w:hyperlink w:history="1" r:id="rIdyojdglinb7mxgikvui0ok">
               <w:r>
                 <w:rPr>
                   <w:rFonts w:ascii="Arial" w:cs="Arial" w:eastAsia="Arial" w:hAnsi="Arial"/>
@@ -18459,7 +18477,7 @@
               <w:spacing w:after="10" w:before="0"/>
               <w:ind w:left="120"/>
             </w:pPr>
-            <w:hyperlink w:history="1" r:id="rIdqmkzcb8fs8qtiahye2shw">
+            <w:hyperlink w:history="1" r:id="rId5camsfsjdmlxzvnsjgasq">
               <w:r>
                 <w:rPr>
                   <w:rFonts w:ascii="Arial" w:cs="Arial" w:eastAsia="Arial" w:hAnsi="Arial"/>
@@ -18504,7 +18522,7 @@
             <w:pPr>
               <w:spacing w:after="20" w:before="0"/>
             </w:pPr>
-            <w:hyperlink w:history="1" r:id="rIdsom6vft_r36ruarh_wwht">
+            <w:hyperlink w:history="1" r:id="rIdwlcn-6jwqreqqnu5czay5">
               <w:r>
                 <w:rPr>
                   <w:rFonts w:ascii="Arial" w:cs="Arial" w:eastAsia="Arial" w:hAnsi="Arial"/>
@@ -18537,7 +18555,7 @@
               <w:spacing w:after="10" w:before="0"/>
               <w:ind w:left="120"/>
             </w:pPr>
-            <w:hyperlink w:history="1" r:id="rIdlelvd4j31twzxkzvm30nu">
+            <w:hyperlink w:history="1" r:id="rIdaxemrhbr32bkasijsg0pa">
               <w:r>
                 <w:rPr>
                   <w:rFonts w:ascii="Arial" w:cs="Arial" w:eastAsia="Arial" w:hAnsi="Arial"/>
@@ -18732,7 +18750,7 @@
             <w:pPr>
               <w:spacing w:after="20" w:before="0"/>
             </w:pPr>
-            <w:hyperlink w:history="1" r:id="rIdcysyka-50clyh3yixxn3y">
+            <w:hyperlink w:history="1" r:id="rIdxemzu3ulagtvhvjmqzrbr">
               <w:r>
                 <w:rPr>
                   <w:rFonts w:ascii="Arial" w:cs="Arial" w:eastAsia="Arial" w:hAnsi="Arial"/>
@@ -18765,7 +18783,7 @@
               <w:spacing w:after="10" w:before="0"/>
               <w:ind w:left="120"/>
             </w:pPr>
-            <w:hyperlink w:history="1" r:id="rIdzr7ojjealaofe95niefwi">
+            <w:hyperlink w:history="1" r:id="rIdxg21megmkknw8sv-opg-m">
               <w:r>
                 <w:rPr>
                   <w:rFonts w:ascii="Arial" w:cs="Arial" w:eastAsia="Arial" w:hAnsi="Arial"/>
@@ -18810,7 +18828,7 @@
             <w:pPr>
               <w:spacing w:after="20" w:before="0"/>
             </w:pPr>
-            <w:hyperlink w:history="1" r:id="rId3ofzleov-s7lb_kqh_ofo">
+            <w:hyperlink w:history="1" r:id="rIdoifzede-nmmnxlo4w7f4f">
               <w:r>
                 <w:rPr>
                   <w:rFonts w:ascii="Arial" w:cs="Arial" w:eastAsia="Arial" w:hAnsi="Arial"/>
@@ -18843,7 +18861,7 @@
               <w:spacing w:after="10" w:before="0"/>
               <w:ind w:left="120"/>
             </w:pPr>
-            <w:hyperlink w:history="1" r:id="rIdkl7feoewt6ag2etuiac3-">
+            <w:hyperlink w:history="1" r:id="rId_iai1u_svnztu1crxtdxe">
               <w:r>
                 <w:rPr>
                   <w:rFonts w:ascii="Arial" w:cs="Arial" w:eastAsia="Arial" w:hAnsi="Arial"/>
@@ -20033,7 +20051,25 @@
             </w:tcMar>
             <w:vAlign w:val="top"/>
           </w:tcPr>
-          <w:p/>
+          <w:p>
+            <w:pPr>
+              <w:spacing w:after="40" w:before="0"/>
+              <w:jc w:val="left"/>
+            </w:pPr>
+            <w:r>
+              <w:rPr>
+                <w:rFonts w:ascii="Arial" w:cs="Arial" w:eastAsia="Arial" w:hAnsi="Arial"/>
+                <w:b w:val="false"/>
+                <w:bCs w:val="false"/>
+                <w:i w:val="false"/>
+                <w:iCs w:val="false"/>
+                <w:color w:val="000000"/>
+                <w:sz w:val="18"/>
+                <w:szCs w:val="18"/>
+              </w:rPr>
+              <w:t xml:space="preserve">Do not open mould containers and inhale directly — mould spores can irritate airways. Students with asthma or known respiratory sensitivities should observe pre-sealed transparent containers only and must not handle open samples. Wash hands thoroughly with soap and water after handling any food samples. Dispose of all mouldy samples in sealed plastic bags in the bin — do not compost. Teacher should prepare pre-incubated samples in sealed clear bags or containers so that visual observation is possible without opening. No eating of any food samples used in the investigation.</w:t>
+            </w:r>
+          </w:p>
         </w:tc>
       </w:tr>
     </w:tbl>
@@ -20407,7 +20443,7 @@
             <w:pPr>
               <w:spacing w:after="20" w:before="0"/>
             </w:pPr>
-            <w:hyperlink w:history="1" r:id="rIdum5li34jpdi7ki_prywbe">
+            <w:hyperlink w:history="1" r:id="rIdyjob2pfrnhayv8l9qqwas">
               <w:r>
                 <w:rPr>
                   <w:rFonts w:ascii="Arial" w:cs="Arial" w:eastAsia="Arial" w:hAnsi="Arial"/>
@@ -20440,7 +20476,7 @@
               <w:spacing w:after="10" w:before="0"/>
               <w:ind w:left="120"/>
             </w:pPr>
-            <w:hyperlink w:history="1" r:id="rIdbjr7sb3z9trchniakdsbz">
+            <w:hyperlink w:history="1" r:id="rIdfobmwpznaasiimozsmjya">
               <w:r>
                 <w:rPr>
                   <w:rFonts w:ascii="Arial" w:cs="Arial" w:eastAsia="Arial" w:hAnsi="Arial"/>
@@ -20485,7 +20521,7 @@
             <w:pPr>
               <w:spacing w:after="20" w:before="0"/>
             </w:pPr>
-            <w:hyperlink w:history="1" r:id="rIdqivrq5aodqpr52yzlay4o">
+            <w:hyperlink w:history="1" r:id="rIdpyfhkzsyowbarbgumu77y">
               <w:r>
                 <w:rPr>
                   <w:rFonts w:ascii="Arial" w:cs="Arial" w:eastAsia="Arial" w:hAnsi="Arial"/>
@@ -20518,7 +20554,7 @@
               <w:spacing w:after="10" w:before="0"/>
               <w:ind w:left="120"/>
             </w:pPr>
-            <w:hyperlink w:history="1" r:id="rId7ch47ry2-5hfuvzy4zkyz">
+            <w:hyperlink w:history="1" r:id="rIdtkwrjpg_r2j4wyamyow3q">
               <w:r>
                 <w:rPr>
                   <w:rFonts w:ascii="Arial" w:cs="Arial" w:eastAsia="Arial" w:hAnsi="Arial"/>
@@ -20713,7 +20749,7 @@
             <w:pPr>
               <w:spacing w:after="20" w:before="0"/>
             </w:pPr>
-            <w:hyperlink w:history="1" r:id="rIdnrxuz0a4-qua1elx7uguc">
+            <w:hyperlink w:history="1" r:id="rId2hyygxo0oyb4xecve02yu">
               <w:r>
                 <w:rPr>
                   <w:rFonts w:ascii="Arial" w:cs="Arial" w:eastAsia="Arial" w:hAnsi="Arial"/>
@@ -20746,7 +20782,7 @@
               <w:spacing w:after="10" w:before="0"/>
               <w:ind w:left="120"/>
             </w:pPr>
-            <w:hyperlink w:history="1" r:id="rIdfoarkgzk_vp5momlz-xnz">
+            <w:hyperlink w:history="1" r:id="rIdyz1-xdzpqzkqeq0vmvzul">
               <w:r>
                 <w:rPr>
                   <w:rFonts w:ascii="Arial" w:cs="Arial" w:eastAsia="Arial" w:hAnsi="Arial"/>
@@ -20791,7 +20827,7 @@
             <w:pPr>
               <w:spacing w:after="20" w:before="0"/>
             </w:pPr>
-            <w:hyperlink w:history="1" r:id="rId2ho1cr6cfhwdyyzbukcxf">
+            <w:hyperlink w:history="1" r:id="rIdjlwjssn3-cwacp1fi3jcf">
               <w:r>
                 <w:rPr>
                   <w:rFonts w:ascii="Arial" w:cs="Arial" w:eastAsia="Arial" w:hAnsi="Arial"/>
@@ -20824,7 +20860,7 @@
               <w:spacing w:after="10" w:before="0"/>
               <w:ind w:left="120"/>
             </w:pPr>
-            <w:hyperlink w:history="1" r:id="rIdv3yex75to9u30accm10ah">
+            <w:hyperlink w:history="1" r:id="rId4un34ycrr2b65aieubbiy">
               <w:r>
                 <w:rPr>
                   <w:rFonts w:ascii="Arial" w:cs="Arial" w:eastAsia="Arial" w:hAnsi="Arial"/>
@@ -21019,7 +21055,7 @@
             <w:pPr>
               <w:spacing w:after="20" w:before="0"/>
             </w:pPr>
-            <w:hyperlink w:history="1" r:id="rIdq7w7kl8azfqomwaawnbiq">
+            <w:hyperlink w:history="1" r:id="rIdpy6p4x2dqqxefko1h8awx">
               <w:r>
                 <w:rPr>
                   <w:rFonts w:ascii="Arial" w:cs="Arial" w:eastAsia="Arial" w:hAnsi="Arial"/>
@@ -21052,7 +21088,7 @@
               <w:spacing w:after="10" w:before="0"/>
               <w:ind w:left="120"/>
             </w:pPr>
-            <w:hyperlink w:history="1" r:id="rIdw9dntyyphbh9nc6bl0n9-">
+            <w:hyperlink w:history="1" r:id="rIdt_s7ugi0pi4vn9lyguyss">
               <w:r>
                 <w:rPr>
                   <w:rFonts w:ascii="Arial" w:cs="Arial" w:eastAsia="Arial" w:hAnsi="Arial"/>
@@ -21097,7 +21133,7 @@
             <w:pPr>
               <w:spacing w:after="20" w:before="0"/>
             </w:pPr>
-            <w:hyperlink w:history="1" r:id="rIdoea6onss9e14vo2vfptgh">
+            <w:hyperlink w:history="1" r:id="rIdfczzbddsjvekwjypmmrk3">
               <w:r>
                 <w:rPr>
                   <w:rFonts w:ascii="Arial" w:cs="Arial" w:eastAsia="Arial" w:hAnsi="Arial"/>
@@ -21130,7 +21166,7 @@
               <w:spacing w:after="10" w:before="0"/>
               <w:ind w:left="120"/>
             </w:pPr>
-            <w:hyperlink w:history="1" r:id="rIdenwdhe0qh7_eq3fkzp-ja">
+            <w:hyperlink w:history="1" r:id="rIddkbtxnw8ajqozstcttfbj">
               <w:r>
                 <w:rPr>
                   <w:rFonts w:ascii="Arial" w:cs="Arial" w:eastAsia="Arial" w:hAnsi="Arial"/>
@@ -21325,7 +21361,7 @@
             <w:pPr>
               <w:spacing w:after="20" w:before="0"/>
             </w:pPr>
-            <w:hyperlink w:history="1" r:id="rIdae_4d953hgh1hcxpynzgt">
+            <w:hyperlink w:history="1" r:id="rIdtbo8emhctk4acjoljp_dh">
               <w:r>
                 <w:rPr>
                   <w:rFonts w:ascii="Arial" w:cs="Arial" w:eastAsia="Arial" w:hAnsi="Arial"/>
@@ -21358,7 +21394,7 @@
               <w:spacing w:after="10" w:before="0"/>
               <w:ind w:left="120"/>
             </w:pPr>
-            <w:hyperlink w:history="1" r:id="rIdk-4er_rdtphek3uha1tgl">
+            <w:hyperlink w:history="1" r:id="rIdygcowlck2uy5nxfalehry">
               <w:r>
                 <w:rPr>
                   <w:rFonts w:ascii="Arial" w:cs="Arial" w:eastAsia="Arial" w:hAnsi="Arial"/>
@@ -21403,7 +21439,7 @@
             <w:pPr>
               <w:spacing w:after="20" w:before="0"/>
             </w:pPr>
-            <w:hyperlink w:history="1" r:id="rId3ynwvjct8ijfeelmgmpkh">
+            <w:hyperlink w:history="1" r:id="rIdplqem2tsaklz23xvo2kkz">
               <w:r>
                 <w:rPr>
                   <w:rFonts w:ascii="Arial" w:cs="Arial" w:eastAsia="Arial" w:hAnsi="Arial"/>
@@ -21436,7 +21472,7 @@
               <w:spacing w:after="10" w:before="0"/>
               <w:ind w:left="120"/>
             </w:pPr>
-            <w:hyperlink w:history="1" r:id="rIdpfugvnjnqglu-2j4de0zh">
+            <w:hyperlink w:history="1" r:id="rId-p0i2ohec3eay_vif2-o5">
               <w:r>
                 <w:rPr>
                   <w:rFonts w:ascii="Arial" w:cs="Arial" w:eastAsia="Arial" w:hAnsi="Arial"/>
@@ -21631,7 +21667,7 @@
             <w:pPr>
               <w:spacing w:after="20" w:before="0"/>
             </w:pPr>
-            <w:hyperlink w:history="1" r:id="rIdon_ig-zal2mau88m6mt4g">
+            <w:hyperlink w:history="1" r:id="rIdmkhyobeughng4g1nhtz9v">
               <w:r>
                 <w:rPr>
                   <w:rFonts w:ascii="Arial" w:cs="Arial" w:eastAsia="Arial" w:hAnsi="Arial"/>
@@ -21664,7 +21700,7 @@
               <w:spacing w:after="10" w:before="0"/>
               <w:ind w:left="120"/>
             </w:pPr>
-            <w:hyperlink w:history="1" r:id="rIdwjsp49nnywwksl1pfqd24">
+            <w:hyperlink w:history="1" r:id="rIdvyh4kdq19-ocfvu3fdoju">
               <w:r>
                 <w:rPr>
                   <w:rFonts w:ascii="Arial" w:cs="Arial" w:eastAsia="Arial" w:hAnsi="Arial"/>
@@ -21709,7 +21745,7 @@
             <w:pPr>
               <w:spacing w:after="20" w:before="0"/>
             </w:pPr>
-            <w:hyperlink w:history="1" r:id="rIdhiazwnhxjdufx4f3jp_ba">
+            <w:hyperlink w:history="1" r:id="rIdyjzhujhgh2_rsaag7m7-w">
               <w:r>
                 <w:rPr>
                   <w:rFonts w:ascii="Arial" w:cs="Arial" w:eastAsia="Arial" w:hAnsi="Arial"/>
@@ -21742,7 +21778,7 @@
               <w:spacing w:after="10" w:before="0"/>
               <w:ind w:left="120"/>
             </w:pPr>
-            <w:hyperlink w:history="1" r:id="rId1rb_d8ocs7pwmwi1s03pk">
+            <w:hyperlink w:history="1" r:id="rIdzcihr1_6ftyz5jnhcz1hu">
               <w:r>
                 <w:rPr>
                   <w:rFonts w:ascii="Arial" w:cs="Arial" w:eastAsia="Arial" w:hAnsi="Arial"/>
@@ -22837,7 +22873,25 @@
             </w:tcMar>
             <w:vAlign w:val="top"/>
           </w:tcPr>
-          <w:p/>
+          <w:p>
+            <w:pPr>
+              <w:spacing w:after="40" w:before="0"/>
+              <w:jc w:val="left"/>
+            </w:pPr>
+            <w:r>
+              <w:rPr>
+                <w:rFonts w:ascii="Arial" w:cs="Arial" w:eastAsia="Arial" w:hAnsi="Arial"/>
+                <w:b w:val="false"/>
+                <w:bCs w:val="false"/>
+                <w:i w:val="false"/>
+                <w:iCs w:val="false"/>
+                <w:color w:val="000000"/>
+                <w:sz w:val="18"/>
+                <w:szCs w:val="18"/>
+              </w:rPr>
+              <w:t xml:space="preserve">No hazardous materials are used in this lesson. If pre-incubated mould samples from Lesson 7 are still present in the room, they should remain sealed in their containers throughout the lesson and disposed of safely by the teacher after class by double-bagging before placing in a waste bin. Students should not open containers or handle mouldy food samples.</w:t>
+            </w:r>
+          </w:p>
         </w:tc>
       </w:tr>
     </w:tbl>
@@ -23211,7 +23265,7 @@
             <w:pPr>
               <w:spacing w:after="20" w:before="0"/>
             </w:pPr>
-            <w:hyperlink w:history="1" r:id="rIdzdzfzceu_dwbihenwh9fj">
+            <w:hyperlink w:history="1" r:id="rIdklvhsp7sims57oouyz-es">
               <w:r>
                 <w:rPr>
                   <w:rFonts w:ascii="Arial" w:cs="Arial" w:eastAsia="Arial" w:hAnsi="Arial"/>
@@ -23244,7 +23298,7 @@
               <w:spacing w:after="10" w:before="0"/>
               <w:ind w:left="120"/>
             </w:pPr>
-            <w:hyperlink w:history="1" r:id="rIdijnzroyklz4p0s6zzanm5">
+            <w:hyperlink w:history="1" r:id="rId_kqgsw5u9-m_iy6nrp4qa">
               <w:r>
                 <w:rPr>
                   <w:rFonts w:ascii="Arial" w:cs="Arial" w:eastAsia="Arial" w:hAnsi="Arial"/>
@@ -23289,7 +23343,7 @@
             <w:pPr>
               <w:spacing w:after="20" w:before="0"/>
             </w:pPr>
-            <w:hyperlink w:history="1" r:id="rIdn2kerqbhj82wzrlgdgpaw">
+            <w:hyperlink w:history="1" r:id="rIdkprr-_m0a5k2wylzbk-id">
               <w:r>
                 <w:rPr>
                   <w:rFonts w:ascii="Arial" w:cs="Arial" w:eastAsia="Arial" w:hAnsi="Arial"/>
@@ -23322,7 +23376,7 @@
               <w:spacing w:after="10" w:before="0"/>
               <w:ind w:left="120"/>
             </w:pPr>
-            <w:hyperlink w:history="1" r:id="rIdsrligly_8defojxtgsrc7">
+            <w:hyperlink w:history="1" r:id="rIdg8ktq8y_lc4xxots6gry0">
               <w:r>
                 <w:rPr>
                   <w:rFonts w:ascii="Arial" w:cs="Arial" w:eastAsia="Arial" w:hAnsi="Arial"/>
@@ -23517,7 +23571,7 @@
             <w:pPr>
               <w:spacing w:after="20" w:before="0"/>
             </w:pPr>
-            <w:hyperlink w:history="1" r:id="rIdrhohmjefhvgovvgn4lv4l">
+            <w:hyperlink w:history="1" r:id="rIdtq72rdg-havbr66eqmllk">
               <w:r>
                 <w:rPr>
                   <w:rFonts w:ascii="Arial" w:cs="Arial" w:eastAsia="Arial" w:hAnsi="Arial"/>
@@ -23550,7 +23604,7 @@
               <w:spacing w:after="10" w:before="0"/>
               <w:ind w:left="120"/>
             </w:pPr>
-            <w:hyperlink w:history="1" r:id="rIdmmkm3oplqenvffk9gplip">
+            <w:hyperlink w:history="1" r:id="rIdaaiibscpbgubjhjkxkjxb">
               <w:r>
                 <w:rPr>
                   <w:rFonts w:ascii="Arial" w:cs="Arial" w:eastAsia="Arial" w:hAnsi="Arial"/>
@@ -23595,7 +23649,7 @@
             <w:pPr>
               <w:spacing w:after="20" w:before="0"/>
             </w:pPr>
-            <w:hyperlink w:history="1" r:id="rId-fpn6pj058dadzu_vlavm">
+            <w:hyperlink w:history="1" r:id="rIdkqsphivxbft4__pa9nixx">
               <w:r>
                 <w:rPr>
                   <w:rFonts w:ascii="Arial" w:cs="Arial" w:eastAsia="Arial" w:hAnsi="Arial"/>
@@ -23628,7 +23682,7 @@
               <w:spacing w:after="10" w:before="0"/>
               <w:ind w:left="120"/>
             </w:pPr>
-            <w:hyperlink w:history="1" r:id="rIdmenj6of6yuoo66boxew7y">
+            <w:hyperlink w:history="1" r:id="rIdu7tjz5b-ef6zlzvgyatcc">
               <w:r>
                 <w:rPr>
                   <w:rFonts w:ascii="Arial" w:cs="Arial" w:eastAsia="Arial" w:hAnsi="Arial"/>
@@ -23823,7 +23877,7 @@
             <w:pPr>
               <w:spacing w:after="20" w:before="0"/>
             </w:pPr>
-            <w:hyperlink w:history="1" r:id="rIdzwwxb0ms243z0mnj8xehv">
+            <w:hyperlink w:history="1" r:id="rIdxve2oe6kwng-e7pkf_fx4">
               <w:r>
                 <w:rPr>
                   <w:rFonts w:ascii="Arial" w:cs="Arial" w:eastAsia="Arial" w:hAnsi="Arial"/>
@@ -23856,7 +23910,7 @@
               <w:spacing w:after="10" w:before="0"/>
               <w:ind w:left="120"/>
             </w:pPr>
-            <w:hyperlink w:history="1" r:id="rIdirbm7nrw6i3z85yoxhqi8">
+            <w:hyperlink w:history="1" r:id="rIdux-p4jhtcahbxsndkcchc">
               <w:r>
                 <w:rPr>
                   <w:rFonts w:ascii="Arial" w:cs="Arial" w:eastAsia="Arial" w:hAnsi="Arial"/>
@@ -23901,7 +23955,7 @@
             <w:pPr>
               <w:spacing w:after="20" w:before="0"/>
             </w:pPr>
-            <w:hyperlink w:history="1" r:id="rId6jobyn_oscvf7u2dlbdwp">
+            <w:hyperlink w:history="1" r:id="rIdbodqr58xsrrrz_uprmvtm">
               <w:r>
                 <w:rPr>
                   <w:rFonts w:ascii="Arial" w:cs="Arial" w:eastAsia="Arial" w:hAnsi="Arial"/>
@@ -23934,7 +23988,7 @@
               <w:spacing w:after="10" w:before="0"/>
               <w:ind w:left="120"/>
             </w:pPr>
-            <w:hyperlink w:history="1" r:id="rIdfqsgx00eni9hey0pis9pw">
+            <w:hyperlink w:history="1" r:id="rIdskfo9lpz0ctvq8wrp8v5m">
               <w:r>
                 <w:rPr>
                   <w:rFonts w:ascii="Arial" w:cs="Arial" w:eastAsia="Arial" w:hAnsi="Arial"/>
@@ -24129,7 +24183,7 @@
             <w:pPr>
               <w:spacing w:after="20" w:before="0"/>
             </w:pPr>
-            <w:hyperlink w:history="1" r:id="rIdjsttdesfcaua7lzrkslwp">
+            <w:hyperlink w:history="1" r:id="rIdnmzvunlnsokr23szw-fnj">
               <w:r>
                 <w:rPr>
                   <w:rFonts w:ascii="Arial" w:cs="Arial" w:eastAsia="Arial" w:hAnsi="Arial"/>
@@ -24162,7 +24216,7 @@
               <w:spacing w:after="10" w:before="0"/>
               <w:ind w:left="120"/>
             </w:pPr>
-            <w:hyperlink w:history="1" r:id="rId-mds8h245sfbbazh0soco">
+            <w:hyperlink w:history="1" r:id="rIdglvfpj5bngfkly6xovesg">
               <w:r>
                 <w:rPr>
                   <w:rFonts w:ascii="Arial" w:cs="Arial" w:eastAsia="Arial" w:hAnsi="Arial"/>
@@ -24207,7 +24261,7 @@
             <w:pPr>
               <w:spacing w:after="20" w:before="0"/>
             </w:pPr>
-            <w:hyperlink w:history="1" r:id="rIda0gqxwr8epqpzoslki9hg">
+            <w:hyperlink w:history="1" r:id="rIdj-owgeis3errwxq97hvnt">
               <w:r>
                 <w:rPr>
                   <w:rFonts w:ascii="Arial" w:cs="Arial" w:eastAsia="Arial" w:hAnsi="Arial"/>
@@ -24240,7 +24294,7 @@
               <w:spacing w:after="10" w:before="0"/>
               <w:ind w:left="120"/>
             </w:pPr>
-            <w:hyperlink w:history="1" r:id="rIdqkdnfdse-kd00opkugthd">
+            <w:hyperlink w:history="1" r:id="rIdpdf1dtrkh2fvdxarby4m9">
               <w:r>
                 <w:rPr>
                   <w:rFonts w:ascii="Arial" w:cs="Arial" w:eastAsia="Arial" w:hAnsi="Arial"/>
@@ -24435,7 +24489,7 @@
             <w:pPr>
               <w:spacing w:after="20" w:before="0"/>
             </w:pPr>
-            <w:hyperlink w:history="1" r:id="rId8ib0ipymb_nb1pmnbe10a">
+            <w:hyperlink w:history="1" r:id="rIdwbrgzw-oein_aw1imwjtq">
               <w:r>
                 <w:rPr>
                   <w:rFonts w:ascii="Arial" w:cs="Arial" w:eastAsia="Arial" w:hAnsi="Arial"/>
@@ -24468,7 +24522,7 @@
               <w:spacing w:after="10" w:before="0"/>
               <w:ind w:left="120"/>
             </w:pPr>
-            <w:hyperlink w:history="1" r:id="rIdzthlb_f7axb4m0sjcpkcu">
+            <w:hyperlink w:history="1" r:id="rIdfu8-1hxraol52wb7k7xs4">
               <w:r>
                 <w:rPr>
                   <w:rFonts w:ascii="Arial" w:cs="Arial" w:eastAsia="Arial" w:hAnsi="Arial"/>
@@ -24513,7 +24567,7 @@
             <w:pPr>
               <w:spacing w:after="20" w:before="0"/>
             </w:pPr>
-            <w:hyperlink w:history="1" r:id="rIdiymp3oiw-2moa7duifl9x">
+            <w:hyperlink w:history="1" r:id="rId_hcgq9ub7ah-bfpspg192">
               <w:r>
                 <w:rPr>
                   <w:rFonts w:ascii="Arial" w:cs="Arial" w:eastAsia="Arial" w:hAnsi="Arial"/>
@@ -24546,7 +24600,7 @@
               <w:spacing w:after="10" w:before="0"/>
               <w:ind w:left="120"/>
             </w:pPr>
-            <w:hyperlink w:history="1" r:id="rId4cazsz8dquqgcxmatldjm">
+            <w:hyperlink w:history="1" r:id="rIdnfyimoiefyzyvicsrppkn">
               <w:r>
                 <w:rPr>
                   <w:rFonts w:ascii="Arial" w:cs="Arial" w:eastAsia="Arial" w:hAnsi="Arial"/>

--- a/data/outputs/v2/General_Science/SS1.7_Microorganisms/General_Science_Microorganisms_CBE_LessonSequence.docx
+++ b/data/outputs/v2/General_Science/SS1.7_Microorganisms/General_Science_Microorganisms_CBE_LessonSequence.docx
@@ -3166,7 +3166,7 @@
             <w:pPr>
               <w:spacing w:after="20" w:before="0"/>
             </w:pPr>
-            <w:hyperlink w:history="1" r:id="rIdftquvqenuprnnvljzjjdl">
+            <w:hyperlink w:history="1" r:id="rId94pi4ccnty6ljz0ckfzlo">
               <w:r>
                 <w:rPr>
                   <w:rFonts w:ascii="Arial" w:cs="Arial" w:eastAsia="Arial" w:hAnsi="Arial"/>
@@ -3199,7 +3199,7 @@
               <w:spacing w:after="10" w:before="0"/>
               <w:ind w:left="120"/>
             </w:pPr>
-            <w:hyperlink w:history="1" r:id="rIdbnnn1-1b5lryd7ncysxam">
+            <w:hyperlink w:history="1" r:id="rId4hdrqjgp0l6x4xu4jactd">
               <w:r>
                 <w:rPr>
                   <w:rFonts w:ascii="Arial" w:cs="Arial" w:eastAsia="Arial" w:hAnsi="Arial"/>
@@ -3244,7 +3244,7 @@
             <w:pPr>
               <w:spacing w:after="20" w:before="0"/>
             </w:pPr>
-            <w:hyperlink w:history="1" r:id="rIdif6nxpjxyi5k46iyoevop">
+            <w:hyperlink w:history="1" r:id="rId834igy2ilroccelwuvfvm">
               <w:r>
                 <w:rPr>
                   <w:rFonts w:ascii="Arial" w:cs="Arial" w:eastAsia="Arial" w:hAnsi="Arial"/>
@@ -3277,7 +3277,7 @@
               <w:spacing w:after="10" w:before="0"/>
               <w:ind w:left="120"/>
             </w:pPr>
-            <w:hyperlink w:history="1" r:id="rId3knqdr6gwno35gk3u2auc">
+            <w:hyperlink w:history="1" r:id="rId1q1kmb4g63tyt6asq1_ix">
               <w:r>
                 <w:rPr>
                   <w:rFonts w:ascii="Arial" w:cs="Arial" w:eastAsia="Arial" w:hAnsi="Arial"/>
@@ -3472,7 +3472,7 @@
             <w:pPr>
               <w:spacing w:after="20" w:before="0"/>
             </w:pPr>
-            <w:hyperlink w:history="1" r:id="rIdzncknx9mg9cnvvwclzky7">
+            <w:hyperlink w:history="1" r:id="rIdwvv1qzokxpqxpcc7vk2gu">
               <w:r>
                 <w:rPr>
                   <w:rFonts w:ascii="Arial" w:cs="Arial" w:eastAsia="Arial" w:hAnsi="Arial"/>
@@ -3505,7 +3505,7 @@
               <w:spacing w:after="10" w:before="0"/>
               <w:ind w:left="120"/>
             </w:pPr>
-            <w:hyperlink w:history="1" r:id="rIdv7nq1skzl4vu-o9iiuekt">
+            <w:hyperlink w:history="1" r:id="rIdclzytctn87smvq_tom91o">
               <w:r>
                 <w:rPr>
                   <w:rFonts w:ascii="Arial" w:cs="Arial" w:eastAsia="Arial" w:hAnsi="Arial"/>
@@ -3550,7 +3550,7 @@
             <w:pPr>
               <w:spacing w:after="20" w:before="0"/>
             </w:pPr>
-            <w:hyperlink w:history="1" r:id="rId3tpgk6j59feaogzpkuall">
+            <w:hyperlink w:history="1" r:id="rIdcfqlzmfsrsoftyb32y35j">
               <w:r>
                 <w:rPr>
                   <w:rFonts w:ascii="Arial" w:cs="Arial" w:eastAsia="Arial" w:hAnsi="Arial"/>
@@ -3583,7 +3583,7 @@
               <w:spacing w:after="10" w:before="0"/>
               <w:ind w:left="120"/>
             </w:pPr>
-            <w:hyperlink w:history="1" r:id="rIdgren8qefxofjnflri4viy">
+            <w:hyperlink w:history="1" r:id="rId09_ju6td7mwbtkuxbf7lb">
               <w:r>
                 <w:rPr>
                   <w:rFonts w:ascii="Arial" w:cs="Arial" w:eastAsia="Arial" w:hAnsi="Arial"/>
@@ -3778,7 +3778,7 @@
             <w:pPr>
               <w:spacing w:after="20" w:before="0"/>
             </w:pPr>
-            <w:hyperlink w:history="1" r:id="rIdwskxqcauejshmrd_us4af">
+            <w:hyperlink w:history="1" r:id="rIdpj8v9plf78f5vmbhgkzum">
               <w:r>
                 <w:rPr>
                   <w:rFonts w:ascii="Arial" w:cs="Arial" w:eastAsia="Arial" w:hAnsi="Arial"/>
@@ -3811,7 +3811,7 @@
               <w:spacing w:after="10" w:before="0"/>
               <w:ind w:left="120"/>
             </w:pPr>
-            <w:hyperlink w:history="1" r:id="rIdgpers8s5zbrrrpuwpgqzo">
+            <w:hyperlink w:history="1" r:id="rIdbpyycb4tnhrobk93uhopl">
               <w:r>
                 <w:rPr>
                   <w:rFonts w:ascii="Arial" w:cs="Arial" w:eastAsia="Arial" w:hAnsi="Arial"/>
@@ -3856,7 +3856,7 @@
             <w:pPr>
               <w:spacing w:after="20" w:before="0"/>
             </w:pPr>
-            <w:hyperlink w:history="1" r:id="rIdmlrsd1mgnvwkd0b4nhqz7">
+            <w:hyperlink w:history="1" r:id="rId2i6jgi1p8zcgdnouhbyqd">
               <w:r>
                 <w:rPr>
                   <w:rFonts w:ascii="Arial" w:cs="Arial" w:eastAsia="Arial" w:hAnsi="Arial"/>
@@ -3889,7 +3889,7 @@
               <w:spacing w:after="10" w:before="0"/>
               <w:ind w:left="120"/>
             </w:pPr>
-            <w:hyperlink w:history="1" r:id="rIdh8no-itmqvkljpof4aoba">
+            <w:hyperlink w:history="1" r:id="rIdbx0yfk9uqhv51kvsxs0es">
               <w:r>
                 <w:rPr>
                   <w:rFonts w:ascii="Arial" w:cs="Arial" w:eastAsia="Arial" w:hAnsi="Arial"/>
@@ -4084,7 +4084,7 @@
             <w:pPr>
               <w:spacing w:after="20" w:before="0"/>
             </w:pPr>
-            <w:hyperlink w:history="1" r:id="rId54wndmvlc9xmdtajcvle6">
+            <w:hyperlink w:history="1" r:id="rIdv23s3daufsfakvepkx5f0">
               <w:r>
                 <w:rPr>
                   <w:rFonts w:ascii="Arial" w:cs="Arial" w:eastAsia="Arial" w:hAnsi="Arial"/>
@@ -4117,7 +4117,7 @@
               <w:spacing w:after="10" w:before="0"/>
               <w:ind w:left="120"/>
             </w:pPr>
-            <w:hyperlink w:history="1" r:id="rId5dyvppuqqekduahv3uydv">
+            <w:hyperlink w:history="1" r:id="rIdxt-gncexop_ap3ugpwnig">
               <w:r>
                 <w:rPr>
                   <w:rFonts w:ascii="Arial" w:cs="Arial" w:eastAsia="Arial" w:hAnsi="Arial"/>
@@ -4162,7 +4162,7 @@
             <w:pPr>
               <w:spacing w:after="20" w:before="0"/>
             </w:pPr>
-            <w:hyperlink w:history="1" r:id="rIdfk_zxhrjwqqs2bonl-gdh">
+            <w:hyperlink w:history="1" r:id="rIdd93cztttuz9x2ukv3rtmi">
               <w:r>
                 <w:rPr>
                   <w:rFonts w:ascii="Arial" w:cs="Arial" w:eastAsia="Arial" w:hAnsi="Arial"/>
@@ -4195,7 +4195,7 @@
               <w:spacing w:after="10" w:before="0"/>
               <w:ind w:left="120"/>
             </w:pPr>
-            <w:hyperlink w:history="1" r:id="rIdttarkauwygi4wdwwkc-rs">
+            <w:hyperlink w:history="1" r:id="rIdmpcrmfd0fb9jditivabk3">
               <w:r>
                 <w:rPr>
                   <w:rFonts w:ascii="Arial" w:cs="Arial" w:eastAsia="Arial" w:hAnsi="Arial"/>
@@ -4390,7 +4390,7 @@
             <w:pPr>
               <w:spacing w:after="20" w:before="0"/>
             </w:pPr>
-            <w:hyperlink w:history="1" r:id="rIdorbsl2ccbz-5ntestfo_-">
+            <w:hyperlink w:history="1" r:id="rIdgx_ct1untya_y1hp-a5uz">
               <w:r>
                 <w:rPr>
                   <w:rFonts w:ascii="Arial" w:cs="Arial" w:eastAsia="Arial" w:hAnsi="Arial"/>
@@ -4423,7 +4423,7 @@
               <w:spacing w:after="10" w:before="0"/>
               <w:ind w:left="120"/>
             </w:pPr>
-            <w:hyperlink w:history="1" r:id="rIdre9imgiq7wovu4eg47_9h">
+            <w:hyperlink w:history="1" r:id="rIduc_vz-wsq44vqoe1lahso">
               <w:r>
                 <w:rPr>
                   <w:rFonts w:ascii="Arial" w:cs="Arial" w:eastAsia="Arial" w:hAnsi="Arial"/>
@@ -4468,7 +4468,7 @@
             <w:pPr>
               <w:spacing w:after="20" w:before="0"/>
             </w:pPr>
-            <w:hyperlink w:history="1" r:id="rId6v2wm18lntvuryzlruboy">
+            <w:hyperlink w:history="1" r:id="rIdxij-mokgrlk0heykwcmtj">
               <w:r>
                 <w:rPr>
                   <w:rFonts w:ascii="Arial" w:cs="Arial" w:eastAsia="Arial" w:hAnsi="Arial"/>
@@ -4501,7 +4501,7 @@
               <w:spacing w:after="10" w:before="0"/>
               <w:ind w:left="120"/>
             </w:pPr>
-            <w:hyperlink w:history="1" r:id="rIdomc-vfqzfobbu3ccbuo2a">
+            <w:hyperlink w:history="1" r:id="rId0ky1eaqfqcghvy3quorqq">
               <w:r>
                 <w:rPr>
                   <w:rFonts w:ascii="Arial" w:cs="Arial" w:eastAsia="Arial" w:hAnsi="Arial"/>
@@ -5988,7 +5988,7 @@
             <w:pPr>
               <w:spacing w:after="20" w:before="0"/>
             </w:pPr>
-            <w:hyperlink w:history="1" r:id="rId6hvhd8urp6b_053upmffg">
+            <w:hyperlink w:history="1" r:id="rIdboa45vmbykviq6uhsjytv">
               <w:r>
                 <w:rPr>
                   <w:rFonts w:ascii="Arial" w:cs="Arial" w:eastAsia="Arial" w:hAnsi="Arial"/>
@@ -6021,7 +6021,7 @@
               <w:spacing w:after="10" w:before="0"/>
               <w:ind w:left="120"/>
             </w:pPr>
-            <w:hyperlink w:history="1" r:id="rIdyd44lvl-ve5gyfrlpwb74">
+            <w:hyperlink w:history="1" r:id="rId90hrkz7-7facvduener9s">
               <w:r>
                 <w:rPr>
                   <w:rFonts w:ascii="Arial" w:cs="Arial" w:eastAsia="Arial" w:hAnsi="Arial"/>
@@ -6066,7 +6066,7 @@
             <w:pPr>
               <w:spacing w:after="20" w:before="0"/>
             </w:pPr>
-            <w:hyperlink w:history="1" r:id="rId503phs_50zh1wmagvw3xs">
+            <w:hyperlink w:history="1" r:id="rIdax1na28cqiuumy6mse2y5">
               <w:r>
                 <w:rPr>
                   <w:rFonts w:ascii="Arial" w:cs="Arial" w:eastAsia="Arial" w:hAnsi="Arial"/>
@@ -6099,7 +6099,7 @@
               <w:spacing w:after="10" w:before="0"/>
               <w:ind w:left="120"/>
             </w:pPr>
-            <w:hyperlink w:history="1" r:id="rIdgp0wcbisi8j7lwf8g-jmg">
+            <w:hyperlink w:history="1" r:id="rIdcw5lz3et8drw-h1jlee1d">
               <w:r>
                 <w:rPr>
                   <w:rFonts w:ascii="Arial" w:cs="Arial" w:eastAsia="Arial" w:hAnsi="Arial"/>
@@ -6294,7 +6294,7 @@
             <w:pPr>
               <w:spacing w:after="20" w:before="0"/>
             </w:pPr>
-            <w:hyperlink w:history="1" r:id="rId7tj9rwvivqfxz-8zcnq-c">
+            <w:hyperlink w:history="1" r:id="rIdntyfpijhcgobrcrqh5xy6">
               <w:r>
                 <w:rPr>
                   <w:rFonts w:ascii="Arial" w:cs="Arial" w:eastAsia="Arial" w:hAnsi="Arial"/>
@@ -6327,7 +6327,7 @@
               <w:spacing w:after="10" w:before="0"/>
               <w:ind w:left="120"/>
             </w:pPr>
-            <w:hyperlink w:history="1" r:id="rId9mqdzrveivjt6h04clf_x">
+            <w:hyperlink w:history="1" r:id="rIdhgn78hotidricovuh8-dx">
               <w:r>
                 <w:rPr>
                   <w:rFonts w:ascii="Arial" w:cs="Arial" w:eastAsia="Arial" w:hAnsi="Arial"/>
@@ -6372,7 +6372,7 @@
             <w:pPr>
               <w:spacing w:after="20" w:before="0"/>
             </w:pPr>
-            <w:hyperlink w:history="1" r:id="rIdlhpvahc2iiefi_q5y7e42">
+            <w:hyperlink w:history="1" r:id="rIdju5bx_n32v-46jtpgp5xx">
               <w:r>
                 <w:rPr>
                   <w:rFonts w:ascii="Arial" w:cs="Arial" w:eastAsia="Arial" w:hAnsi="Arial"/>
@@ -6405,7 +6405,7 @@
               <w:spacing w:after="10" w:before="0"/>
               <w:ind w:left="120"/>
             </w:pPr>
-            <w:hyperlink w:history="1" r:id="rId07murhvr3pr7gekxtfth-">
+            <w:hyperlink w:history="1" r:id="rIdfvqyo_oequilhibjmunlp">
               <w:r>
                 <w:rPr>
                   <w:rFonts w:ascii="Arial" w:cs="Arial" w:eastAsia="Arial" w:hAnsi="Arial"/>
@@ -6600,7 +6600,7 @@
             <w:pPr>
               <w:spacing w:after="20" w:before="0"/>
             </w:pPr>
-            <w:hyperlink w:history="1" r:id="rIdnei77czgek7fasri29iiy">
+            <w:hyperlink w:history="1" r:id="rIdjeodmczuvumpkr51kfz_l">
               <w:r>
                 <w:rPr>
                   <w:rFonts w:ascii="Arial" w:cs="Arial" w:eastAsia="Arial" w:hAnsi="Arial"/>
@@ -6633,7 +6633,7 @@
               <w:spacing w:after="10" w:before="0"/>
               <w:ind w:left="120"/>
             </w:pPr>
-            <w:hyperlink w:history="1" r:id="rIdqplh8ijuk28_ctkzghwqw">
+            <w:hyperlink w:history="1" r:id="rIdfoaiwqx2fesfg-ozojfa_">
               <w:r>
                 <w:rPr>
                   <w:rFonts w:ascii="Arial" w:cs="Arial" w:eastAsia="Arial" w:hAnsi="Arial"/>
@@ -6678,7 +6678,7 @@
             <w:pPr>
               <w:spacing w:after="20" w:before="0"/>
             </w:pPr>
-            <w:hyperlink w:history="1" r:id="rIdr-jy8iqubmug19knzmo9u">
+            <w:hyperlink w:history="1" r:id="rIdumcqgpqrdnxgwj3qc0ltx">
               <w:r>
                 <w:rPr>
                   <w:rFonts w:ascii="Arial" w:cs="Arial" w:eastAsia="Arial" w:hAnsi="Arial"/>
@@ -6711,7 +6711,7 @@
               <w:spacing w:after="10" w:before="0"/>
               <w:ind w:left="120"/>
             </w:pPr>
-            <w:hyperlink w:history="1" r:id="rId4fykkxlpfuaicmmveh4y7">
+            <w:hyperlink w:history="1" r:id="rIddip-jf3knorznnclpclh6">
               <w:r>
                 <w:rPr>
                   <w:rFonts w:ascii="Arial" w:cs="Arial" w:eastAsia="Arial" w:hAnsi="Arial"/>
@@ -6906,7 +6906,7 @@
             <w:pPr>
               <w:spacing w:after="20" w:before="0"/>
             </w:pPr>
-            <w:hyperlink w:history="1" r:id="rIdqufunx8ej59os9o-ctevk">
+            <w:hyperlink w:history="1" r:id="rIdvd_iraobernyzptmq3os4">
               <w:r>
                 <w:rPr>
                   <w:rFonts w:ascii="Arial" w:cs="Arial" w:eastAsia="Arial" w:hAnsi="Arial"/>
@@ -6939,7 +6939,7 @@
               <w:spacing w:after="10" w:before="0"/>
               <w:ind w:left="120"/>
             </w:pPr>
-            <w:hyperlink w:history="1" r:id="rIdonqlcs_tpxu3sgousp_an">
+            <w:hyperlink w:history="1" r:id="rIdgibgad7rltekqvaftwjp7">
               <w:r>
                 <w:rPr>
                   <w:rFonts w:ascii="Arial" w:cs="Arial" w:eastAsia="Arial" w:hAnsi="Arial"/>
@@ -6984,7 +6984,7 @@
             <w:pPr>
               <w:spacing w:after="20" w:before="0"/>
             </w:pPr>
-            <w:hyperlink w:history="1" r:id="rIdyacc8ttwy1s1dkmpzkzxe">
+            <w:hyperlink w:history="1" r:id="rIdc250lqeggodwsohmjrmuv">
               <w:r>
                 <w:rPr>
                   <w:rFonts w:ascii="Arial" w:cs="Arial" w:eastAsia="Arial" w:hAnsi="Arial"/>
@@ -7017,7 +7017,7 @@
               <w:spacing w:after="10" w:before="0"/>
               <w:ind w:left="120"/>
             </w:pPr>
-            <w:hyperlink w:history="1" r:id="rIdwolii_w4ghtp00scyrwwh">
+            <w:hyperlink w:history="1" r:id="rIdldu-tlqd3iyj_nb5x6jfr">
               <w:r>
                 <w:rPr>
                   <w:rFonts w:ascii="Arial" w:cs="Arial" w:eastAsia="Arial" w:hAnsi="Arial"/>
@@ -7212,7 +7212,7 @@
             <w:pPr>
               <w:spacing w:after="20" w:before="0"/>
             </w:pPr>
-            <w:hyperlink w:history="1" r:id="rId6qt0ayykspukiol_qlful">
+            <w:hyperlink w:history="1" r:id="rIdylzuxdzd6ybryavq-ttk9">
               <w:r>
                 <w:rPr>
                   <w:rFonts w:ascii="Arial" w:cs="Arial" w:eastAsia="Arial" w:hAnsi="Arial"/>
@@ -7245,7 +7245,7 @@
               <w:spacing w:after="10" w:before="0"/>
               <w:ind w:left="120"/>
             </w:pPr>
-            <w:hyperlink w:history="1" r:id="rId-mn1iulky_5hfcz1cmp9g">
+            <w:hyperlink w:history="1" r:id="rIdnnlfisdtvs86ocv3axedz">
               <w:r>
                 <w:rPr>
                   <w:rFonts w:ascii="Arial" w:cs="Arial" w:eastAsia="Arial" w:hAnsi="Arial"/>
@@ -7290,7 +7290,7 @@
             <w:pPr>
               <w:spacing w:after="20" w:before="0"/>
             </w:pPr>
-            <w:hyperlink w:history="1" r:id="rIdsvb83mpzji_geqa02z7dh">
+            <w:hyperlink w:history="1" r:id="rIdkx9nys5pyxzxn4sbzbu62">
               <w:r>
                 <w:rPr>
                   <w:rFonts w:ascii="Arial" w:cs="Arial" w:eastAsia="Arial" w:hAnsi="Arial"/>
@@ -7323,7 +7323,7 @@
               <w:spacing w:after="10" w:before="0"/>
               <w:ind w:left="120"/>
             </w:pPr>
-            <w:hyperlink w:history="1" r:id="rIdogn4qynjbmpzrnr-efrfi">
+            <w:hyperlink w:history="1" r:id="rIdn0pvmjnhvrskc4avsm5j_">
               <w:r>
                 <w:rPr>
                   <w:rFonts w:ascii="Arial" w:cs="Arial" w:eastAsia="Arial" w:hAnsi="Arial"/>
@@ -8810,7 +8810,7 @@
             <w:pPr>
               <w:spacing w:after="20" w:before="0"/>
             </w:pPr>
-            <w:hyperlink w:history="1" r:id="rId8gxk1zenmu681azas1xfy">
+            <w:hyperlink w:history="1" r:id="rIda1vebiwut4ngmwphf6zjt">
               <w:r>
                 <w:rPr>
                   <w:rFonts w:ascii="Arial" w:cs="Arial" w:eastAsia="Arial" w:hAnsi="Arial"/>
@@ -8843,7 +8843,7 @@
               <w:spacing w:after="10" w:before="0"/>
               <w:ind w:left="120"/>
             </w:pPr>
-            <w:hyperlink w:history="1" r:id="rId0tbylfudzvuzug4r-fiml">
+            <w:hyperlink w:history="1" r:id="rIdm4mf8flmybzvmhyggo5rm">
               <w:r>
                 <w:rPr>
                   <w:rFonts w:ascii="Arial" w:cs="Arial" w:eastAsia="Arial" w:hAnsi="Arial"/>
@@ -8888,7 +8888,7 @@
             <w:pPr>
               <w:spacing w:after="20" w:before="0"/>
             </w:pPr>
-            <w:hyperlink w:history="1" r:id="rIdlak1tttcs71lewgnexqho">
+            <w:hyperlink w:history="1" r:id="rIdm6rzcudk7rmj65lhu_dfi">
               <w:r>
                 <w:rPr>
                   <w:rFonts w:ascii="Arial" w:cs="Arial" w:eastAsia="Arial" w:hAnsi="Arial"/>
@@ -8921,7 +8921,7 @@
               <w:spacing w:after="10" w:before="0"/>
               <w:ind w:left="120"/>
             </w:pPr>
-            <w:hyperlink w:history="1" r:id="rIdwq-pbys4xhdvi9ceh5bp9">
+            <w:hyperlink w:history="1" r:id="rIdvhgeaij78n472l65milj5">
               <w:r>
                 <w:rPr>
                   <w:rFonts w:ascii="Arial" w:cs="Arial" w:eastAsia="Arial" w:hAnsi="Arial"/>
@@ -9116,7 +9116,7 @@
             <w:pPr>
               <w:spacing w:after="20" w:before="0"/>
             </w:pPr>
-            <w:hyperlink w:history="1" r:id="rIdzk3yxiuo_ancrec8rsbdw">
+            <w:hyperlink w:history="1" r:id="rIdh8fooqxadntwz-3o8ujdt">
               <w:r>
                 <w:rPr>
                   <w:rFonts w:ascii="Arial" w:cs="Arial" w:eastAsia="Arial" w:hAnsi="Arial"/>
@@ -9149,7 +9149,7 @@
               <w:spacing w:after="10" w:before="0"/>
               <w:ind w:left="120"/>
             </w:pPr>
-            <w:hyperlink w:history="1" r:id="rId77fmnyxi0grh3zvznvlfj">
+            <w:hyperlink w:history="1" r:id="rIdwit1gryv9efkr5l_g_q5p">
               <w:r>
                 <w:rPr>
                   <w:rFonts w:ascii="Arial" w:cs="Arial" w:eastAsia="Arial" w:hAnsi="Arial"/>
@@ -9194,7 +9194,7 @@
             <w:pPr>
               <w:spacing w:after="20" w:before="0"/>
             </w:pPr>
-            <w:hyperlink w:history="1" r:id="rIdo0saomlvjgtloz_z1mss7">
+            <w:hyperlink w:history="1" r:id="rIdyihfq_g80_tfysorygbjf">
               <w:r>
                 <w:rPr>
                   <w:rFonts w:ascii="Arial" w:cs="Arial" w:eastAsia="Arial" w:hAnsi="Arial"/>
@@ -9227,7 +9227,7 @@
               <w:spacing w:after="10" w:before="0"/>
               <w:ind w:left="120"/>
             </w:pPr>
-            <w:hyperlink w:history="1" r:id="rIdrtkkktgy6-x14lsnf_6_o">
+            <w:hyperlink w:history="1" r:id="rIdj5hnzirydek48pana5bu0">
               <w:r>
                 <w:rPr>
                   <w:rFonts w:ascii="Arial" w:cs="Arial" w:eastAsia="Arial" w:hAnsi="Arial"/>
@@ -9422,7 +9422,7 @@
             <w:pPr>
               <w:spacing w:after="20" w:before="0"/>
             </w:pPr>
-            <w:hyperlink w:history="1" r:id="rIdvppvnchkbexvedwpkpxl7">
+            <w:hyperlink w:history="1" r:id="rIdt2jbqu_prvo9xcdatu16k">
               <w:r>
                 <w:rPr>
                   <w:rFonts w:ascii="Arial" w:cs="Arial" w:eastAsia="Arial" w:hAnsi="Arial"/>
@@ -9455,7 +9455,7 @@
               <w:spacing w:after="10" w:before="0"/>
               <w:ind w:left="120"/>
             </w:pPr>
-            <w:hyperlink w:history="1" r:id="rIdufobuvtjifjalrrs6xkvf">
+            <w:hyperlink w:history="1" r:id="rId0zbl4kreg_htr4m7xlqta">
               <w:r>
                 <w:rPr>
                   <w:rFonts w:ascii="Arial" w:cs="Arial" w:eastAsia="Arial" w:hAnsi="Arial"/>
@@ -9500,7 +9500,7 @@
             <w:pPr>
               <w:spacing w:after="20" w:before="0"/>
             </w:pPr>
-            <w:hyperlink w:history="1" r:id="rIdjainw519srvemjrdjaxem">
+            <w:hyperlink w:history="1" r:id="rIdnhoeoito0hxhdflqxte_j">
               <w:r>
                 <w:rPr>
                   <w:rFonts w:ascii="Arial" w:cs="Arial" w:eastAsia="Arial" w:hAnsi="Arial"/>
@@ -9533,7 +9533,7 @@
               <w:spacing w:after="10" w:before="0"/>
               <w:ind w:left="120"/>
             </w:pPr>
-            <w:hyperlink w:history="1" r:id="rIdbh2u36xh3xvuofjcpca3o">
+            <w:hyperlink w:history="1" r:id="rIda0ojn-rzkqcitemv2ggba">
               <w:r>
                 <w:rPr>
                   <w:rFonts w:ascii="Arial" w:cs="Arial" w:eastAsia="Arial" w:hAnsi="Arial"/>
@@ -9728,7 +9728,7 @@
             <w:pPr>
               <w:spacing w:after="20" w:before="0"/>
             </w:pPr>
-            <w:hyperlink w:history="1" r:id="rIdu0qls5rrlboaw1rgvh0v9">
+            <w:hyperlink w:history="1" r:id="rIdnb6h_hhotox8flggw7kq-">
               <w:r>
                 <w:rPr>
                   <w:rFonts w:ascii="Arial" w:cs="Arial" w:eastAsia="Arial" w:hAnsi="Arial"/>
@@ -9761,7 +9761,7 @@
               <w:spacing w:after="10" w:before="0"/>
               <w:ind w:left="120"/>
             </w:pPr>
-            <w:hyperlink w:history="1" r:id="rIdftqxzcrsyuurgfktztm7r">
+            <w:hyperlink w:history="1" r:id="rIdhlazqg2uzwme1u6klm-ke">
               <w:r>
                 <w:rPr>
                   <w:rFonts w:ascii="Arial" w:cs="Arial" w:eastAsia="Arial" w:hAnsi="Arial"/>
@@ -9806,7 +9806,7 @@
             <w:pPr>
               <w:spacing w:after="20" w:before="0"/>
             </w:pPr>
-            <w:hyperlink w:history="1" r:id="rIdtvi6f4-ryybyf9ks0eouz">
+            <w:hyperlink w:history="1" r:id="rIdgqpijckblbc2ya0disysr">
               <w:r>
                 <w:rPr>
                   <w:rFonts w:ascii="Arial" w:cs="Arial" w:eastAsia="Arial" w:hAnsi="Arial"/>
@@ -9839,7 +9839,7 @@
               <w:spacing w:after="10" w:before="0"/>
               <w:ind w:left="120"/>
             </w:pPr>
-            <w:hyperlink w:history="1" r:id="rId1w3tvhppjvbqllgczaebu">
+            <w:hyperlink w:history="1" r:id="rIdxchoindhw8bqlxm1d26hv">
               <w:r>
                 <w:rPr>
                   <w:rFonts w:ascii="Arial" w:cs="Arial" w:eastAsia="Arial" w:hAnsi="Arial"/>
@@ -10034,7 +10034,7 @@
             <w:pPr>
               <w:spacing w:after="20" w:before="0"/>
             </w:pPr>
-            <w:hyperlink w:history="1" r:id="rIdvvwth9btfwxnazejvwh64">
+            <w:hyperlink w:history="1" r:id="rIdr96pkrows4c1gdkv-9jiq">
               <w:r>
                 <w:rPr>
                   <w:rFonts w:ascii="Arial" w:cs="Arial" w:eastAsia="Arial" w:hAnsi="Arial"/>
@@ -10067,7 +10067,7 @@
               <w:spacing w:after="10" w:before="0"/>
               <w:ind w:left="120"/>
             </w:pPr>
-            <w:hyperlink w:history="1" r:id="rIdlsgcxhthpa30p9mvmwfwt">
+            <w:hyperlink w:history="1" r:id="rIdfyouz1rbzfd1panj1asdq">
               <w:r>
                 <w:rPr>
                   <w:rFonts w:ascii="Arial" w:cs="Arial" w:eastAsia="Arial" w:hAnsi="Arial"/>
@@ -10112,7 +10112,7 @@
             <w:pPr>
               <w:spacing w:after="20" w:before="0"/>
             </w:pPr>
-            <w:hyperlink w:history="1" r:id="rIdwfjxc0kh1tq0kxdbg_t-d">
+            <w:hyperlink w:history="1" r:id="rIdc4yzsaco9scbrqy0kqfq_">
               <w:r>
                 <w:rPr>
                   <w:rFonts w:ascii="Arial" w:cs="Arial" w:eastAsia="Arial" w:hAnsi="Arial"/>
@@ -10145,7 +10145,7 @@
               <w:spacing w:after="10" w:before="0"/>
               <w:ind w:left="120"/>
             </w:pPr>
-            <w:hyperlink w:history="1" r:id="rIdg9vgudcat97ydjvfi9ire">
+            <w:hyperlink w:history="1" r:id="rIdlvdgju9qajgwje3ipvqvf">
               <w:r>
                 <w:rPr>
                   <w:rFonts w:ascii="Arial" w:cs="Arial" w:eastAsia="Arial" w:hAnsi="Arial"/>
@@ -11632,7 +11632,7 @@
             <w:pPr>
               <w:spacing w:after="20" w:before="0"/>
             </w:pPr>
-            <w:hyperlink w:history="1" r:id="rIdw3m3iqtpc8cw_1nu6bltu">
+            <w:hyperlink w:history="1" r:id="rId_hctdtxu5enb4qs3kfom0">
               <w:r>
                 <w:rPr>
                   <w:rFonts w:ascii="Arial" w:cs="Arial" w:eastAsia="Arial" w:hAnsi="Arial"/>
@@ -11665,7 +11665,7 @@
               <w:spacing w:after="10" w:before="0"/>
               <w:ind w:left="120"/>
             </w:pPr>
-            <w:hyperlink w:history="1" r:id="rIdccy5cqi76jklqhve92qrh">
+            <w:hyperlink w:history="1" r:id="rIdvvwujpcbfn8mzg97lwf49">
               <w:r>
                 <w:rPr>
                   <w:rFonts w:ascii="Arial" w:cs="Arial" w:eastAsia="Arial" w:hAnsi="Arial"/>
@@ -11710,7 +11710,7 @@
             <w:pPr>
               <w:spacing w:after="20" w:before="0"/>
             </w:pPr>
-            <w:hyperlink w:history="1" r:id="rIdu0xii0pguvi16dniqjsak">
+            <w:hyperlink w:history="1" r:id="rIdmnm8lrx8rqek7us7rl2n2">
               <w:r>
                 <w:rPr>
                   <w:rFonts w:ascii="Arial" w:cs="Arial" w:eastAsia="Arial" w:hAnsi="Arial"/>
@@ -11743,7 +11743,7 @@
               <w:spacing w:after="10" w:before="0"/>
               <w:ind w:left="120"/>
             </w:pPr>
-            <w:hyperlink w:history="1" r:id="rIduyuqboohf--hgwwuajt7a">
+            <w:hyperlink w:history="1" r:id="rIdxypl091n0vgleytwui8vr">
               <w:r>
                 <w:rPr>
                   <w:rFonts w:ascii="Arial" w:cs="Arial" w:eastAsia="Arial" w:hAnsi="Arial"/>
@@ -11938,7 +11938,7 @@
             <w:pPr>
               <w:spacing w:after="20" w:before="0"/>
             </w:pPr>
-            <w:hyperlink w:history="1" r:id="rIdzekqabxgl-kyr7f7qjk3g">
+            <w:hyperlink w:history="1" r:id="rIdag-bbmciqv4m-caxqbbqt">
               <w:r>
                 <w:rPr>
                   <w:rFonts w:ascii="Arial" w:cs="Arial" w:eastAsia="Arial" w:hAnsi="Arial"/>
@@ -11971,7 +11971,7 @@
               <w:spacing w:after="10" w:before="0"/>
               <w:ind w:left="120"/>
             </w:pPr>
-            <w:hyperlink w:history="1" r:id="rIdokteq4qydlcnl_huecz_l">
+            <w:hyperlink w:history="1" r:id="rId-79k9qxsm3rouupz-rj8h">
               <w:r>
                 <w:rPr>
                   <w:rFonts w:ascii="Arial" w:cs="Arial" w:eastAsia="Arial" w:hAnsi="Arial"/>
@@ -12016,7 +12016,7 @@
             <w:pPr>
               <w:spacing w:after="20" w:before="0"/>
             </w:pPr>
-            <w:hyperlink w:history="1" r:id="rIdwwxukxqne1flkz8pr04zc">
+            <w:hyperlink w:history="1" r:id="rIdqxhlljjlpcstoh2nnl-ze">
               <w:r>
                 <w:rPr>
                   <w:rFonts w:ascii="Arial" w:cs="Arial" w:eastAsia="Arial" w:hAnsi="Arial"/>
@@ -12049,7 +12049,7 @@
               <w:spacing w:after="10" w:before="0"/>
               <w:ind w:left="120"/>
             </w:pPr>
-            <w:hyperlink w:history="1" r:id="rIdunigqtmn_yxs6uksolw_9">
+            <w:hyperlink w:history="1" r:id="rIdjmzfekn_j6k20tnryxk_0">
               <w:r>
                 <w:rPr>
                   <w:rFonts w:ascii="Arial" w:cs="Arial" w:eastAsia="Arial" w:hAnsi="Arial"/>
@@ -12399,7 +12399,7 @@
             <w:pPr>
               <w:spacing w:after="20" w:before="0"/>
             </w:pPr>
-            <w:hyperlink w:history="1" r:id="rIdqcq_fikqy1csast2zr8px">
+            <w:hyperlink w:history="1" r:id="rIdg_-gbjs-rwg993jj9blfu">
               <w:r>
                 <w:rPr>
                   <w:rFonts w:ascii="Arial" w:cs="Arial" w:eastAsia="Arial" w:hAnsi="Arial"/>
@@ -12432,7 +12432,7 @@
               <w:spacing w:after="10" w:before="0"/>
               <w:ind w:left="120"/>
             </w:pPr>
-            <w:hyperlink w:history="1" r:id="rIdoh936jfoxyolcxlobg-kx">
+            <w:hyperlink w:history="1" r:id="rIdzgngyf2ptwwolvxxft32o">
               <w:r>
                 <w:rPr>
                   <w:rFonts w:ascii="Arial" w:cs="Arial" w:eastAsia="Arial" w:hAnsi="Arial"/>
@@ -12477,7 +12477,7 @@
             <w:pPr>
               <w:spacing w:after="20" w:before="0"/>
             </w:pPr>
-            <w:hyperlink w:history="1" r:id="rIdx4fa8pmrwd8g99werbdvn">
+            <w:hyperlink w:history="1" r:id="rIdzd3xrkscj1gridrxh_k9s">
               <w:r>
                 <w:rPr>
                   <w:rFonts w:ascii="Arial" w:cs="Arial" w:eastAsia="Arial" w:hAnsi="Arial"/>
@@ -12510,7 +12510,7 @@
               <w:spacing w:after="10" w:before="0"/>
               <w:ind w:left="120"/>
             </w:pPr>
-            <w:hyperlink w:history="1" r:id="rId-9oyghcohmlveiahtvdni">
+            <w:hyperlink w:history="1" r:id="rId-6vlahylpqrucz6ulhgtx">
               <w:r>
                 <w:rPr>
                   <w:rFonts w:ascii="Arial" w:cs="Arial" w:eastAsia="Arial" w:hAnsi="Arial"/>
@@ -12705,7 +12705,7 @@
             <w:pPr>
               <w:spacing w:after="20" w:before="0"/>
             </w:pPr>
-            <w:hyperlink w:history="1" r:id="rId0leospwo4xyivvw6ne2to">
+            <w:hyperlink w:history="1" r:id="rIdsyjqojqw4irqaoozc3dif">
               <w:r>
                 <w:rPr>
                   <w:rFonts w:ascii="Arial" w:cs="Arial" w:eastAsia="Arial" w:hAnsi="Arial"/>
@@ -12738,7 +12738,7 @@
               <w:spacing w:after="10" w:before="0"/>
               <w:ind w:left="120"/>
             </w:pPr>
-            <w:hyperlink w:history="1" r:id="rIdzryhtlhky4swoydweaduq">
+            <w:hyperlink w:history="1" r:id="rIdtjnp8msh17wflvvx0dy40">
               <w:r>
                 <w:rPr>
                   <w:rFonts w:ascii="Arial" w:cs="Arial" w:eastAsia="Arial" w:hAnsi="Arial"/>
@@ -12783,7 +12783,7 @@
             <w:pPr>
               <w:spacing w:after="20" w:before="0"/>
             </w:pPr>
-            <w:hyperlink w:history="1" r:id="rIdr2_2tnkmoksx1pvwtcahq">
+            <w:hyperlink w:history="1" r:id="rIdpjczdkyqlg_97aoisjba5">
               <w:r>
                 <w:rPr>
                   <w:rFonts w:ascii="Arial" w:cs="Arial" w:eastAsia="Arial" w:hAnsi="Arial"/>
@@ -12816,7 +12816,7 @@
               <w:spacing w:after="10" w:before="0"/>
               <w:ind w:left="120"/>
             </w:pPr>
-            <w:hyperlink w:history="1" r:id="rIdfpif6djjmcp7451znwcwe">
+            <w:hyperlink w:history="1" r:id="rIdokp77vnmqivdrv405wyyj">
               <w:r>
                 <w:rPr>
                   <w:rFonts w:ascii="Arial" w:cs="Arial" w:eastAsia="Arial" w:hAnsi="Arial"/>
@@ -13011,7 +13011,7 @@
             <w:pPr>
               <w:spacing w:after="20" w:before="0"/>
             </w:pPr>
-            <w:hyperlink w:history="1" r:id="rIdyyndut3eiqsgrbh_dyp8s">
+            <w:hyperlink w:history="1" r:id="rId--b2k64v1rse5v0hanvt6">
               <w:r>
                 <w:rPr>
                   <w:rFonts w:ascii="Arial" w:cs="Arial" w:eastAsia="Arial" w:hAnsi="Arial"/>
@@ -13044,7 +13044,7 @@
               <w:spacing w:after="10" w:before="0"/>
               <w:ind w:left="120"/>
             </w:pPr>
-            <w:hyperlink w:history="1" r:id="rIdqnwpioc38hfi0qi0xa7oe">
+            <w:hyperlink w:history="1" r:id="rId7l5-w2nbzmaltzsp_m3in">
               <w:r>
                 <w:rPr>
                   <w:rFonts w:ascii="Arial" w:cs="Arial" w:eastAsia="Arial" w:hAnsi="Arial"/>
@@ -13089,7 +13089,7 @@
             <w:pPr>
               <w:spacing w:after="20" w:before="0"/>
             </w:pPr>
-            <w:hyperlink w:history="1" r:id="rIdscc_vzz5fd5iy1cv0thxp">
+            <w:hyperlink w:history="1" r:id="rIdvdqwl6wis0yz06eapwwlr">
               <w:r>
                 <w:rPr>
                   <w:rFonts w:ascii="Arial" w:cs="Arial" w:eastAsia="Arial" w:hAnsi="Arial"/>
@@ -13122,7 +13122,7 @@
               <w:spacing w:after="10" w:before="0"/>
               <w:ind w:left="120"/>
             </w:pPr>
-            <w:hyperlink w:history="1" r:id="rIdib2zih_vkdqwk7gzwkdzb">
+            <w:hyperlink w:history="1" r:id="rIdilren5g02adysbysjav9e">
               <w:r>
                 <w:rPr>
                   <w:rFonts w:ascii="Arial" w:cs="Arial" w:eastAsia="Arial" w:hAnsi="Arial"/>
@@ -14609,7 +14609,7 @@
             <w:pPr>
               <w:spacing w:after="20" w:before="0"/>
             </w:pPr>
-            <w:hyperlink w:history="1" r:id="rIdwqvt7ssiikqdpnokuo2pa">
+            <w:hyperlink w:history="1" r:id="rIdo29xuz69osmtvvcsv0jib">
               <w:r>
                 <w:rPr>
                   <w:rFonts w:ascii="Arial" w:cs="Arial" w:eastAsia="Arial" w:hAnsi="Arial"/>
@@ -14642,7 +14642,7 @@
               <w:spacing w:after="10" w:before="0"/>
               <w:ind w:left="120"/>
             </w:pPr>
-            <w:hyperlink w:history="1" r:id="rIdcvtmrsiy2lmwue13f55pv">
+            <w:hyperlink w:history="1" r:id="rIdiwm5hx7p7abm7vnrw_mff">
               <w:r>
                 <w:rPr>
                   <w:rFonts w:ascii="Arial" w:cs="Arial" w:eastAsia="Arial" w:hAnsi="Arial"/>
@@ -14687,7 +14687,7 @@
             <w:pPr>
               <w:spacing w:after="20" w:before="0"/>
             </w:pPr>
-            <w:hyperlink w:history="1" r:id="rIdgoilcbd9vcowgrlvwatrb">
+            <w:hyperlink w:history="1" r:id="rIdzfllgwe1-zvkhdxkvqlag">
               <w:r>
                 <w:rPr>
                   <w:rFonts w:ascii="Arial" w:cs="Arial" w:eastAsia="Arial" w:hAnsi="Arial"/>
@@ -14720,7 +14720,7 @@
               <w:spacing w:after="10" w:before="0"/>
               <w:ind w:left="120"/>
             </w:pPr>
-            <w:hyperlink w:history="1" r:id="rId0qxmtijpv7eb4t5ujcmyt">
+            <w:hyperlink w:history="1" r:id="rIdt6m2dule-yonductmekid">
               <w:r>
                 <w:rPr>
                   <w:rFonts w:ascii="Arial" w:cs="Arial" w:eastAsia="Arial" w:hAnsi="Arial"/>
@@ -14915,7 +14915,7 @@
             <w:pPr>
               <w:spacing w:after="20" w:before="0"/>
             </w:pPr>
-            <w:hyperlink w:history="1" r:id="rIdftq56gzlbdbcoj7hivqir">
+            <w:hyperlink w:history="1" r:id="rIdds6uj48lv2dh233oz7qvn">
               <w:r>
                 <w:rPr>
                   <w:rFonts w:ascii="Arial" w:cs="Arial" w:eastAsia="Arial" w:hAnsi="Arial"/>
@@ -14948,7 +14948,7 @@
               <w:spacing w:after="10" w:before="0"/>
               <w:ind w:left="120"/>
             </w:pPr>
-            <w:hyperlink w:history="1" r:id="rId9x0tjrzmdlnmtdfrldmsr">
+            <w:hyperlink w:history="1" r:id="rIdxl5s6jorpzqn8fd793m2z">
               <w:r>
                 <w:rPr>
                   <w:rFonts w:ascii="Arial" w:cs="Arial" w:eastAsia="Arial" w:hAnsi="Arial"/>
@@ -14993,7 +14993,7 @@
             <w:pPr>
               <w:spacing w:after="20" w:before="0"/>
             </w:pPr>
-            <w:hyperlink w:history="1" r:id="rIdzhiqn97rp39fhkhvxbx74">
+            <w:hyperlink w:history="1" r:id="rIdcv7jmb4mypobomffaehpm">
               <w:r>
                 <w:rPr>
                   <w:rFonts w:ascii="Arial" w:cs="Arial" w:eastAsia="Arial" w:hAnsi="Arial"/>
@@ -15026,7 +15026,7 @@
               <w:spacing w:after="10" w:before="0"/>
               <w:ind w:left="120"/>
             </w:pPr>
-            <w:hyperlink w:history="1" r:id="rId_vyuuuuud9_f9j6fbh3j-">
+            <w:hyperlink w:history="1" r:id="rIdtjpmjxpysf2s3cajz9ode">
               <w:r>
                 <w:rPr>
                   <w:rFonts w:ascii="Arial" w:cs="Arial" w:eastAsia="Arial" w:hAnsi="Arial"/>
@@ -15221,7 +15221,7 @@
             <w:pPr>
               <w:spacing w:after="20" w:before="0"/>
             </w:pPr>
-            <w:hyperlink w:history="1" r:id="rIdkyql5qn8a5k5jrzv3ju-g">
+            <w:hyperlink w:history="1" r:id="rIdyu-eh_j0k9uxvyfz74yyv">
               <w:r>
                 <w:rPr>
                   <w:rFonts w:ascii="Arial" w:cs="Arial" w:eastAsia="Arial" w:hAnsi="Arial"/>
@@ -15254,7 +15254,7 @@
               <w:spacing w:after="10" w:before="0"/>
               <w:ind w:left="120"/>
             </w:pPr>
-            <w:hyperlink w:history="1" r:id="rIdzynn1mi1zhdtci7alimak">
+            <w:hyperlink w:history="1" r:id="rIdwwvsyj0_slwbcqmjndiio">
               <w:r>
                 <w:rPr>
                   <w:rFonts w:ascii="Arial" w:cs="Arial" w:eastAsia="Arial" w:hAnsi="Arial"/>
@@ -15299,7 +15299,7 @@
             <w:pPr>
               <w:spacing w:after="20" w:before="0"/>
             </w:pPr>
-            <w:hyperlink w:history="1" r:id="rIdz8k7l42dnu6p5to3wrz1t">
+            <w:hyperlink w:history="1" r:id="rIdypnqmvr5ijrcqgq33vjtw">
               <w:r>
                 <w:rPr>
                   <w:rFonts w:ascii="Arial" w:cs="Arial" w:eastAsia="Arial" w:hAnsi="Arial"/>
@@ -15332,7 +15332,7 @@
               <w:spacing w:after="10" w:before="0"/>
               <w:ind w:left="120"/>
             </w:pPr>
-            <w:hyperlink w:history="1" r:id="rIdykt0yg7qwfwrn9borvbfr">
+            <w:hyperlink w:history="1" r:id="rIdenygqzduaicjjoft5oiqq">
               <w:r>
                 <w:rPr>
                   <w:rFonts w:ascii="Arial" w:cs="Arial" w:eastAsia="Arial" w:hAnsi="Arial"/>
@@ -15527,7 +15527,7 @@
             <w:pPr>
               <w:spacing w:after="20" w:before="0"/>
             </w:pPr>
-            <w:hyperlink w:history="1" r:id="rIdmemcgayclnfbyw8c-sqax">
+            <w:hyperlink w:history="1" r:id="rIdxzfyybak4sqgj2e0defcz">
               <w:r>
                 <w:rPr>
                   <w:rFonts w:ascii="Arial" w:cs="Arial" w:eastAsia="Arial" w:hAnsi="Arial"/>
@@ -15560,7 +15560,7 @@
               <w:spacing w:after="10" w:before="0"/>
               <w:ind w:left="120"/>
             </w:pPr>
-            <w:hyperlink w:history="1" r:id="rIdokeros8cn5jiya-0ghvic">
+            <w:hyperlink w:history="1" r:id="rIdij1_fcuhcql4e9akafmv-">
               <w:r>
                 <w:rPr>
                   <w:rFonts w:ascii="Arial" w:cs="Arial" w:eastAsia="Arial" w:hAnsi="Arial"/>
@@ -15605,7 +15605,7 @@
             <w:pPr>
               <w:spacing w:after="20" w:before="0"/>
             </w:pPr>
-            <w:hyperlink w:history="1" r:id="rIdnvg0um4tvngm0ixe9wbjy">
+            <w:hyperlink w:history="1" r:id="rId3ii7vuxwpwsqvaea_zas8">
               <w:r>
                 <w:rPr>
                   <w:rFonts w:ascii="Arial" w:cs="Arial" w:eastAsia="Arial" w:hAnsi="Arial"/>
@@ -15638,7 +15638,7 @@
               <w:spacing w:after="10" w:before="0"/>
               <w:ind w:left="120"/>
             </w:pPr>
-            <w:hyperlink w:history="1" r:id="rIdbfr9neeayko3oxb5xm6il">
+            <w:hyperlink w:history="1" r:id="rIdojb8ychh7302tukkparmk">
               <w:r>
                 <w:rPr>
                   <w:rFonts w:ascii="Arial" w:cs="Arial" w:eastAsia="Arial" w:hAnsi="Arial"/>
@@ -15833,7 +15833,7 @@
             <w:pPr>
               <w:spacing w:after="20" w:before="0"/>
             </w:pPr>
-            <w:hyperlink w:history="1" r:id="rIdlqousz-r22etvhgt3cl8b">
+            <w:hyperlink w:history="1" r:id="rId1zbh5rvwjm5brz0vkrgcd">
               <w:r>
                 <w:rPr>
                   <w:rFonts w:ascii="Arial" w:cs="Arial" w:eastAsia="Arial" w:hAnsi="Arial"/>
@@ -15866,7 +15866,7 @@
               <w:spacing w:after="10" w:before="0"/>
               <w:ind w:left="120"/>
             </w:pPr>
-            <w:hyperlink w:history="1" r:id="rId1c1n74szsyae85uazff1t">
+            <w:hyperlink w:history="1" r:id="rIdt_2fn16caa-eyqposfidi">
               <w:r>
                 <w:rPr>
                   <w:rFonts w:ascii="Arial" w:cs="Arial" w:eastAsia="Arial" w:hAnsi="Arial"/>
@@ -15911,7 +15911,7 @@
             <w:pPr>
               <w:spacing w:after="20" w:before="0"/>
             </w:pPr>
-            <w:hyperlink w:history="1" r:id="rIdyzc-fojqwuj3dwj2dkjbt">
+            <w:hyperlink w:history="1" r:id="rId4ft6tzumtx7yvez5baqef">
               <w:r>
                 <w:rPr>
                   <w:rFonts w:ascii="Arial" w:cs="Arial" w:eastAsia="Arial" w:hAnsi="Arial"/>
@@ -15944,7 +15944,7 @@
               <w:spacing w:after="10" w:before="0"/>
               <w:ind w:left="120"/>
             </w:pPr>
-            <w:hyperlink w:history="1" r:id="rIdbvc26xfeaqnboajfpnvfg">
+            <w:hyperlink w:history="1" r:id="rIdixugwcmscgu3txvdcjya-">
               <w:r>
                 <w:rPr>
                   <w:rFonts w:ascii="Arial" w:cs="Arial" w:eastAsia="Arial" w:hAnsi="Arial"/>
@@ -17526,7 +17526,7 @@
             <w:pPr>
               <w:spacing w:after="20" w:before="0"/>
             </w:pPr>
-            <w:hyperlink w:history="1" r:id="rIdwlfhddmqq0pebat1rqui9">
+            <w:hyperlink w:history="1" r:id="rIdfb3zvtzlraetxuyc-ohaz">
               <w:r>
                 <w:rPr>
                   <w:rFonts w:ascii="Arial" w:cs="Arial" w:eastAsia="Arial" w:hAnsi="Arial"/>
@@ -17559,7 +17559,7 @@
               <w:spacing w:after="10" w:before="0"/>
               <w:ind w:left="120"/>
             </w:pPr>
-            <w:hyperlink w:history="1" r:id="rIdmtodpliiykpjwojmvz3a9">
+            <w:hyperlink w:history="1" r:id="rIdwow0hxbz38vi4h9ns3sfk">
               <w:r>
                 <w:rPr>
                   <w:rFonts w:ascii="Arial" w:cs="Arial" w:eastAsia="Arial" w:hAnsi="Arial"/>
@@ -17604,7 +17604,7 @@
             <w:pPr>
               <w:spacing w:after="20" w:before="0"/>
             </w:pPr>
-            <w:hyperlink w:history="1" r:id="rId7af9-kbipynbukxf0pd_i">
+            <w:hyperlink w:history="1" r:id="rIdcof1dpc2idpeqspiilwm8">
               <w:r>
                 <w:rPr>
                   <w:rFonts w:ascii="Arial" w:cs="Arial" w:eastAsia="Arial" w:hAnsi="Arial"/>
@@ -17637,7 +17637,7 @@
               <w:spacing w:after="10" w:before="0"/>
               <w:ind w:left="120"/>
             </w:pPr>
-            <w:hyperlink w:history="1" r:id="rIdhgv5nlifyikkeuws2dunc">
+            <w:hyperlink w:history="1" r:id="rIdlrls64ha51o6boo4fhduu">
               <w:r>
                 <w:rPr>
                   <w:rFonts w:ascii="Arial" w:cs="Arial" w:eastAsia="Arial" w:hAnsi="Arial"/>
@@ -17832,7 +17832,7 @@
             <w:pPr>
               <w:spacing w:after="20" w:before="0"/>
             </w:pPr>
-            <w:hyperlink w:history="1" r:id="rId3j7b6cwdqesabqctea32h">
+            <w:hyperlink w:history="1" r:id="rId3xgite6yz9dgkt5cxxwzg">
               <w:r>
                 <w:rPr>
                   <w:rFonts w:ascii="Arial" w:cs="Arial" w:eastAsia="Arial" w:hAnsi="Arial"/>
@@ -17865,7 +17865,7 @@
               <w:spacing w:after="10" w:before="0"/>
               <w:ind w:left="120"/>
             </w:pPr>
-            <w:hyperlink w:history="1" r:id="rIdt_x83pqqrtuvwutjvvxx5">
+            <w:hyperlink w:history="1" r:id="rIdsg0boaipe_mjj11mw5wjp">
               <w:r>
                 <w:rPr>
                   <w:rFonts w:ascii="Arial" w:cs="Arial" w:eastAsia="Arial" w:hAnsi="Arial"/>
@@ -17910,7 +17910,7 @@
             <w:pPr>
               <w:spacing w:after="20" w:before="0"/>
             </w:pPr>
-            <w:hyperlink w:history="1" r:id="rIdk2alw0qwrymakncb3ztnr">
+            <w:hyperlink w:history="1" r:id="rId8ywfw2szk3puv_mszjj2r">
               <w:r>
                 <w:rPr>
                   <w:rFonts w:ascii="Arial" w:cs="Arial" w:eastAsia="Arial" w:hAnsi="Arial"/>
@@ -17943,7 +17943,7 @@
               <w:spacing w:after="10" w:before="0"/>
               <w:ind w:left="120"/>
             </w:pPr>
-            <w:hyperlink w:history="1" r:id="rIdf1edz0h0edmwhctstty0t">
+            <w:hyperlink w:history="1" r:id="rId-zrrn8pzxbhvuule-u0gt">
               <w:r>
                 <w:rPr>
                   <w:rFonts w:ascii="Arial" w:cs="Arial" w:eastAsia="Arial" w:hAnsi="Arial"/>
@@ -18138,7 +18138,7 @@
             <w:pPr>
               <w:spacing w:after="20" w:before="0"/>
             </w:pPr>
-            <w:hyperlink w:history="1" r:id="rIdntk9pzgvfzps-fip3evsl">
+            <w:hyperlink w:history="1" r:id="rIdxc3oli4ell7mshc4ielpu">
               <w:r>
                 <w:rPr>
                   <w:rFonts w:ascii="Arial" w:cs="Arial" w:eastAsia="Arial" w:hAnsi="Arial"/>
@@ -18171,7 +18171,7 @@
               <w:spacing w:after="10" w:before="0"/>
               <w:ind w:left="120"/>
             </w:pPr>
-            <w:hyperlink w:history="1" r:id="rIdbzzdxgtjitsslfpr3j5mt">
+            <w:hyperlink w:history="1" r:id="rIdjy71yjvlhcmingudaxptw">
               <w:r>
                 <w:rPr>
                   <w:rFonts w:ascii="Arial" w:cs="Arial" w:eastAsia="Arial" w:hAnsi="Arial"/>
@@ -18216,7 +18216,7 @@
             <w:pPr>
               <w:spacing w:after="20" w:before="0"/>
             </w:pPr>
-            <w:hyperlink w:history="1" r:id="rIdbnitgvby9bzklyqpremta">
+            <w:hyperlink w:history="1" r:id="rId8ztsznsezq3isb4eja8dk">
               <w:r>
                 <w:rPr>
                   <w:rFonts w:ascii="Arial" w:cs="Arial" w:eastAsia="Arial" w:hAnsi="Arial"/>
@@ -18249,7 +18249,7 @@
               <w:spacing w:after="10" w:before="0"/>
               <w:ind w:left="120"/>
             </w:pPr>
-            <w:hyperlink w:history="1" r:id="rIdlbjsrxzr2g_ezfghm20xf">
+            <w:hyperlink w:history="1" r:id="rIdphdzdalsfskfj05sjtyjt">
               <w:r>
                 <w:rPr>
                   <w:rFonts w:ascii="Arial" w:cs="Arial" w:eastAsia="Arial" w:hAnsi="Arial"/>
@@ -18444,7 +18444,7 @@
             <w:pPr>
               <w:spacing w:after="20" w:before="0"/>
             </w:pPr>
-            <w:hyperlink w:history="1" r:id="rIdyojdglinb7mxgikvui0ok">
+            <w:hyperlink w:history="1" r:id="rIdljwvgunkipee7hjyueha9">
               <w:r>
                 <w:rPr>
                   <w:rFonts w:ascii="Arial" w:cs="Arial" w:eastAsia="Arial" w:hAnsi="Arial"/>
@@ -18477,7 +18477,7 @@
               <w:spacing w:after="10" w:before="0"/>
               <w:ind w:left="120"/>
             </w:pPr>
-            <w:hyperlink w:history="1" r:id="rId5camsfsjdmlxzvnsjgasq">
+            <w:hyperlink w:history="1" r:id="rIdjc4mhbmyykecakw3ptcyh">
               <w:r>
                 <w:rPr>
                   <w:rFonts w:ascii="Arial" w:cs="Arial" w:eastAsia="Arial" w:hAnsi="Arial"/>
@@ -18522,7 +18522,7 @@
             <w:pPr>
               <w:spacing w:after="20" w:before="0"/>
             </w:pPr>
-            <w:hyperlink w:history="1" r:id="rIdwlcn-6jwqreqqnu5czay5">
+            <w:hyperlink w:history="1" r:id="rIdk0nfiqnddg_qdyzc0azty">
               <w:r>
                 <w:rPr>
                   <w:rFonts w:ascii="Arial" w:cs="Arial" w:eastAsia="Arial" w:hAnsi="Arial"/>
@@ -18555,7 +18555,7 @@
               <w:spacing w:after="10" w:before="0"/>
               <w:ind w:left="120"/>
             </w:pPr>
-            <w:hyperlink w:history="1" r:id="rIdaxemrhbr32bkasijsg0pa">
+            <w:hyperlink w:history="1" r:id="rId0rcijisdac3i4jsfea2hl">
               <w:r>
                 <w:rPr>
                   <w:rFonts w:ascii="Arial" w:cs="Arial" w:eastAsia="Arial" w:hAnsi="Arial"/>
@@ -18750,7 +18750,7 @@
             <w:pPr>
               <w:spacing w:after="20" w:before="0"/>
             </w:pPr>
-            <w:hyperlink w:history="1" r:id="rIdxemzu3ulagtvhvjmqzrbr">
+            <w:hyperlink w:history="1" r:id="rIdn_av7maawdph_9oteiqam">
               <w:r>
                 <w:rPr>
                   <w:rFonts w:ascii="Arial" w:cs="Arial" w:eastAsia="Arial" w:hAnsi="Arial"/>
@@ -18783,7 +18783,7 @@
               <w:spacing w:after="10" w:before="0"/>
               <w:ind w:left="120"/>
             </w:pPr>
-            <w:hyperlink w:history="1" r:id="rIdxg21megmkknw8sv-opg-m">
+            <w:hyperlink w:history="1" r:id="rIducnub4z4gef0wxl1ubap-">
               <w:r>
                 <w:rPr>
                   <w:rFonts w:ascii="Arial" w:cs="Arial" w:eastAsia="Arial" w:hAnsi="Arial"/>
@@ -18828,7 +18828,7 @@
             <w:pPr>
               <w:spacing w:after="20" w:before="0"/>
             </w:pPr>
-            <w:hyperlink w:history="1" r:id="rIdoifzede-nmmnxlo4w7f4f">
+            <w:hyperlink w:history="1" r:id="rIdisiyv0izrpofxpq9iebpa">
               <w:r>
                 <w:rPr>
                   <w:rFonts w:ascii="Arial" w:cs="Arial" w:eastAsia="Arial" w:hAnsi="Arial"/>
@@ -18861,7 +18861,7 @@
               <w:spacing w:after="10" w:before="0"/>
               <w:ind w:left="120"/>
             </w:pPr>
-            <w:hyperlink w:history="1" r:id="rId_iai1u_svnztu1crxtdxe">
+            <w:hyperlink w:history="1" r:id="rIddcy3dzlmsayefweqi_dvi">
               <w:r>
                 <w:rPr>
                   <w:rFonts w:ascii="Arial" w:cs="Arial" w:eastAsia="Arial" w:hAnsi="Arial"/>
@@ -20443,7 +20443,7 @@
             <w:pPr>
               <w:spacing w:after="20" w:before="0"/>
             </w:pPr>
-            <w:hyperlink w:history="1" r:id="rIdyjob2pfrnhayv8l9qqwas">
+            <w:hyperlink w:history="1" r:id="rIdiogljjeenwdhzvcuex5sq">
               <w:r>
                 <w:rPr>
                   <w:rFonts w:ascii="Arial" w:cs="Arial" w:eastAsia="Arial" w:hAnsi="Arial"/>
@@ -20476,7 +20476,7 @@
               <w:spacing w:after="10" w:before="0"/>
               <w:ind w:left="120"/>
             </w:pPr>
-            <w:hyperlink w:history="1" r:id="rIdfobmwpznaasiimozsmjya">
+            <w:hyperlink w:history="1" r:id="rIde9l9opcaj3j7iwubsatnd">
               <w:r>
                 <w:rPr>
                   <w:rFonts w:ascii="Arial" w:cs="Arial" w:eastAsia="Arial" w:hAnsi="Arial"/>
@@ -20521,7 +20521,7 @@
             <w:pPr>
               <w:spacing w:after="20" w:before="0"/>
             </w:pPr>
-            <w:hyperlink w:history="1" r:id="rIdpyfhkzsyowbarbgumu77y">
+            <w:hyperlink w:history="1" r:id="rIdde40y_j3rmbdsfctphbcc">
               <w:r>
                 <w:rPr>
                   <w:rFonts w:ascii="Arial" w:cs="Arial" w:eastAsia="Arial" w:hAnsi="Arial"/>
@@ -20554,7 +20554,7 @@
               <w:spacing w:after="10" w:before="0"/>
               <w:ind w:left="120"/>
             </w:pPr>
-            <w:hyperlink w:history="1" r:id="rIdtkwrjpg_r2j4wyamyow3q">
+            <w:hyperlink w:history="1" r:id="rId5kmndlgs8vcrhg5i8gafd">
               <w:r>
                 <w:rPr>
                   <w:rFonts w:ascii="Arial" w:cs="Arial" w:eastAsia="Arial" w:hAnsi="Arial"/>
@@ -20749,7 +20749,7 @@
             <w:pPr>
               <w:spacing w:after="20" w:before="0"/>
             </w:pPr>
-            <w:hyperlink w:history="1" r:id="rId2hyygxo0oyb4xecve02yu">
+            <w:hyperlink w:history="1" r:id="rIdnyyr79tgyx28rvvqqk0fk">
               <w:r>
                 <w:rPr>
                   <w:rFonts w:ascii="Arial" w:cs="Arial" w:eastAsia="Arial" w:hAnsi="Arial"/>
@@ -20782,7 +20782,7 @@
               <w:spacing w:after="10" w:before="0"/>
               <w:ind w:left="120"/>
             </w:pPr>
-            <w:hyperlink w:history="1" r:id="rIdyz1-xdzpqzkqeq0vmvzul">
+            <w:hyperlink w:history="1" r:id="rIduunk1eyfowckyv7myep9q">
               <w:r>
                 <w:rPr>
                   <w:rFonts w:ascii="Arial" w:cs="Arial" w:eastAsia="Arial" w:hAnsi="Arial"/>
@@ -20827,7 +20827,7 @@
             <w:pPr>
               <w:spacing w:after="20" w:before="0"/>
             </w:pPr>
-            <w:hyperlink w:history="1" r:id="rIdjlwjssn3-cwacp1fi3jcf">
+            <w:hyperlink w:history="1" r:id="rIdhg64jqa22svm53ycizbtb">
               <w:r>
                 <w:rPr>
                   <w:rFonts w:ascii="Arial" w:cs="Arial" w:eastAsia="Arial" w:hAnsi="Arial"/>
@@ -20860,7 +20860,7 @@
               <w:spacing w:after="10" w:before="0"/>
               <w:ind w:left="120"/>
             </w:pPr>
-            <w:hyperlink w:history="1" r:id="rId4un34ycrr2b65aieubbiy">
+            <w:hyperlink w:history="1" r:id="rIdudawvhr0fkx8mq5_5pcie">
               <w:r>
                 <w:rPr>
                   <w:rFonts w:ascii="Arial" w:cs="Arial" w:eastAsia="Arial" w:hAnsi="Arial"/>
@@ -21055,7 +21055,7 @@
             <w:pPr>
               <w:spacing w:after="20" w:before="0"/>
             </w:pPr>
-            <w:hyperlink w:history="1" r:id="rIdpy6p4x2dqqxefko1h8awx">
+            <w:hyperlink w:history="1" r:id="rIdex1cunhgeb51e4ogaqhjh">
               <w:r>
                 <w:rPr>
                   <w:rFonts w:ascii="Arial" w:cs="Arial" w:eastAsia="Arial" w:hAnsi="Arial"/>
@@ -21088,7 +21088,7 @@
               <w:spacing w:after="10" w:before="0"/>
               <w:ind w:left="120"/>
             </w:pPr>
-            <w:hyperlink w:history="1" r:id="rIdt_s7ugi0pi4vn9lyguyss">
+            <w:hyperlink w:history="1" r:id="rIdysp84w70kflokkaqdjmmf">
               <w:r>
                 <w:rPr>
                   <w:rFonts w:ascii="Arial" w:cs="Arial" w:eastAsia="Arial" w:hAnsi="Arial"/>
@@ -21133,7 +21133,7 @@
             <w:pPr>
               <w:spacing w:after="20" w:before="0"/>
             </w:pPr>
-            <w:hyperlink w:history="1" r:id="rIdfczzbddsjvekwjypmmrk3">
+            <w:hyperlink w:history="1" r:id="rIdlsq6ivwdcuv7zy5mhxdjg">
               <w:r>
                 <w:rPr>
                   <w:rFonts w:ascii="Arial" w:cs="Arial" w:eastAsia="Arial" w:hAnsi="Arial"/>
@@ -21166,7 +21166,7 @@
               <w:spacing w:after="10" w:before="0"/>
               <w:ind w:left="120"/>
             </w:pPr>
-            <w:hyperlink w:history="1" r:id="rIddkbtxnw8ajqozstcttfbj">
+            <w:hyperlink w:history="1" r:id="rIdqesch7zy7ls9sudauvhnq">
               <w:r>
                 <w:rPr>
                   <w:rFonts w:ascii="Arial" w:cs="Arial" w:eastAsia="Arial" w:hAnsi="Arial"/>
@@ -21361,7 +21361,7 @@
             <w:pPr>
               <w:spacing w:after="20" w:before="0"/>
             </w:pPr>
-            <w:hyperlink w:history="1" r:id="rIdtbo8emhctk4acjoljp_dh">
+            <w:hyperlink w:history="1" r:id="rIdp_ddej3mcn4-bwzl1a84k">
               <w:r>
                 <w:rPr>
                   <w:rFonts w:ascii="Arial" w:cs="Arial" w:eastAsia="Arial" w:hAnsi="Arial"/>
@@ -21394,7 +21394,7 @@
               <w:spacing w:after="10" w:before="0"/>
               <w:ind w:left="120"/>
             </w:pPr>
-            <w:hyperlink w:history="1" r:id="rIdygcowlck2uy5nxfalehry">
+            <w:hyperlink w:history="1" r:id="rIdyra9b-z67io4wyowwawkq">
               <w:r>
                 <w:rPr>
                   <w:rFonts w:ascii="Arial" w:cs="Arial" w:eastAsia="Arial" w:hAnsi="Arial"/>
@@ -21439,7 +21439,7 @@
             <w:pPr>
               <w:spacing w:after="20" w:before="0"/>
             </w:pPr>
-            <w:hyperlink w:history="1" r:id="rIdplqem2tsaklz23xvo2kkz">
+            <w:hyperlink w:history="1" r:id="rId3geouelrv8wpl-gdgemzv">
               <w:r>
                 <w:rPr>
                   <w:rFonts w:ascii="Arial" w:cs="Arial" w:eastAsia="Arial" w:hAnsi="Arial"/>
@@ -21472,7 +21472,7 @@
               <w:spacing w:after="10" w:before="0"/>
               <w:ind w:left="120"/>
             </w:pPr>
-            <w:hyperlink w:history="1" r:id="rId-p0i2ohec3eay_vif2-o5">
+            <w:hyperlink w:history="1" r:id="rIdv1clfnnoefjfyshcuz-bh">
               <w:r>
                 <w:rPr>
                   <w:rFonts w:ascii="Arial" w:cs="Arial" w:eastAsia="Arial" w:hAnsi="Arial"/>
@@ -21667,7 +21667,7 @@
             <w:pPr>
               <w:spacing w:after="20" w:before="0"/>
             </w:pPr>
-            <w:hyperlink w:history="1" r:id="rIdmkhyobeughng4g1nhtz9v">
+            <w:hyperlink w:history="1" r:id="rIdqvusqmwrpmk07ly631qr0">
               <w:r>
                 <w:rPr>
                   <w:rFonts w:ascii="Arial" w:cs="Arial" w:eastAsia="Arial" w:hAnsi="Arial"/>
@@ -21700,7 +21700,7 @@
               <w:spacing w:after="10" w:before="0"/>
               <w:ind w:left="120"/>
             </w:pPr>
-            <w:hyperlink w:history="1" r:id="rIdvyh4kdq19-ocfvu3fdoju">
+            <w:hyperlink w:history="1" r:id="rIdurp7k8_cjmbtuzbfuuxhi">
               <w:r>
                 <w:rPr>
                   <w:rFonts w:ascii="Arial" w:cs="Arial" w:eastAsia="Arial" w:hAnsi="Arial"/>
@@ -21745,7 +21745,7 @@
             <w:pPr>
               <w:spacing w:after="20" w:before="0"/>
             </w:pPr>
-            <w:hyperlink w:history="1" r:id="rIdyjzhujhgh2_rsaag7m7-w">
+            <w:hyperlink w:history="1" r:id="rIdvkmy0fdpoup4jiecjwip3">
               <w:r>
                 <w:rPr>
                   <w:rFonts w:ascii="Arial" w:cs="Arial" w:eastAsia="Arial" w:hAnsi="Arial"/>
@@ -21778,7 +21778,7 @@
               <w:spacing w:after="10" w:before="0"/>
               <w:ind w:left="120"/>
             </w:pPr>
-            <w:hyperlink w:history="1" r:id="rIdzcihr1_6ftyz5jnhcz1hu">
+            <w:hyperlink w:history="1" r:id="rIds7hpfdrvfudfite3j7sxf">
               <w:r>
                 <w:rPr>
                   <w:rFonts w:ascii="Arial" w:cs="Arial" w:eastAsia="Arial" w:hAnsi="Arial"/>
@@ -23265,7 +23265,7 @@
             <w:pPr>
               <w:spacing w:after="20" w:before="0"/>
             </w:pPr>
-            <w:hyperlink w:history="1" r:id="rIdklvhsp7sims57oouyz-es">
+            <w:hyperlink w:history="1" r:id="rId2lm8orck9_rxwzoj_fsav">
               <w:r>
                 <w:rPr>
                   <w:rFonts w:ascii="Arial" w:cs="Arial" w:eastAsia="Arial" w:hAnsi="Arial"/>
@@ -23298,7 +23298,7 @@
               <w:spacing w:after="10" w:before="0"/>
               <w:ind w:left="120"/>
             </w:pPr>
-            <w:hyperlink w:history="1" r:id="rId_kqgsw5u9-m_iy6nrp4qa">
+            <w:hyperlink w:history="1" r:id="rId0k-3wqsrk9zz88wbmqe_j">
               <w:r>
                 <w:rPr>
                   <w:rFonts w:ascii="Arial" w:cs="Arial" w:eastAsia="Arial" w:hAnsi="Arial"/>
@@ -23343,7 +23343,7 @@
             <w:pPr>
               <w:spacing w:after="20" w:before="0"/>
             </w:pPr>
-            <w:hyperlink w:history="1" r:id="rIdkprr-_m0a5k2wylzbk-id">
+            <w:hyperlink w:history="1" r:id="rIdl_qg8z4ehi6jnvn9ymqhc">
               <w:r>
                 <w:rPr>
                   <w:rFonts w:ascii="Arial" w:cs="Arial" w:eastAsia="Arial" w:hAnsi="Arial"/>
@@ -23376,7 +23376,7 @@
               <w:spacing w:after="10" w:before="0"/>
               <w:ind w:left="120"/>
             </w:pPr>
-            <w:hyperlink w:history="1" r:id="rIdg8ktq8y_lc4xxots6gry0">
+            <w:hyperlink w:history="1" r:id="rIduwnbyfkctlpze2hu3_ask">
               <w:r>
                 <w:rPr>
                   <w:rFonts w:ascii="Arial" w:cs="Arial" w:eastAsia="Arial" w:hAnsi="Arial"/>
@@ -23571,7 +23571,7 @@
             <w:pPr>
               <w:spacing w:after="20" w:before="0"/>
             </w:pPr>
-            <w:hyperlink w:history="1" r:id="rIdtq72rdg-havbr66eqmllk">
+            <w:hyperlink w:history="1" r:id="rIduhjma7webwlcqy2p9b-ar">
               <w:r>
                 <w:rPr>
                   <w:rFonts w:ascii="Arial" w:cs="Arial" w:eastAsia="Arial" w:hAnsi="Arial"/>
@@ -23604,7 +23604,7 @@
               <w:spacing w:after="10" w:before="0"/>
               <w:ind w:left="120"/>
             </w:pPr>
-            <w:hyperlink w:history="1" r:id="rIdaaiibscpbgubjhjkxkjxb">
+            <w:hyperlink w:history="1" r:id="rIdqhavpwq6xsqwtgmjnud6g">
               <w:r>
                 <w:rPr>
                   <w:rFonts w:ascii="Arial" w:cs="Arial" w:eastAsia="Arial" w:hAnsi="Arial"/>
@@ -23649,7 +23649,7 @@
             <w:pPr>
               <w:spacing w:after="20" w:before="0"/>
             </w:pPr>
-            <w:hyperlink w:history="1" r:id="rIdkqsphivxbft4__pa9nixx">
+            <w:hyperlink w:history="1" r:id="rIdb7o5y9mxzm7n_lf6sewa-">
               <w:r>
                 <w:rPr>
                   <w:rFonts w:ascii="Arial" w:cs="Arial" w:eastAsia="Arial" w:hAnsi="Arial"/>
@@ -23682,7 +23682,7 @@
               <w:spacing w:after="10" w:before="0"/>
               <w:ind w:left="120"/>
             </w:pPr>
-            <w:hyperlink w:history="1" r:id="rIdu7tjz5b-ef6zlzvgyatcc">
+            <w:hyperlink w:history="1" r:id="rIdysw_abzve39ne1anu7bqu">
               <w:r>
                 <w:rPr>
                   <w:rFonts w:ascii="Arial" w:cs="Arial" w:eastAsia="Arial" w:hAnsi="Arial"/>
@@ -23877,7 +23877,7 @@
             <w:pPr>
               <w:spacing w:after="20" w:before="0"/>
             </w:pPr>
-            <w:hyperlink w:history="1" r:id="rIdxve2oe6kwng-e7pkf_fx4">
+            <w:hyperlink w:history="1" r:id="rIdnlonz3uuhk_wm4sqytre-">
               <w:r>
                 <w:rPr>
                   <w:rFonts w:ascii="Arial" w:cs="Arial" w:eastAsia="Arial" w:hAnsi="Arial"/>
@@ -23910,7 +23910,7 @@
               <w:spacing w:after="10" w:before="0"/>
               <w:ind w:left="120"/>
             </w:pPr>
-            <w:hyperlink w:history="1" r:id="rIdux-p4jhtcahbxsndkcchc">
+            <w:hyperlink w:history="1" r:id="rId1ownlmaqezf1_coepqcgc">
               <w:r>
                 <w:rPr>
                   <w:rFonts w:ascii="Arial" w:cs="Arial" w:eastAsia="Arial" w:hAnsi="Arial"/>
@@ -23955,7 +23955,7 @@
             <w:pPr>
               <w:spacing w:after="20" w:before="0"/>
             </w:pPr>
-            <w:hyperlink w:history="1" r:id="rIdbodqr58xsrrrz_uprmvtm">
+            <w:hyperlink w:history="1" r:id="rIdpuxvwxilicupfnuudp8rc">
               <w:r>
                 <w:rPr>
                   <w:rFonts w:ascii="Arial" w:cs="Arial" w:eastAsia="Arial" w:hAnsi="Arial"/>
@@ -23988,7 +23988,7 @@
               <w:spacing w:after="10" w:before="0"/>
               <w:ind w:left="120"/>
             </w:pPr>
-            <w:hyperlink w:history="1" r:id="rIdskfo9lpz0ctvq8wrp8v5m">
+            <w:hyperlink w:history="1" r:id="rIdecewntpoa4kz6j22gelmx">
               <w:r>
                 <w:rPr>
                   <w:rFonts w:ascii="Arial" w:cs="Arial" w:eastAsia="Arial" w:hAnsi="Arial"/>
@@ -24183,7 +24183,7 @@
             <w:pPr>
               <w:spacing w:after="20" w:before="0"/>
             </w:pPr>
-            <w:hyperlink w:history="1" r:id="rIdnmzvunlnsokr23szw-fnj">
+            <w:hyperlink w:history="1" r:id="rId16okuu8lt0db0gyiyw4rd">
               <w:r>
                 <w:rPr>
                   <w:rFonts w:ascii="Arial" w:cs="Arial" w:eastAsia="Arial" w:hAnsi="Arial"/>
@@ -24216,7 +24216,7 @@
               <w:spacing w:after="10" w:before="0"/>
               <w:ind w:left="120"/>
             </w:pPr>
-            <w:hyperlink w:history="1" r:id="rIdglvfpj5bngfkly6xovesg">
+            <w:hyperlink w:history="1" r:id="rIdfhx4udmtcd-ibam5fqxya">
               <w:r>
                 <w:rPr>
                   <w:rFonts w:ascii="Arial" w:cs="Arial" w:eastAsia="Arial" w:hAnsi="Arial"/>
@@ -24261,7 +24261,7 @@
             <w:pPr>
               <w:spacing w:after="20" w:before="0"/>
             </w:pPr>
-            <w:hyperlink w:history="1" r:id="rIdj-owgeis3errwxq97hvnt">
+            <w:hyperlink w:history="1" r:id="rIdbmowwov25epjcbia47l5a">
               <w:r>
                 <w:rPr>
                   <w:rFonts w:ascii="Arial" w:cs="Arial" w:eastAsia="Arial" w:hAnsi="Arial"/>
@@ -24294,7 +24294,7 @@
               <w:spacing w:after="10" w:before="0"/>
               <w:ind w:left="120"/>
             </w:pPr>
-            <w:hyperlink w:history="1" r:id="rIdpdf1dtrkh2fvdxarby4m9">
+            <w:hyperlink w:history="1" r:id="rIdagdqvuzqbnouymhq4iyz4">
               <w:r>
                 <w:rPr>
                   <w:rFonts w:ascii="Arial" w:cs="Arial" w:eastAsia="Arial" w:hAnsi="Arial"/>
@@ -24489,7 +24489,7 @@
             <w:pPr>
               <w:spacing w:after="20" w:before="0"/>
             </w:pPr>
-            <w:hyperlink w:history="1" r:id="rIdwbrgzw-oein_aw1imwjtq">
+            <w:hyperlink w:history="1" r:id="rIdkxtnpfkqgiahv-mmt3n-h">
               <w:r>
                 <w:rPr>
                   <w:rFonts w:ascii="Arial" w:cs="Arial" w:eastAsia="Arial" w:hAnsi="Arial"/>
@@ -24522,7 +24522,7 @@
               <w:spacing w:after="10" w:before="0"/>
               <w:ind w:left="120"/>
             </w:pPr>
-            <w:hyperlink w:history="1" r:id="rIdfu8-1hxraol52wb7k7xs4">
+            <w:hyperlink w:history="1" r:id="rId4juubo_vum2ywjjzpfmri">
               <w:r>
                 <w:rPr>
                   <w:rFonts w:ascii="Arial" w:cs="Arial" w:eastAsia="Arial" w:hAnsi="Arial"/>
@@ -24567,7 +24567,7 @@
             <w:pPr>
               <w:spacing w:after="20" w:before="0"/>
             </w:pPr>
-            <w:hyperlink w:history="1" r:id="rId_hcgq9ub7ah-bfpspg192">
+            <w:hyperlink w:history="1" r:id="rIdenbpadidipp_zf3itd7n1">
               <w:r>
                 <w:rPr>
                   <w:rFonts w:ascii="Arial" w:cs="Arial" w:eastAsia="Arial" w:hAnsi="Arial"/>
@@ -24600,7 +24600,7 @@
               <w:spacing w:after="10" w:before="0"/>
               <w:ind w:left="120"/>
             </w:pPr>
-            <w:hyperlink w:history="1" r:id="rIdnfyimoiefyzyvicsrppkn">
+            <w:hyperlink w:history="1" r:id="rIdqqdiaizmv8gewlqia6imz">
               <w:r>
                 <w:rPr>
                   <w:rFonts w:ascii="Arial" w:cs="Arial" w:eastAsia="Arial" w:hAnsi="Arial"/>
